--- a/09-通信电路/04-有线通信接口电路/RS422接口电路/RS422接口电路.docx
+++ b/09-通信电路/04-有线通信接口电路/RS422接口电路/RS422接口电路.docx
@@ -2289,6 +2289,20 @@
     </w:p>
     <w:bookmarkEnd w:id="26"/>
     <w:bookmarkEnd w:id="27"/>
+    <w:p>
+      <w:pPr>
+        <w:spacing w:before="360"/>
+        <w:jc w:val="center"/>
+      </w:pPr>
+      <w:r>
+        <w:rPr>
+          <w:rFonts w:ascii="Times New Roman" w:hAnsi="Times New Roman"/>
+          <w:color w:val="555555"/>
+          <w:sz w:val="21"/>
+        </w:rPr>
+        <w:t>材料收集者：杜文杰</w:t>
+      </w:r>
+    </w:p>
     <w:sectPr>
       <w:headerReference r:id="rId9" w:type="default"/>
       <w:footerReference r:id="rId10" w:type="default"/>

--- a/09-通信电路/04-有线通信接口电路/RS422接口电路/RS422接口电路.docx
+++ b/09-通信电路/04-有线通信接口电路/RS422接口电路/RS422接口电路.docx
@@ -1,6 +1,6 @@
 
 <file path=word/document.xml><?xml version="1.0" encoding="utf-8"?>
-<w:document xmlns:w="http://schemas.openxmlformats.org/wordprocessingml/2006/main" xmlns:m="http://schemas.openxmlformats.org/officeDocument/2006/math" xmlns:r="http://schemas.openxmlformats.org/officeDocument/2006/relationships" xmlns:o="urn:schemas-microsoft-com:office:office" xmlns:v="urn:schemas-microsoft-com:vml" xmlns:w10="urn:schemas-microsoft-com:office:word" xmlns:a="http://schemas.openxmlformats.org/drawingml/2006/main" xmlns:pic="http://schemas.openxmlformats.org/drawingml/2006/picture" xmlns:wp="http://schemas.openxmlformats.org/drawingml/2006/wordprocessingDrawing">
+<w:document xmlns:m="http://schemas.openxmlformats.org/officeDocument/2006/math" xmlns:r="http://schemas.openxmlformats.org/officeDocument/2006/relationships" xmlns:w="http://schemas.openxmlformats.org/wordprocessingml/2006/main" xmlns:o="urn:schemas-microsoft-com:office:office" xmlns:v="urn:schemas-microsoft-com:vml" xmlns:w10="urn:schemas-microsoft-com:office:word" xmlns:a="http://schemas.openxmlformats.org/drawingml/2006/main" xmlns:pic="http://schemas.openxmlformats.org/drawingml/2006/picture" xmlns:wp="http://schemas.openxmlformats.org/drawingml/2006/wordprocessingDrawing">
   <w:body>
     <w:bookmarkStart w:id="27" w:name="rs422-接口电路"/>
     <w:p>
@@ -8,11 +8,14 @@
         <w:pStyle w:val="Heading1"/>
       </w:pPr>
       <w:r>
+        <w:rPr>
+          <w:rFonts w:eastAsia="黑体"/>
+        </w:rPr>
         <w:t xml:space="preserve">RS422 </w:t>
       </w:r>
       <w:r>
         <w:rPr>
-          <w:rFonts w:hint="eastAsia"/>
+          <w:rFonts w:hint="eastAsia" w:eastAsia="黑体"/>
         </w:rPr>
         <w:t xml:space="preserve">接口电路</w:t>
       </w:r>
@@ -24,7 +27,7 @@
       </w:pPr>
       <w:r>
         <w:rPr>
-          <w:rFonts w:hint="eastAsia"/>
+          <w:rFonts w:hint="eastAsia" w:eastAsia="黑体"/>
         </w:rPr>
         <w:t xml:space="preserve">拓扑描述</w:t>
       </w:r>
@@ -35,16 +38,19 @@
       </w:pPr>
       <w:r>
         <w:rPr>
-          <w:rFonts w:hint="eastAsia"/>
+          <w:rFonts w:hint="eastAsia" w:eastAsia="黑体"/>
         </w:rPr>
         <w:t xml:space="preserve">由</w:t>
       </w:r>
       <w:r>
+        <w:rPr>
+          <w:rFonts w:eastAsia="黑体"/>
+        </w:rPr>
         <w:t xml:space="preserve"> </w:t>
       </w:r>
       <w:r>
         <w:rPr>
-          <w:rFonts w:hint="eastAsia"/>
+          <w:rFonts w:hint="eastAsia" w:eastAsia="黑体"/>
           <w:b/>
           <w:bCs/>
         </w:rPr>
@@ -52,6 +58,7 @@
       </w:r>
       <w:r>
         <w:rPr>
+          <w:rFonts w:eastAsia="黑体"/>
           <w:b/>
           <w:bCs/>
         </w:rPr>
@@ -59,7 +66,7 @@
       </w:r>
       <w:r>
         <w:rPr>
-          <w:rFonts w:hint="eastAsia"/>
+          <w:rFonts w:hint="eastAsia" w:eastAsia="黑体"/>
           <w:b/>
           <w:bCs/>
         </w:rPr>
@@ -67,6 +74,7 @@
       </w:r>
       <w:r>
         <w:rPr>
+          <w:rFonts w:eastAsia="黑体"/>
           <w:b/>
           <w:bCs/>
         </w:rPr>
@@ -74,13 +82,13 @@
       </w:r>
       <w:r>
         <w:rPr>
-          <w:rFonts w:hint="eastAsia"/>
+          <w:rFonts w:hint="eastAsia" w:eastAsia="黑体"/>
         </w:rPr>
         <w:t xml:space="preserve">（含驱动器与接收器）、</w:t>
       </w:r>
       <w:r>
         <w:rPr>
-          <w:rFonts w:hint="eastAsia"/>
+          <w:rFonts w:hint="eastAsia" w:eastAsia="黑体"/>
           <w:b/>
           <w:bCs/>
         </w:rPr>
@@ -88,6 +96,7 @@
       </w:r>
       <w:r>
         <w:rPr>
+          <w:rFonts w:eastAsia="黑体"/>
           <w:b/>
           <w:bCs/>
         </w:rPr>
@@ -95,7 +104,7 @@
       </w:r>
       <w:r>
         <w:rPr>
-          <w:rFonts w:hint="eastAsia"/>
+          <w:rFonts w:hint="eastAsia" w:eastAsia="黑体"/>
           <w:b/>
           <w:bCs/>
         </w:rPr>
@@ -103,6 +112,7 @@
       </w:r>
       <w:r>
         <w:rPr>
+          <w:rFonts w:eastAsia="黑体"/>
           <w:b/>
           <w:bCs/>
         </w:rPr>
@@ -127,6 +137,7 @@
       </m:oMath>
       <w:r>
         <w:rPr>
+          <w:rFonts w:eastAsia="黑体"/>
           <w:b/>
           <w:bCs/>
         </w:rPr>
@@ -150,10 +161,14 @@
         </m:sSub>
       </m:oMath>
       <w:r>
+        <w:rPr>
+          <w:rFonts w:eastAsia="黑体"/>
+        </w:rPr>
         <w:t xml:space="preserve">、</w:t>
       </w:r>
       <w:r>
         <w:rPr>
+          <w:rFonts w:eastAsia="黑体"/>
           <w:b/>
           <w:bCs/>
         </w:rPr>
@@ -161,7 +176,7 @@
       </w:r>
       <w:r>
         <w:rPr>
-          <w:rFonts w:hint="eastAsia"/>
+          <w:rFonts w:hint="eastAsia" w:eastAsia="黑体"/>
           <w:b/>
           <w:bCs/>
         </w:rPr>
@@ -169,6 +184,7 @@
       </w:r>
       <w:r>
         <w:rPr>
+          <w:rFonts w:eastAsia="黑体"/>
           <w:b/>
           <w:bCs/>
         </w:rPr>
@@ -193,6 +209,7 @@
       </m:oMath>
       <w:r>
         <w:rPr>
+          <w:rFonts w:eastAsia="黑体"/>
           <w:b/>
           <w:bCs/>
         </w:rPr>
@@ -222,46 +239,58 @@
         </m:sSub>
       </m:oMath>
       <w:r>
+        <w:rPr>
+          <w:rFonts w:eastAsia="黑体"/>
+        </w:rPr>
         <w:t xml:space="preserve"> </w:t>
       </w:r>
       <w:r>
         <w:rPr>
-          <w:rFonts w:hint="eastAsia"/>
+          <w:rFonts w:hint="eastAsia" w:eastAsia="黑体"/>
         </w:rPr>
         <w:t xml:space="preserve">与</w:t>
       </w:r>
       <w:r>
+        <w:rPr>
+          <w:rFonts w:eastAsia="黑体"/>
+        </w:rPr>
         <w:t xml:space="preserve"> </w:t>
       </w:r>
       <w:r>
         <w:rPr>
-          <w:rFonts w:hint="eastAsia"/>
+          <w:rFonts w:hint="eastAsia" w:eastAsia="黑体"/>
           <w:b/>
           <w:bCs/>
         </w:rPr>
         <w:t xml:space="preserve">保护器件（TVS）</w:t>
       </w:r>
       <w:r>
+        <w:rPr>
+          <w:rFonts w:eastAsia="黑体"/>
+        </w:rPr>
         <w:t xml:space="preserve"> </w:t>
       </w:r>
       <w:r>
         <w:rPr>
-          <w:rFonts w:hint="eastAsia"/>
+          <w:rFonts w:hint="eastAsia" w:eastAsia="黑体"/>
         </w:rPr>
         <w:t xml:space="preserve">组成。电路共有</w:t>
       </w:r>
       <w:r>
+        <w:rPr>
+          <w:rFonts w:eastAsia="黑体"/>
+        </w:rPr>
         <w:t xml:space="preserve"> 6 </w:t>
       </w:r>
       <w:r>
         <w:rPr>
-          <w:rFonts w:hint="eastAsia"/>
+          <w:rFonts w:hint="eastAsia" w:eastAsia="黑体"/>
         </w:rPr>
         <w:t xml:space="preserve">个关键节点：</w:t>
       </w:r>
       <w:r>
         <w:rPr>
-          <w:rFonts w:hint="eastAsia"/>
+          <w:rFonts w:hint="eastAsia" w:eastAsia="黑体"/>
           <w:b/>
           <w:bCs/>
         </w:rPr>
@@ -269,6 +298,7 @@
       </w:r>
       <w:r>
         <w:rPr>
+          <w:rFonts w:eastAsia="黑体"/>
           <w:b/>
           <w:bCs/>
         </w:rPr>
@@ -276,7 +306,7 @@
       </w:r>
       <w:r>
         <w:rPr>
-          <w:rFonts w:hint="eastAsia"/>
+          <w:rFonts w:hint="eastAsia" w:eastAsia="黑体"/>
           <w:b/>
           <w:bCs/>
         </w:rPr>
@@ -284,6 +314,7 @@
       </w:r>
       <w:r>
         <w:rPr>
+          <w:rFonts w:eastAsia="黑体"/>
           <w:b/>
           <w:bCs/>
         </w:rPr>
@@ -291,13 +322,13 @@
       </w:r>
       <w:r>
         <w:rPr>
-          <w:rFonts w:hint="eastAsia"/>
+          <w:rFonts w:hint="eastAsia" w:eastAsia="黑体"/>
         </w:rPr>
         <w:t xml:space="preserve">（驱动器单端输入）；</w:t>
       </w:r>
       <w:r>
         <w:rPr>
-          <w:rFonts w:hint="eastAsia"/>
+          <w:rFonts w:hint="eastAsia" w:eastAsia="黑体"/>
           <w:b/>
           <w:bCs/>
         </w:rPr>
@@ -305,6 +336,7 @@
       </w:r>
       <w:r>
         <w:rPr>
+          <w:rFonts w:eastAsia="黑体"/>
           <w:b/>
           <w:bCs/>
         </w:rPr>
@@ -312,7 +344,7 @@
       </w:r>
       <w:r>
         <w:rPr>
-          <w:rFonts w:hint="eastAsia"/>
+          <w:rFonts w:hint="eastAsia" w:eastAsia="黑体"/>
           <w:b/>
           <w:bCs/>
         </w:rPr>
@@ -337,7 +369,7 @@
       </m:oMath>
       <w:r>
         <w:rPr>
-          <w:rFonts w:hint="eastAsia"/>
+          <w:rFonts w:hint="eastAsia" w:eastAsia="黑体"/>
           <w:b/>
           <w:bCs/>
         </w:rPr>
@@ -345,13 +377,13 @@
       </w:r>
       <w:r>
         <w:rPr>
-          <w:rFonts w:hint="eastAsia"/>
+          <w:rFonts w:hint="eastAsia" w:eastAsia="黑体"/>
         </w:rPr>
         <w:t xml:space="preserve">；</w:t>
       </w:r>
       <w:r>
         <w:rPr>
-          <w:rFonts w:hint="eastAsia"/>
+          <w:rFonts w:hint="eastAsia" w:eastAsia="黑体"/>
           <w:b/>
           <w:bCs/>
         </w:rPr>
@@ -359,6 +391,7 @@
       </w:r>
       <w:r>
         <w:rPr>
+          <w:rFonts w:eastAsia="黑体"/>
           <w:b/>
           <w:bCs/>
         </w:rPr>
@@ -366,7 +399,7 @@
       </w:r>
       <w:r>
         <w:rPr>
-          <w:rFonts w:hint="eastAsia"/>
+          <w:rFonts w:hint="eastAsia" w:eastAsia="黑体"/>
           <w:b/>
           <w:bCs/>
         </w:rPr>
@@ -391,7 +424,7 @@
       </m:oMath>
       <w:r>
         <w:rPr>
-          <w:rFonts w:hint="eastAsia"/>
+          <w:rFonts w:hint="eastAsia" w:eastAsia="黑体"/>
           <w:b/>
           <w:bCs/>
         </w:rPr>
@@ -399,13 +432,13 @@
       </w:r>
       <w:r>
         <w:rPr>
-          <w:rFonts w:hint="eastAsia"/>
+          <w:rFonts w:hint="eastAsia" w:eastAsia="黑体"/>
         </w:rPr>
         <w:t xml:space="preserve">；</w:t>
       </w:r>
       <w:r>
         <w:rPr>
-          <w:rFonts w:hint="eastAsia"/>
+          <w:rFonts w:hint="eastAsia" w:eastAsia="黑体"/>
           <w:b/>
           <w:bCs/>
         </w:rPr>
@@ -413,6 +446,7 @@
       </w:r>
       <w:r>
         <w:rPr>
+          <w:rFonts w:eastAsia="黑体"/>
           <w:b/>
           <w:bCs/>
         </w:rPr>
@@ -420,7 +454,7 @@
       </w:r>
       <w:r>
         <w:rPr>
-          <w:rFonts w:hint="eastAsia"/>
+          <w:rFonts w:hint="eastAsia" w:eastAsia="黑体"/>
           <w:b/>
           <w:bCs/>
         </w:rPr>
@@ -445,6 +479,7 @@
       </m:oMath>
       <w:r>
         <w:rPr>
+          <w:rFonts w:eastAsia="黑体"/>
           <w:b/>
           <w:bCs/>
         </w:rPr>
@@ -469,7 +504,7 @@
       </m:oMath>
       <w:r>
         <w:rPr>
-          <w:rFonts w:hint="eastAsia"/>
+          <w:rFonts w:hint="eastAsia" w:eastAsia="黑体"/>
           <w:b/>
           <w:bCs/>
         </w:rPr>
@@ -477,13 +512,13 @@
       </w:r>
       <w:r>
         <w:rPr>
-          <w:rFonts w:hint="eastAsia"/>
+          <w:rFonts w:hint="eastAsia" w:eastAsia="黑体"/>
         </w:rPr>
         <w:t xml:space="preserve">；</w:t>
       </w:r>
       <w:r>
         <w:rPr>
-          <w:rFonts w:hint="eastAsia"/>
+          <w:rFonts w:hint="eastAsia" w:eastAsia="黑体"/>
           <w:b/>
           <w:bCs/>
         </w:rPr>
@@ -491,6 +526,7 @@
       </w:r>
       <w:r>
         <w:rPr>
+          <w:rFonts w:eastAsia="黑体"/>
           <w:b/>
           <w:bCs/>
         </w:rPr>
@@ -498,7 +534,7 @@
       </w:r>
       <w:r>
         <w:rPr>
-          <w:rFonts w:hint="eastAsia"/>
+          <w:rFonts w:hint="eastAsia" w:eastAsia="黑体"/>
           <w:b/>
           <w:bCs/>
         </w:rPr>
@@ -523,6 +559,7 @@
       </m:oMath>
       <w:r>
         <w:rPr>
+          <w:rFonts w:eastAsia="黑体"/>
           <w:b/>
           <w:bCs/>
         </w:rPr>
@@ -547,7 +584,7 @@
       </m:oMath>
       <w:r>
         <w:rPr>
-          <w:rFonts w:hint="eastAsia"/>
+          <w:rFonts w:hint="eastAsia" w:eastAsia="黑体"/>
           <w:b/>
           <w:bCs/>
         </w:rPr>
@@ -555,13 +592,13 @@
       </w:r>
       <w:r>
         <w:rPr>
-          <w:rFonts w:hint="eastAsia"/>
+          <w:rFonts w:hint="eastAsia" w:eastAsia="黑体"/>
         </w:rPr>
         <w:t xml:space="preserve">；</w:t>
       </w:r>
       <w:r>
         <w:rPr>
-          <w:rFonts w:hint="eastAsia"/>
+          <w:rFonts w:hint="eastAsia" w:eastAsia="黑体"/>
           <w:b/>
           <w:bCs/>
         </w:rPr>
@@ -569,6 +606,7 @@
       </w:r>
       <w:r>
         <w:rPr>
+          <w:rFonts w:eastAsia="黑体"/>
           <w:b/>
           <w:bCs/>
         </w:rPr>
@@ -576,7 +614,7 @@
       </w:r>
       <w:r>
         <w:rPr>
-          <w:rFonts w:hint="eastAsia"/>
+          <w:rFonts w:hint="eastAsia" w:eastAsia="黑体"/>
           <w:b/>
           <w:bCs/>
         </w:rPr>
@@ -584,16 +622,19 @@
       </w:r>
       <w:r>
         <w:rPr>
-          <w:rFonts w:hint="eastAsia"/>
+          <w:rFonts w:hint="eastAsia" w:eastAsia="黑体"/>
         </w:rPr>
         <w:t xml:space="preserve">（VCC）与</w:t>
       </w:r>
       <w:r>
+        <w:rPr>
+          <w:rFonts w:eastAsia="黑体"/>
+        </w:rPr>
         <w:t xml:space="preserve"> </w:t>
       </w:r>
       <w:r>
         <w:rPr>
-          <w:rFonts w:hint="eastAsia"/>
+          <w:rFonts w:hint="eastAsia" w:eastAsia="黑体"/>
           <w:b/>
           <w:bCs/>
         </w:rPr>
@@ -601,6 +642,7 @@
       </w:r>
       <w:r>
         <w:rPr>
+          <w:rFonts w:eastAsia="黑体"/>
           <w:b/>
           <w:bCs/>
         </w:rPr>
@@ -608,7 +650,7 @@
       </w:r>
       <w:r>
         <w:rPr>
-          <w:rFonts w:hint="eastAsia"/>
+          <w:rFonts w:hint="eastAsia" w:eastAsia="黑体"/>
           <w:b/>
           <w:bCs/>
         </w:rPr>
@@ -616,7 +658,7 @@
       </w:r>
       <w:r>
         <w:rPr>
-          <w:rFonts w:hint="eastAsia"/>
+          <w:rFonts w:hint="eastAsia" w:eastAsia="黑体"/>
         </w:rPr>
         <w:t xml:space="preserve">（GND）。</w:t>
       </w:r>
@@ -625,36 +667,46 @@
       <w:pPr/>
       <w:r>
         <w:rPr>
-          <w:rFonts w:hint="eastAsia"/>
+          <w:rFonts w:hint="eastAsia" w:eastAsia="黑体"/>
         </w:rPr>
         <w:t xml:space="preserve">各器件管脚连接：</w:t>
       </w:r>
       <w:r>
         <w:rPr>
+          <w:rFonts w:eastAsia="黑体"/>
           <w:b/>
           <w:bCs/>
         </w:rPr>
         <w:t xml:space="preserve">A1</w:t>
       </w:r>
       <w:r>
+        <w:rPr>
+          <w:rFonts w:eastAsia="黑体"/>
+        </w:rPr>
         <w:t xml:space="preserve"> </w:t>
       </w:r>
       <w:r>
         <w:rPr>
-          <w:rFonts w:hint="eastAsia"/>
+          <w:rFonts w:hint="eastAsia" w:eastAsia="黑体"/>
         </w:rPr>
         <w:t xml:space="preserve">的驱动器输入</w:t>
       </w:r>
       <w:r>
+        <w:rPr>
+          <w:rFonts w:eastAsia="黑体"/>
+        </w:rPr>
         <w:t xml:space="preserve"> D </w:t>
       </w:r>
       <w:r>
         <w:rPr>
-          <w:rFonts w:hint="eastAsia"/>
+          <w:rFonts w:hint="eastAsia" w:eastAsia="黑体"/>
         </w:rPr>
         <w:t xml:space="preserve">接节点①，驱动输出</w:t>
       </w:r>
       <w:r>
+        <w:rPr>
+          <w:rFonts w:eastAsia="黑体"/>
+        </w:rPr>
         <w:t xml:space="preserve"> </w:t>
       </w:r>
       <m:oMath>
@@ -676,7 +728,7 @@
       </m:oMath>
       <w:r>
         <w:rPr>
-          <w:rFonts w:hint="eastAsia"/>
+          <w:rFonts w:hint="eastAsia" w:eastAsia="黑体"/>
         </w:rPr>
         <w:t xml:space="preserve">（A）接节点②、</w:t>
       </w:r>
@@ -699,11 +751,14 @@
       </m:oMath>
       <w:r>
         <w:rPr>
-          <w:rFonts w:hint="eastAsia"/>
+          <w:rFonts w:hint="eastAsia" w:eastAsia="黑体"/>
         </w:rPr>
         <w:t xml:space="preserve">（B）接节点③，接收输入</w:t>
       </w:r>
       <w:r>
+        <w:rPr>
+          <w:rFonts w:eastAsia="黑体"/>
+        </w:rPr>
         <w:t xml:space="preserve"> </w:t>
       </w:r>
       <m:oMath>
@@ -725,7 +780,7 @@
       </m:oMath>
       <w:r>
         <w:rPr>
-          <w:rFonts w:hint="eastAsia"/>
+          <w:rFonts w:hint="eastAsia" w:eastAsia="黑体"/>
         </w:rPr>
         <w:t xml:space="preserve">（A’）接节点④、</w:t>
       </w:r>
@@ -748,25 +803,31 @@
       </m:oMath>
       <w:r>
         <w:rPr>
-          <w:rFonts w:hint="eastAsia"/>
+          <w:rFonts w:hint="eastAsia" w:eastAsia="黑体"/>
         </w:rPr>
         <w:t xml:space="preserve">（B’）接节点⑤，VCC</w:t>
       </w:r>
       <w:r>
+        <w:rPr>
+          <w:rFonts w:eastAsia="黑体"/>
+        </w:rPr>
         <w:t xml:space="preserve"> </w:t>
       </w:r>
       <w:r>
         <w:rPr>
-          <w:rFonts w:hint="eastAsia"/>
+          <w:rFonts w:hint="eastAsia" w:eastAsia="黑体"/>
         </w:rPr>
         <w:t xml:space="preserve">接节点⑥、GND</w:t>
       </w:r>
       <w:r>
+        <w:rPr>
+          <w:rFonts w:eastAsia="黑体"/>
+        </w:rPr>
         <w:t xml:space="preserve"> </w:t>
       </w:r>
       <w:r>
         <w:rPr>
-          <w:rFonts w:hint="eastAsia"/>
+          <w:rFonts w:hint="eastAsia" w:eastAsia="黑体"/>
         </w:rPr>
         <w:t xml:space="preserve">接节点⑦。</w:t>
       </w:r>
@@ -789,7 +850,7 @@
       </m:oMath>
       <w:r>
         <w:rPr>
-          <w:rFonts w:hint="eastAsia"/>
+          <w:rFonts w:hint="eastAsia" w:eastAsia="黑体"/>
           <w:b/>
           <w:bCs/>
         </w:rPr>
@@ -797,6 +858,7 @@
       </w:r>
       <w:r>
         <w:rPr>
+          <w:rFonts w:eastAsia="黑体"/>
           <w:b/>
           <w:bCs/>
         </w:rPr>
@@ -804,27 +866,33 @@
       </w:r>
       <w:r>
         <w:rPr>
-          <w:rFonts w:hint="eastAsia"/>
+          <w:rFonts w:hint="eastAsia" w:eastAsia="黑体"/>
           <w:b/>
           <w:bCs/>
         </w:rPr>
         <w:t xml:space="preserve">Ω）</w:t>
       </w:r>
       <w:r>
+        <w:rPr>
+          <w:rFonts w:eastAsia="黑体"/>
+        </w:rPr>
         <w:t xml:space="preserve"> </w:t>
       </w:r>
       <w:r>
         <w:rPr>
-          <w:rFonts w:hint="eastAsia"/>
+          <w:rFonts w:hint="eastAsia" w:eastAsia="黑体"/>
         </w:rPr>
         <w:t xml:space="preserve">跨接在接收差分输入端之间（节点④</w:t>
       </w:r>
       <w:r>
+        <w:rPr>
+          <w:rFonts w:eastAsia="黑体"/>
+        </w:rPr>
         <w:t xml:space="preserve"> </w:t>
       </w:r>
       <w:r>
         <w:rPr>
-          <w:rFonts w:hint="eastAsia"/>
+          <w:rFonts w:hint="eastAsia" w:eastAsia="黑体"/>
         </w:rPr>
         <w:t xml:space="preserve">与节点⑤），</w:t>
       </w:r>
@@ -847,7 +915,7 @@
       </m:oMath>
       <w:r>
         <w:rPr>
-          <w:rFonts w:hint="eastAsia"/>
+          <w:rFonts w:hint="eastAsia" w:eastAsia="黑体"/>
           <w:b/>
           <w:bCs/>
         </w:rPr>
@@ -855,6 +923,7 @@
       </w:r>
       <w:r>
         <w:rPr>
+          <w:rFonts w:eastAsia="黑体"/>
           <w:b/>
           <w:bCs/>
         </w:rPr>
@@ -862,48 +931,60 @@
       </w:r>
       <w:r>
         <w:rPr>
-          <w:rFonts w:hint="eastAsia"/>
+          <w:rFonts w:hint="eastAsia" w:eastAsia="黑体"/>
           <w:b/>
           <w:bCs/>
         </w:rPr>
         <w:t xml:space="preserve">Ω）</w:t>
       </w:r>
       <w:r>
+        <w:rPr>
+          <w:rFonts w:eastAsia="黑体"/>
+        </w:rPr>
         <w:t xml:space="preserve"> </w:t>
       </w:r>
       <w:r>
         <w:rPr>
-          <w:rFonts w:hint="eastAsia"/>
+          <w:rFonts w:hint="eastAsia" w:eastAsia="黑体"/>
         </w:rPr>
         <w:t xml:space="preserve">跨接在驱动差分输出端之间（节点②</w:t>
       </w:r>
       <w:r>
+        <w:rPr>
+          <w:rFonts w:eastAsia="黑体"/>
+        </w:rPr>
         <w:t xml:space="preserve"> </w:t>
       </w:r>
       <w:r>
         <w:rPr>
-          <w:rFonts w:hint="eastAsia"/>
+          <w:rFonts w:hint="eastAsia" w:eastAsia="黑体"/>
         </w:rPr>
         <w:t xml:space="preserve">与节点③），即两对线在各目的远端各一个</w:t>
       </w:r>
       <w:r>
+        <w:rPr>
+          <w:rFonts w:eastAsia="黑体"/>
+        </w:rPr>
         <w:t xml:space="preserve"> 120 Ω </w:t>
       </w:r>
       <w:r>
         <w:rPr>
-          <w:rFonts w:hint="eastAsia"/>
+          <w:rFonts w:hint="eastAsia" w:eastAsia="黑体"/>
         </w:rPr>
         <w:t xml:space="preserve">终端；</w:t>
       </w:r>
       <w:r>
         <w:rPr>
-          <w:rFonts w:hint="eastAsia"/>
+          <w:rFonts w:hint="eastAsia" w:eastAsia="黑体"/>
           <w:b/>
           <w:bCs/>
         </w:rPr>
         <w:t xml:space="preserve">偏置电阻</w:t>
       </w:r>
       <w:r>
+        <w:rPr>
+          <w:rFonts w:eastAsia="黑体"/>
+        </w:rPr>
         <w:t xml:space="preserve"> </w:t>
       </w:r>
       <m:oMath>
@@ -924,11 +1005,14 @@
         </m:sSub>
       </m:oMath>
       <w:r>
+        <w:rPr>
+          <w:rFonts w:eastAsia="黑体"/>
+        </w:rPr>
         <w:t xml:space="preserve"> </w:t>
       </w:r>
       <w:r>
         <w:rPr>
-          <w:rFonts w:hint="eastAsia"/>
+          <w:rFonts w:hint="eastAsia" w:eastAsia="黑体"/>
         </w:rPr>
         <w:t xml:space="preserve">一端接节点⑥（VCC）、另一端接节点④（接收正输入），</w:t>
       </w:r>
@@ -956,20 +1040,26 @@
         </m:sSub>
       </m:oMath>
       <w:r>
+        <w:rPr>
+          <w:rFonts w:eastAsia="黑体"/>
+        </w:rPr>
         <w:t xml:space="preserve"> </w:t>
       </w:r>
       <w:r>
         <w:rPr>
-          <w:rFonts w:hint="eastAsia"/>
+          <w:rFonts w:hint="eastAsia" w:eastAsia="黑体"/>
         </w:rPr>
         <w:t xml:space="preserve">一端接节点⑤（接收负输入）、另一端接节点⑦（GND），使空闲总线处于确定电平（fail-safe）。保护</w:t>
       </w:r>
       <w:r>
+        <w:rPr>
+          <w:rFonts w:eastAsia="黑体"/>
+        </w:rPr>
         <w:t xml:space="preserve"> TVS </w:t>
       </w:r>
       <w:r>
         <w:rPr>
-          <w:rFonts w:hint="eastAsia"/>
+          <w:rFonts w:hint="eastAsia" w:eastAsia="黑体"/>
         </w:rPr>
         <w:t xml:space="preserve">阳极接差分线、阴极接地。</w:t>
       </w:r>
@@ -978,38 +1068,50 @@
       <w:pPr/>
       <w:r>
         <w:rPr>
-          <w:rFonts w:hint="eastAsia"/>
+          <w:rFonts w:hint="eastAsia" w:eastAsia="黑体"/>
         </w:rPr>
         <w:t xml:space="preserve">由此构成”驱动器输出平衡差分、接收器高输入阻抗差分接收、两对差分线各接</w:t>
       </w:r>
       <w:r>
+        <w:rPr>
+          <w:rFonts w:eastAsia="黑体"/>
+        </w:rPr>
         <w:t xml:space="preserve"> 120 Ω </w:t>
       </w:r>
       <w:r>
         <w:rPr>
-          <w:rFonts w:hint="eastAsia"/>
+          <w:rFonts w:hint="eastAsia" w:eastAsia="黑体"/>
         </w:rPr>
         <w:t xml:space="preserve">终端并加</w:t>
       </w:r>
       <w:r>
+        <w:rPr>
+          <w:rFonts w:eastAsia="黑体"/>
+        </w:rPr>
         <w:t xml:space="preserve"> fail-safe </w:t>
       </w:r>
       <w:r>
         <w:rPr>
-          <w:rFonts w:hint="eastAsia"/>
+          <w:rFonts w:hint="eastAsia" w:eastAsia="黑体"/>
         </w:rPr>
         <w:t xml:space="preserve">偏置”的一点对多点、全双工差分接口，差分幅度约</w:t>
       </w:r>
       <w:r>
+        <w:rPr>
+          <w:rFonts w:eastAsia="黑体"/>
+        </w:rPr>
         <w:t xml:space="preserve"> ±2 </w:t>
       </w:r>
       <w:r>
         <w:rPr>
-          <w:rFonts w:hint="eastAsia"/>
+          <w:rFonts w:hint="eastAsia" w:eastAsia="黑体"/>
         </w:rPr>
         <w:t xml:space="preserve">V，抗共模干扰强，线长可达约</w:t>
       </w:r>
       <w:r>
+        <w:rPr>
+          <w:rFonts w:eastAsia="黑体"/>
+        </w:rPr>
         <w:t xml:space="preserve"> 1200 m。</w:t>
       </w:r>
     </w:p>
@@ -1021,7 +1123,7 @@
       </w:pPr>
       <w:r>
         <w:rPr>
-          <w:rFonts w:hint="eastAsia"/>
+          <w:rFonts w:hint="eastAsia" w:eastAsia="黑体"/>
         </w:rPr>
         <w:t xml:space="preserve">工作原理</w:t>
       </w:r>
@@ -1032,29 +1134,38 @@
       </w:pPr>
       <w:r>
         <w:rPr>
-          <w:rFonts w:hint="eastAsia"/>
+          <w:rFonts w:hint="eastAsia" w:eastAsia="黑体"/>
         </w:rPr>
         <w:t xml:space="preserve">驱动器把单端逻辑电平转换为互补的差分信号（A/B</w:t>
       </w:r>
       <w:r>
+        <w:rPr>
+          <w:rFonts w:eastAsia="黑体"/>
+        </w:rPr>
         <w:t xml:space="preserve"> </w:t>
       </w:r>
       <w:r>
         <w:rPr>
-          <w:rFonts w:hint="eastAsia"/>
+          <w:rFonts w:hint="eastAsia" w:eastAsia="黑体"/>
         </w:rPr>
         <w:t xml:space="preserve">反相），沿双绞线传输；接收器只检测两线间的压差，而非对地电平，因而共模噪声被抵消，抗干扰能力强。差分幅度约</w:t>
       </w:r>
       <w:r>
+        <w:rPr>
+          <w:rFonts w:eastAsia="黑体"/>
+        </w:rPr>
         <w:t xml:space="preserve"> ±2 </w:t>
       </w:r>
       <w:r>
         <w:rPr>
-          <w:rFonts w:hint="eastAsia"/>
+          <w:rFonts w:hint="eastAsia" w:eastAsia="黑体"/>
         </w:rPr>
         <w:t xml:space="preserve">V，线长可达</w:t>
       </w:r>
       <w:r>
+        <w:rPr>
+          <w:rFonts w:eastAsia="黑体"/>
+        </w:rPr>
         <w:t xml:space="preserve"> 1200 m。</w:t>
       </w:r>
     </w:p>
@@ -1066,7 +1177,7 @@
       </w:pPr>
       <w:r>
         <w:rPr>
-          <w:rFonts w:hint="eastAsia"/>
+          <w:rFonts w:hint="eastAsia" w:eastAsia="黑体"/>
         </w:rPr>
         <w:t xml:space="preserve">关键计算公式</w:t>
       </w:r>
@@ -1080,7 +1191,7 @@
       </w:pPr>
       <w:r>
         <w:rPr>
-          <w:rFonts w:hint="eastAsia"/>
+          <w:rFonts w:hint="eastAsia" w:eastAsia="黑体"/>
         </w:rPr>
         <w:t xml:space="preserve">差分输出电压幅度：</w:t>
       </w:r>
@@ -1141,11 +1252,14 @@
       </w:pPr>
       <w:r>
         <w:rPr>
-          <w:rFonts w:hint="eastAsia"/>
+          <w:rFonts w:hint="eastAsia" w:eastAsia="黑体"/>
         </w:rPr>
         <w:t xml:space="preserve">匹配后的差分电流（终端</w:t>
       </w:r>
       <w:r>
+        <w:rPr>
+          <w:rFonts w:eastAsia="黑体"/>
+        </w:rPr>
         <w:t xml:space="preserve"> </w:t>
       </w:r>
       <m:oMath>
@@ -1163,11 +1277,14 @@
         </m:sSub>
       </m:oMath>
       <w:r>
+        <w:rPr>
+          <w:rFonts w:eastAsia="黑体"/>
+        </w:rPr>
         <w:t xml:space="preserve"> </w:t>
       </w:r>
       <w:r>
         <w:rPr>
-          <w:rFonts w:hint="eastAsia"/>
+          <w:rFonts w:hint="eastAsia" w:eastAsia="黑体"/>
         </w:rPr>
         <w:t xml:space="preserve">两端）：</w:t>
       </w:r>
@@ -1257,7 +1374,7 @@
       </w:pPr>
       <w:r>
         <w:rPr>
-          <w:rFonts w:hint="eastAsia"/>
+          <w:rFonts w:hint="eastAsia" w:eastAsia="黑体"/>
         </w:rPr>
         <w:t xml:space="preserve">允许的最大传输速率与线长近似关系（经验）：</w:t>
       </w:r>
@@ -1322,7 +1439,7 @@
       </w:pPr>
       <w:r>
         <w:rPr>
-          <w:rFonts w:hint="eastAsia"/>
+          <w:rFonts w:hint="eastAsia" w:eastAsia="黑体"/>
         </w:rPr>
         <w:t xml:space="preserve">缓冲时间裕量：</w:t>
       </w:r>
@@ -1371,11 +1488,14 @@
         </m:r>
       </m:oMath>
       <w:r>
+        <w:rPr>
+          <w:rFonts w:eastAsia="黑体"/>
+        </w:rPr>
         <w:t xml:space="preserve"> </w:t>
       </w:r>
       <w:r>
         <w:rPr>
-          <w:rFonts w:hint="eastAsia"/>
+          <w:rFonts w:hint="eastAsia" w:eastAsia="黑体"/>
         </w:rPr>
         <w:t xml:space="preserve">越小误码越低。</w:t>
       </w:r>
@@ -1411,7 +1531,7 @@
             </w:pPr>
             <w:r>
               <w:rPr>
-                <w:rFonts w:hint="eastAsia"/>
+                <w:rFonts w:hint="eastAsia" w:eastAsia="黑体"/>
               </w:rPr>
               <w:t xml:space="preserve">符号</w:t>
             </w:r>
@@ -1425,7 +1545,7 @@
             </w:pPr>
             <w:r>
               <w:rPr>
-                <w:rFonts w:hint="eastAsia"/>
+                <w:rFonts w:hint="eastAsia" w:eastAsia="黑体"/>
               </w:rPr>
               <w:t xml:space="preserve">含义</w:t>
             </w:r>
@@ -1439,7 +1559,7 @@
             </w:pPr>
             <w:r>
               <w:rPr>
-                <w:rFonts w:hint="eastAsia"/>
+                <w:rFonts w:hint="eastAsia" w:eastAsia="黑体"/>
               </w:rPr>
               <w:t xml:space="preserve">单位</w:t>
             </w:r>
@@ -1471,6 +1591,9 @@
               </m:sSub>
             </m:oMath>
             <w:r>
+              <w:rPr>
+                <w:rFonts w:eastAsia="黑体"/>
+              </w:rPr>
               <w:t xml:space="preserve">​</w:t>
             </w:r>
           </w:p>
@@ -1483,7 +1606,7 @@
             </w:pPr>
             <w:r>
               <w:rPr>
-                <w:rFonts w:hint="eastAsia"/>
+                <w:rFonts w:hint="eastAsia" w:eastAsia="黑体"/>
               </w:rPr>
               <w:t xml:space="preserve">差分输出电压</w:t>
             </w:r>
@@ -1496,6 +1619,9 @@
               <w:pStyle w:val="Compact"/>
             </w:pPr>
             <w:r>
+              <w:rPr>
+                <w:rFonts w:eastAsia="黑体"/>
+              </w:rPr>
               <w:t xml:space="preserve">V</w:t>
             </w:r>
           </w:p>
@@ -1523,6 +1649,9 @@
               </m:sSub>
             </m:oMath>
             <w:r>
+              <w:rPr>
+                <w:rFonts w:eastAsia="黑体"/>
+              </w:rPr>
               <w:t xml:space="preserve">​</w:t>
             </w:r>
           </w:p>
@@ -1535,7 +1664,7 @@
             </w:pPr>
             <w:r>
               <w:rPr>
-                <w:rFonts w:hint="eastAsia"/>
+                <w:rFonts w:hint="eastAsia" w:eastAsia="黑体"/>
               </w:rPr>
               <w:t xml:space="preserve">终端匹配电阻</w:t>
             </w:r>
@@ -1548,6 +1677,9 @@
               <w:pStyle w:val="Compact"/>
             </w:pPr>
             <w:r>
+              <w:rPr>
+                <w:rFonts w:eastAsia="黑体"/>
+              </w:rPr>
               <w:t xml:space="preserve">Ω</w:t>
             </w:r>
           </w:p>
@@ -1584,6 +1716,9 @@
               </m:sSub>
             </m:oMath>
             <w:r>
+              <w:rPr>
+                <w:rFonts w:eastAsia="黑体"/>
+              </w:rPr>
               <w:t xml:space="preserve">​</w:t>
             </w:r>
           </w:p>
@@ -1596,7 +1731,7 @@
             </w:pPr>
             <w:r>
               <w:rPr>
-                <w:rFonts w:hint="eastAsia"/>
+                <w:rFonts w:hint="eastAsia" w:eastAsia="黑体"/>
               </w:rPr>
               <w:t xml:space="preserve">差分电流</w:t>
             </w:r>
@@ -1609,6 +1744,9 @@
               <w:pStyle w:val="Compact"/>
             </w:pPr>
             <w:r>
+              <w:rPr>
+                <w:rFonts w:eastAsia="黑体"/>
+              </w:rPr>
               <w:t xml:space="preserve">A</w:t>
             </w:r>
           </w:p>
@@ -1627,6 +1765,9 @@
               </m:r>
             </m:oMath>
             <w:r>
+              <w:rPr>
+                <w:rFonts w:eastAsia="黑体"/>
+              </w:rPr>
               <w:t xml:space="preserve">​</w:t>
             </w:r>
           </w:p>
@@ -1639,7 +1780,7 @@
             </w:pPr>
             <w:r>
               <w:rPr>
-                <w:rFonts w:hint="eastAsia"/>
+                <w:rFonts w:hint="eastAsia" w:eastAsia="黑体"/>
               </w:rPr>
               <w:t xml:space="preserve">传输速率</w:t>
             </w:r>
@@ -1652,6 +1793,9 @@
               <w:pStyle w:val="Compact"/>
             </w:pPr>
             <w:r>
+              <w:rPr>
+                <w:rFonts w:eastAsia="黑体"/>
+              </w:rPr>
               <w:t xml:space="preserve">Hz</w:t>
             </w:r>
           </w:p>
@@ -1670,6 +1814,9 @@
               </m:r>
             </m:oMath>
             <w:r>
+              <w:rPr>
+                <w:rFonts w:eastAsia="黑体"/>
+              </w:rPr>
               <w:t xml:space="preserve">​</w:t>
             </w:r>
           </w:p>
@@ -1682,7 +1829,7 @@
             </w:pPr>
             <w:r>
               <w:rPr>
-                <w:rFonts w:hint="eastAsia"/>
+                <w:rFonts w:hint="eastAsia" w:eastAsia="黑体"/>
               </w:rPr>
               <w:t xml:space="preserve">传输线长</w:t>
             </w:r>
@@ -1695,6 +1842,9 @@
               <w:pStyle w:val="Compact"/>
             </w:pPr>
             <w:r>
+              <w:rPr>
+                <w:rFonts w:eastAsia="黑体"/>
+              </w:rPr>
               <w:t xml:space="preserve">m</w:t>
             </w:r>
           </w:p>
@@ -1709,7 +1859,7 @@
       </w:pPr>
       <w:r>
         <w:rPr>
-          <w:rFonts w:hint="eastAsia"/>
+          <w:rFonts w:hint="eastAsia" w:eastAsia="黑体"/>
         </w:rPr>
         <w:t xml:space="preserve">元件调整影响</w:t>
       </w:r>
@@ -1724,29 +1874,39 @@
       </w:pPr>
       <w:r>
         <w:rPr>
+          <w:rFonts w:eastAsia="黑体"/>
           <w:b/>
           <w:bCs/>
         </w:rPr>
         <w:t xml:space="preserve">R_T ↑</w:t>
       </w:r>
       <w:r>
+        <w:rPr>
+          <w:rFonts w:eastAsia="黑体"/>
+        </w:rPr>
         <w:t xml:space="preserve"> </w:t>
       </w:r>
       <w:r>
+        <w:rPr>
+          <w:rFonts w:eastAsia="黑体"/>
+        </w:rPr>
         <w:t xml:space="preserve">→ </w:t>
       </w:r>
       <w:r>
         <w:rPr>
-          <w:rFonts w:hint="eastAsia"/>
+          <w:rFonts w:hint="eastAsia" w:eastAsia="黑体"/>
         </w:rPr>
         <w:t xml:space="preserve">反射增大（欠匹配），但驱动电流减小、功耗降低；取值应与线特征阻抗一致（约</w:t>
       </w:r>
       <w:r>
+        <w:rPr>
+          <w:rFonts w:eastAsia="黑体"/>
+        </w:rPr>
         <w:t xml:space="preserve"> 120 </w:t>
       </w:r>
       <w:r>
         <w:rPr>
-          <w:rFonts w:hint="eastAsia"/>
+          <w:rFonts w:hint="eastAsia" w:eastAsia="黑体"/>
         </w:rPr>
         <w:t xml:space="preserve">Ω）。</w:t>
       </w:r>
@@ -1761,20 +1921,27 @@
       </w:pPr>
       <w:r>
         <w:rPr>
+          <w:rFonts w:eastAsia="黑体"/>
           <w:b/>
           <w:bCs/>
         </w:rPr>
         <w:t xml:space="preserve">R_T ↓</w:t>
       </w:r>
       <w:r>
+        <w:rPr>
+          <w:rFonts w:eastAsia="黑体"/>
+        </w:rPr>
         <w:t xml:space="preserve"> </w:t>
       </w:r>
       <w:r>
+        <w:rPr>
+          <w:rFonts w:eastAsia="黑体"/>
+        </w:rPr>
         <w:t xml:space="preserve">→ </w:t>
       </w:r>
       <w:r>
         <w:rPr>
-          <w:rFonts w:hint="eastAsia"/>
+          <w:rFonts w:hint="eastAsia" w:eastAsia="黑体"/>
         </w:rPr>
         <w:t xml:space="preserve">匹配更好但驱动电流增大，超出芯片驱动能力导致波形失真。</w:t>
       </w:r>
@@ -1789,21 +1956,27 @@
       </w:pPr>
       <w:r>
         <w:rPr>
-          <w:rFonts w:hint="eastAsia"/>
+          <w:rFonts w:hint="eastAsia" w:eastAsia="黑体"/>
           <w:b/>
           <w:bCs/>
         </w:rPr>
         <w:t xml:space="preserve">偏置电阻</w:t>
       </w:r>
       <w:r>
+        <w:rPr>
+          <w:rFonts w:eastAsia="黑体"/>
+        </w:rPr>
         <w:t xml:space="preserve"> </w:t>
       </w:r>
       <w:r>
+        <w:rPr>
+          <w:rFonts w:eastAsia="黑体"/>
+        </w:rPr>
         <w:t xml:space="preserve">→ </w:t>
       </w:r>
       <w:r>
         <w:rPr>
-          <w:rFonts w:hint="eastAsia"/>
+          <w:rFonts w:hint="eastAsia" w:eastAsia="黑体"/>
         </w:rPr>
         <w:t xml:space="preserve">保证总线空闲时处于确定电平（fail-safe），阻值过小会吃掉信号裕量。</w:t>
       </w:r>
@@ -1818,7 +1991,7 @@
       </w:pPr>
       <w:r>
         <w:rPr>
-          <w:rFonts w:hint="eastAsia"/>
+          <w:rFonts w:hint="eastAsia" w:eastAsia="黑体"/>
           <w:b/>
           <w:bCs/>
         </w:rPr>
@@ -1826,20 +1999,27 @@
       </w:r>
       <w:r>
         <w:rPr>
+          <w:rFonts w:eastAsia="黑体"/>
           <w:b/>
           <w:bCs/>
         </w:rPr>
         <w:t xml:space="preserve"> ↑</w:t>
       </w:r>
       <w:r>
+        <w:rPr>
+          <w:rFonts w:eastAsia="黑体"/>
+        </w:rPr>
         <w:t xml:space="preserve"> </w:t>
       </w:r>
       <w:r>
+        <w:rPr>
+          <w:rFonts w:eastAsia="黑体"/>
+        </w:rPr>
         <w:t xml:space="preserve">→ </w:t>
       </w:r>
       <w:r>
         <w:rPr>
-          <w:rFonts w:hint="eastAsia"/>
+          <w:rFonts w:hint="eastAsia" w:eastAsia="黑体"/>
         </w:rPr>
         <w:t xml:space="preserve">必须降低波特率，否则码间串扰导致误码。</w:t>
       </w:r>
@@ -1852,7 +2032,7 @@
       </w:pPr>
       <w:r>
         <w:rPr>
-          <w:rFonts w:hint="eastAsia"/>
+          <w:rFonts w:hint="eastAsia" w:eastAsia="黑体"/>
         </w:rPr>
         <w:t xml:space="preserve">典型参数示例</w:t>
       </w:r>
@@ -1867,11 +2047,14 @@
       </w:pPr>
       <w:r>
         <w:rPr>
-          <w:rFonts w:hint="eastAsia"/>
+          <w:rFonts w:hint="eastAsia" w:eastAsia="黑体"/>
         </w:rPr>
         <w:t xml:space="preserve">取</w:t>
       </w:r>
       <w:r>
+        <w:rPr>
+          <w:rFonts w:eastAsia="黑体"/>
+        </w:rPr>
         <w:t xml:space="preserve"> </w:t>
       </w:r>
       <m:oMath>
@@ -1911,6 +2094,9 @@
         </m:r>
       </m:oMath>
       <w:r>
+        <w:rPr>
+          <w:rFonts w:eastAsia="黑体"/>
+        </w:rPr>
         <w:t xml:space="preserve">、</w:t>
       </w:r>
       <m:oMath>
@@ -1947,7 +2133,7 @@
       </m:oMath>
       <w:r>
         <w:rPr>
-          <w:rFonts w:hint="eastAsia"/>
+          <w:rFonts w:hint="eastAsia" w:eastAsia="黑体"/>
         </w:rPr>
         <w:t xml:space="preserve">：</w:t>
       </w:r>
@@ -2016,16 +2202,19 @@
       </m:oMath>
       <w:r>
         <w:rPr>
-          <w:rFonts w:hint="eastAsia"/>
+          <w:rFonts w:hint="eastAsia" w:eastAsia="黑体"/>
         </w:rPr>
         <w:t xml:space="preserve">，在多数驱动器</w:t>
       </w:r>
       <w:r>
+        <w:rPr>
+          <w:rFonts w:eastAsia="黑体"/>
+        </w:rPr>
         <w:t xml:space="preserve"> 60 mA </w:t>
       </w:r>
       <w:r>
         <w:rPr>
-          <w:rFonts w:hint="eastAsia"/>
+          <w:rFonts w:hint="eastAsia" w:eastAsia="黑体"/>
         </w:rPr>
         <w:t xml:space="preserve">额定内。</w:t>
       </w:r>
@@ -2040,20 +2229,26 @@
       </w:pPr>
       <w:r>
         <w:rPr>
-          <w:rFonts w:hint="eastAsia"/>
+          <w:rFonts w:hint="eastAsia" w:eastAsia="黑体"/>
         </w:rPr>
         <w:t xml:space="preserve">距绕约</w:t>
       </w:r>
       <w:r>
+        <w:rPr>
+          <w:rFonts w:eastAsia="黑体"/>
+        </w:rPr>
         <w:t xml:space="preserve"> 1200 m </w:t>
       </w:r>
       <w:r>
         <w:rPr>
-          <w:rFonts w:hint="eastAsia"/>
+          <w:rFonts w:hint="eastAsia" w:eastAsia="黑体"/>
         </w:rPr>
         <w:t xml:space="preserve">时，速率应降至约</w:t>
       </w:r>
       <w:r>
+        <w:rPr>
+          <w:rFonts w:eastAsia="黑体"/>
+        </w:rPr>
         <w:t xml:space="preserve"> </w:t>
       </w:r>
       <m:oMath>
@@ -2092,14 +2287,20 @@
         </m:r>
       </m:oMath>
       <w:r>
+        <w:rPr>
+          <w:rFonts w:eastAsia="黑体"/>
+        </w:rPr>
         <w:t xml:space="preserve"> </w:t>
       </w:r>
       <w:r>
+        <w:rPr>
+          <w:rFonts w:eastAsia="黑体"/>
+        </w:rPr>
         <w:t xml:space="preserve">kbps </w:t>
       </w:r>
       <w:r>
         <w:rPr>
-          <w:rFonts w:hint="eastAsia"/>
+          <w:rFonts w:hint="eastAsia" w:eastAsia="黑体"/>
         </w:rPr>
         <w:t xml:space="preserve">量级以内（实际按芯片手册允许值）。</w:t>
       </w:r>
@@ -2112,7 +2313,7 @@
       </w:pPr>
       <w:r>
         <w:rPr>
-          <w:rFonts w:hint="eastAsia"/>
+          <w:rFonts w:hint="eastAsia" w:eastAsia="黑体"/>
         </w:rPr>
         <w:t xml:space="preserve">常见器件型号</w:t>
       </w:r>
@@ -2127,7 +2328,7 @@
       </w:pPr>
       <w:r>
         <w:rPr>
-          <w:rFonts w:hint="eastAsia"/>
+          <w:rFonts w:hint="eastAsia" w:eastAsia="黑体"/>
         </w:rPr>
         <w:t xml:space="preserve">收发器：MAX490、MAX491、SN75176、SN65HVD21/75、ADM2682E（隔离型）。</w:t>
       </w:r>
@@ -2140,7 +2341,7 @@
       </w:pPr>
       <w:r>
         <w:rPr>
-          <w:rFonts w:hint="eastAsia"/>
+          <w:rFonts w:hint="eastAsia" w:eastAsia="黑体"/>
         </w:rPr>
         <w:t xml:space="preserve">注意事项</w:t>
       </w:r>
@@ -2155,7 +2356,7 @@
       </w:pPr>
       <w:r>
         <w:rPr>
-          <w:rFonts w:hint="eastAsia"/>
+          <w:rFonts w:hint="eastAsia" w:eastAsia="黑体"/>
         </w:rPr>
         <w:t xml:space="preserve">终端电阻只加在总线最远端的两端，中间节点不加。</w:t>
       </w:r>
@@ -2170,16 +2371,19 @@
       </w:pPr>
       <w:r>
         <w:rPr>
-          <w:rFonts w:hint="eastAsia"/>
+          <w:rFonts w:hint="eastAsia" w:eastAsia="黑体"/>
         </w:rPr>
         <w:t xml:space="preserve">收发器输出与差分线应遵循</w:t>
       </w:r>
       <w:r>
+        <w:rPr>
+          <w:rFonts w:eastAsia="黑体"/>
+        </w:rPr>
         <w:t xml:space="preserve"> A↔A、B↔B </w:t>
       </w:r>
       <w:r>
         <w:rPr>
-          <w:rFonts w:hint="eastAsia"/>
+          <w:rFonts w:hint="eastAsia" w:eastAsia="黑体"/>
         </w:rPr>
         <w:t xml:space="preserve">的极性一致，否则全反相。</w:t>
       </w:r>
@@ -2194,7 +2398,7 @@
       </w:pPr>
       <w:r>
         <w:rPr>
-          <w:rFonts w:hint="eastAsia"/>
+          <w:rFonts w:hint="eastAsia" w:eastAsia="黑体"/>
         </w:rPr>
         <w:t xml:space="preserve">长线或跨电气柜时推荐使用隔离型收发器防止地环路。</w:t>
       </w:r>
@@ -2209,16 +2413,19 @@
       </w:pPr>
       <w:r>
         <w:rPr>
-          <w:rFonts w:hint="eastAsia"/>
+          <w:rFonts w:hint="eastAsia" w:eastAsia="黑体"/>
         </w:rPr>
         <w:t xml:space="preserve">空闲时总线需</w:t>
       </w:r>
       <w:r>
+        <w:rPr>
+          <w:rFonts w:eastAsia="黑体"/>
+        </w:rPr>
         <w:t xml:space="preserve"> fail-safe </w:t>
       </w:r>
       <w:r>
         <w:rPr>
-          <w:rFonts w:hint="eastAsia"/>
+          <w:rFonts w:hint="eastAsia" w:eastAsia="黑体"/>
         </w:rPr>
         <w:t xml:space="preserve">偏置，避免接收端输出不定态。</w:t>
       </w:r>
@@ -2231,7 +2438,7 @@
       </w:pPr>
       <w:r>
         <w:rPr>
-          <w:rFonts w:hint="eastAsia"/>
+          <w:rFonts w:hint="eastAsia" w:eastAsia="黑体"/>
         </w:rPr>
         <w:t xml:space="preserve">参考资料</w:t>
       </w:r>
@@ -2245,6 +2452,9 @@
         </w:numPr>
       </w:pPr>
       <w:r>
+        <w:rPr>
+          <w:rFonts w:eastAsia="黑体"/>
+        </w:rPr>
         <w:t xml:space="preserve">Wikipedia: RS-422。</w:t>
       </w:r>
     </w:p>
@@ -2257,15 +2467,21 @@
         </w:numPr>
       </w:pPr>
       <w:r>
+        <w:rPr>
+          <w:rFonts w:eastAsia="黑体"/>
+        </w:rPr>
         <w:t xml:space="preserve">TI </w:t>
       </w:r>
       <w:r>
         <w:rPr>
-          <w:rFonts w:hint="eastAsia"/>
+          <w:rFonts w:hint="eastAsia" w:eastAsia="黑体"/>
         </w:rPr>
         <w:t xml:space="preserve">数据手册</w:t>
       </w:r>
       <w:r>
+        <w:rPr>
+          <w:rFonts w:eastAsia="黑体"/>
+        </w:rPr>
         <w:t xml:space="preserve"> SN75176 / SN65HVD21。</w:t>
       </w:r>
     </w:p>
@@ -2278,11 +2494,14 @@
         </w:numPr>
       </w:pPr>
       <w:r>
+        <w:rPr>
+          <w:rFonts w:eastAsia="黑体"/>
+        </w:rPr>
         <w:t xml:space="preserve">《USB/RS-232/RS-485 </w:t>
       </w:r>
       <w:r>
         <w:rPr>
-          <w:rFonts w:hint="eastAsia"/>
+          <w:rFonts w:hint="eastAsia" w:eastAsia="黑体"/>
         </w:rPr>
         <w:t xml:space="preserve">接口电路设计》（相关工业通信教材）。</w:t>
       </w:r>
@@ -2296,11 +2515,11 @@
       </w:pPr>
       <w:r>
         <w:rPr>
-          <w:rFonts w:ascii="Times New Roman" w:hAnsi="Times New Roman"/>
+          <w:rFonts w:ascii="Times New Roman" w:hAnsi="Times New Roman" w:eastAsia="黑体"/>
           <w:color w:val="555555"/>
           <w:sz w:val="21"/>
         </w:rPr>
-        <w:t>材料收集者：杜文杰</w:t>
+        <w:t>材料收集者：杜文杰，WX手机：19519196569，QQ:3478827729</w:t>
       </w:r>
     </w:p>
     <w:sectPr>
@@ -2320,7 +2539,7 @@
 </file>
 
 <file path=word/footer1.xml><?xml version="1.0" encoding="utf-8"?>
-<w:ftr xmlns:m="http://schemas.openxmlformats.org/officeDocument/2006/math" xmlns:mc="http://schemas.openxmlformats.org/markup-compatibility/2006" xmlns:mo="http://schemas.microsoft.com/office/mac/office/2008/main" xmlns:mv="urn:schemas-microsoft-com:mac:vml" xmlns:o="urn:schemas-microsoft-com:office:office" xmlns:r="http://schemas.openxmlformats.org/officeDocument/2006/relationships" xmlns:v="urn:schemas-microsoft-com:vml" xmlns:w10="urn:schemas-microsoft-com:office:word" xmlns:w14="http://schemas.microsoft.com/office/word/2010/wordml" xmlns:w="http://schemas.openxmlformats.org/wordprocessingml/2006/main" xmlns:wne="http://schemas.microsoft.com/office/word/2006/wordml" xmlns:wp14="http://schemas.microsoft.com/office/word/2010/wordprocessingDrawing" xmlns:wp="http://schemas.openxmlformats.org/drawingml/2006/wordprocessingDrawing" xmlns:wpc="http://schemas.microsoft.com/office/word/2010/wordprocessingCanvas" xmlns:wpg="http://schemas.microsoft.com/office/word/2010/wordprocessingGroup" xmlns:wpi="http://schemas.microsoft.com/office/word/2010/wordprocessingInk" xmlns:wps="http://schemas.microsoft.com/office/word/2010/wordprocessingShape" mc:Ignorable="w14 wp14">
+<w:ftr xmlns:mc="http://schemas.openxmlformats.org/markup-compatibility/2006" xmlns:w="http://schemas.openxmlformats.org/wordprocessingml/2006/main" xmlns:m="http://schemas.openxmlformats.org/officeDocument/2006/math" xmlns:mo="http://schemas.microsoft.com/office/mac/office/2008/main" xmlns:mv="urn:schemas-microsoft-com:mac:vml" xmlns:o="urn:schemas-microsoft-com:office:office" xmlns:r="http://schemas.openxmlformats.org/officeDocument/2006/relationships" xmlns:v="urn:schemas-microsoft-com:vml" xmlns:w10="urn:schemas-microsoft-com:office:word" xmlns:w14="http://schemas.microsoft.com/office/word/2010/wordml" xmlns:wne="http://schemas.microsoft.com/office/word/2006/wordml" xmlns:wp14="http://schemas.microsoft.com/office/word/2010/wordprocessingDrawing" xmlns:wp="http://schemas.openxmlformats.org/drawingml/2006/wordprocessingDrawing" xmlns:wpc="http://schemas.microsoft.com/office/word/2010/wordprocessingCanvas" xmlns:wpg="http://schemas.microsoft.com/office/word/2010/wordprocessingGroup" xmlns:wpi="http://schemas.microsoft.com/office/word/2010/wordprocessingInk" xmlns:wps="http://schemas.microsoft.com/office/word/2010/wordprocessingShape" mc:Ignorable="w14 wp14">
   <w:p>
     <w:pPr>
       <w:pStyle w:val="Footer"/>
@@ -2328,12 +2547,14 @@
     </w:pPr>
     <w:r>
       <w:rPr>
+        <w:rFonts w:eastAsia="黑体"/>
         <w:sz w:val="18"/>
       </w:rPr>
       <w:t xml:space="preserve">第 </w:t>
     </w:r>
     <w:r>
       <w:rPr>
+        <w:rFonts w:eastAsia="黑体"/>
         <w:sz w:val="18"/>
       </w:rPr>
       <w:fldChar w:fldCharType="begin"/>
@@ -2342,6 +2563,7 @@
     </w:r>
     <w:r>
       <w:rPr>
+        <w:rFonts w:eastAsia="黑体"/>
         <w:sz w:val="18"/>
       </w:rPr>
       <w:t xml:space="preserve"> 页</w:t>
@@ -2355,6 +2577,9 @@
   <w:footnote w:type="continuationSeparator" w:id="0">
     <w:p>
       <w:r>
+        <w:rPr>
+          <w:rFonts w:eastAsia="黑体"/>
+        </w:rPr>
         <w:continuationSeparator/>
       </w:r>
     </w:p>
@@ -2362,6 +2587,9 @@
   <w:footnote w:type="separator" w:id="-1">
     <w:p>
       <w:r>
+        <w:rPr>
+          <w:rFonts w:eastAsia="黑体"/>
+        </w:rPr>
         <w:separator/>
       </w:r>
     </w:p>
@@ -2370,7 +2598,7 @@
 </file>
 
 <file path=word/header1.xml><?xml version="1.0" encoding="utf-8"?>
-<w:hdr xmlns:m="http://schemas.openxmlformats.org/officeDocument/2006/math" xmlns:mc="http://schemas.openxmlformats.org/markup-compatibility/2006" xmlns:mo="http://schemas.microsoft.com/office/mac/office/2008/main" xmlns:mv="urn:schemas-microsoft-com:mac:vml" xmlns:o="urn:schemas-microsoft-com:office:office" xmlns:r="http://schemas.openxmlformats.org/officeDocument/2006/relationships" xmlns:v="urn:schemas-microsoft-com:vml" xmlns:w10="urn:schemas-microsoft-com:office:word" xmlns:w14="http://schemas.microsoft.com/office/word/2010/wordml" xmlns:w="http://schemas.openxmlformats.org/wordprocessingml/2006/main" xmlns:wne="http://schemas.microsoft.com/office/word/2006/wordml" xmlns:wp14="http://schemas.microsoft.com/office/word/2010/wordprocessingDrawing" xmlns:wp="http://schemas.openxmlformats.org/drawingml/2006/wordprocessingDrawing" xmlns:wpc="http://schemas.microsoft.com/office/word/2010/wordprocessingCanvas" xmlns:wpg="http://schemas.microsoft.com/office/word/2010/wordprocessingGroup" xmlns:wpi="http://schemas.microsoft.com/office/word/2010/wordprocessingInk" xmlns:wps="http://schemas.microsoft.com/office/word/2010/wordprocessingShape" mc:Ignorable="w14 wp14">
+<w:hdr xmlns:mc="http://schemas.openxmlformats.org/markup-compatibility/2006" xmlns:w="http://schemas.openxmlformats.org/wordprocessingml/2006/main" xmlns:m="http://schemas.openxmlformats.org/officeDocument/2006/math" xmlns:mo="http://schemas.microsoft.com/office/mac/office/2008/main" xmlns:mv="urn:schemas-microsoft-com:mac:vml" xmlns:o="urn:schemas-microsoft-com:office:office" xmlns:r="http://schemas.openxmlformats.org/officeDocument/2006/relationships" xmlns:v="urn:schemas-microsoft-com:vml" xmlns:w10="urn:schemas-microsoft-com:office:word" xmlns:w14="http://schemas.microsoft.com/office/word/2010/wordml" xmlns:wne="http://schemas.microsoft.com/office/word/2006/wordml" xmlns:wp14="http://schemas.microsoft.com/office/word/2010/wordprocessingDrawing" xmlns:wp="http://schemas.openxmlformats.org/drawingml/2006/wordprocessingDrawing" xmlns:wpc="http://schemas.microsoft.com/office/word/2010/wordprocessingCanvas" xmlns:wpg="http://schemas.microsoft.com/office/word/2010/wordprocessingGroup" xmlns:wpi="http://schemas.microsoft.com/office/word/2010/wordprocessingInk" xmlns:wps="http://schemas.microsoft.com/office/word/2010/wordprocessingShape" mc:Ignorable="w14 wp14">
   <w:p>
     <w:pPr>
       <w:pStyle w:val="Header"/>
@@ -2378,7 +2606,7 @@
     </w:pPr>
     <w:r>
       <w:rPr>
-        <w:rFonts w:ascii="Times New Roman" w:hAnsi="Times New Roman"/>
+        <w:rFonts w:ascii="Times New Roman" w:hAnsi="Times New Roman" w:eastAsia="黑体"/>
         <w:sz w:val="18"/>
         <w:rFonts w:eastAsia="黑体"/>
         <w:rFonts w:eastAsia="黑体"/>
@@ -2390,7 +2618,7 @@
 </file>
 
 <file path=word/numbering.xml><?xml version="1.0" encoding="utf-8"?>
-<w:numbering xmlns:m="http://schemas.openxmlformats.org/officeDocument/2006/math" xmlns:mc="http://schemas.openxmlformats.org/markup-compatibility/2006" xmlns:mo="http://schemas.microsoft.com/office/mac/office/2008/main" xmlns:mv="urn:schemas-microsoft-com:mac:vml" xmlns:o="urn:schemas-microsoft-com:office:office" xmlns:r="http://schemas.openxmlformats.org/officeDocument/2006/relationships" xmlns:v="urn:schemas-microsoft-com:vml" xmlns:w="http://schemas.openxmlformats.org/wordprocessingml/2006/main" xmlns:w10="urn:schemas-microsoft-com:office:word" xmlns:w14="http://schemas.microsoft.com/office/word/2010/wordml" xmlns:wne="http://schemas.microsoft.com/office/word/2006/wordml" xmlns:wp="http://schemas.openxmlformats.org/drawingml/2006/wordprocessingDrawing" xmlns:wp14="http://schemas.microsoft.com/office/word/2010/wordprocessingDrawing" xmlns:wpc="http://schemas.microsoft.com/office/word/2010/wordprocessingCanvas" xmlns:wpg="http://schemas.microsoft.com/office/word/2010/wordprocessingGroup" xmlns:wpi="http://schemas.microsoft.com/office/word/2010/wordprocessingInk" xmlns:wps="http://schemas.microsoft.com/office/word/2010/wordprocessingShape" mc:Ignorable="w14 wp14">
+<w:numbering xmlns:mc="http://schemas.openxmlformats.org/markup-compatibility/2006" xmlns:w="http://schemas.openxmlformats.org/wordprocessingml/2006/main" xmlns:m="http://schemas.openxmlformats.org/officeDocument/2006/math" xmlns:mo="http://schemas.microsoft.com/office/mac/office/2008/main" xmlns:mv="urn:schemas-microsoft-com:mac:vml" xmlns:o="urn:schemas-microsoft-com:office:office" xmlns:r="http://schemas.openxmlformats.org/officeDocument/2006/relationships" xmlns:v="urn:schemas-microsoft-com:vml" xmlns:w10="urn:schemas-microsoft-com:office:word" xmlns:w14="http://schemas.microsoft.com/office/word/2010/wordml" xmlns:wne="http://schemas.microsoft.com/office/word/2006/wordml" xmlns:wp="http://schemas.openxmlformats.org/drawingml/2006/wordprocessingDrawing" xmlns:wp14="http://schemas.microsoft.com/office/word/2010/wordprocessingDrawing" xmlns:wpc="http://schemas.microsoft.com/office/word/2010/wordprocessingCanvas" xmlns:wpg="http://schemas.microsoft.com/office/word/2010/wordprocessingGroup" xmlns:wpi="http://schemas.microsoft.com/office/word/2010/wordprocessingInk" xmlns:wps="http://schemas.microsoft.com/office/word/2010/wordprocessingShape" mc:Ignorable="w14 wp14">
   <w:abstractNum w:abstractNumId="0">
     <w:nsid w:val="FFFFFF7C"/>
     <w:multiLevelType w:val="singleLevel"/>
@@ -2477,7 +2705,7 @@
         <w:ind w:hanging="360" w:left="1440"/>
       </w:pPr>
       <w:rPr>
-        <w:rFonts w:ascii="Symbol" w:hAnsi="Symbol" w:hint="default"/>
+        <w:rFonts w:ascii="Symbol" w:hAnsi="Symbol" w:hint="default" w:eastAsia="黑体"/>
       </w:rPr>
     </w:lvl>
   </w:abstractNum>
@@ -2498,7 +2726,7 @@
         <w:ind w:hanging="360" w:left="1080"/>
       </w:pPr>
       <w:rPr>
-        <w:rFonts w:ascii="Symbol" w:hAnsi="Symbol" w:hint="default"/>
+        <w:rFonts w:ascii="Symbol" w:hAnsi="Symbol" w:hint="default" w:eastAsia="黑体"/>
       </w:rPr>
     </w:lvl>
   </w:abstractNum>
@@ -2519,7 +2747,7 @@
         <w:ind w:hanging="360" w:left="720"/>
       </w:pPr>
       <w:rPr>
-        <w:rFonts w:ascii="Symbol" w:hAnsi="Symbol" w:hint="default"/>
+        <w:rFonts w:ascii="Symbol" w:hAnsi="Symbol" w:hint="default" w:eastAsia="黑体"/>
       </w:rPr>
     </w:lvl>
   </w:abstractNum>
@@ -2558,7 +2786,7 @@
         <w:ind w:hanging="360" w:left="360"/>
       </w:pPr>
       <w:rPr>
-        <w:rFonts w:ascii="Symbol" w:hAnsi="Symbol" w:hint="default"/>
+        <w:rFonts w:ascii="Symbol" w:hAnsi="Symbol" w:hint="default" w:eastAsia="黑体"/>
       </w:rPr>
     </w:lvl>
   </w:abstractNum>
@@ -2649,7 +2877,7 @@
         <w:ind w:left="720" w:hanging="360"/>
       </w:pPr>
       <w:rPr>
-        <w:rFonts w:ascii="Symbol" w:hAnsi="Symbol" w:cs="Symbol" w:hint="default"/>
+        <w:rFonts w:ascii="Symbol" w:hAnsi="Symbol" w:cs="Symbol" w:hint="default" w:eastAsia="黑体"/>
       </w:rPr>
     </w:lvl>
     <w:lvl w:ilvl="1">
@@ -2660,7 +2888,7 @@
         <w:ind w:left="1440" w:hanging="360"/>
       </w:pPr>
       <w:rPr>
-        <w:rFonts w:ascii="Courier New" w:hAnsi="Courier New" w:cs="Courier New" w:hint="default"/>
+        <w:rFonts w:ascii="Courier New" w:hAnsi="Courier New" w:cs="Courier New" w:hint="default" w:eastAsia="黑体"/>
       </w:rPr>
     </w:lvl>
     <w:lvl w:ilvl="2">
@@ -2671,7 +2899,7 @@
         <w:ind w:left="2160" w:hanging="360"/>
       </w:pPr>
       <w:rPr>
-        <w:rFonts w:ascii="Wingdings" w:hAnsi="Wingdings" w:cs="Wingdings" w:hint="default"/>
+        <w:rFonts w:ascii="Wingdings" w:hAnsi="Wingdings" w:cs="Wingdings" w:hint="default" w:eastAsia="黑体"/>
       </w:rPr>
     </w:lvl>
     <w:lvl w:ilvl="3">
@@ -2682,7 +2910,7 @@
         <w:ind w:left="2880" w:hanging="360"/>
       </w:pPr>
       <w:rPr>
-        <w:rFonts w:ascii="Symbol" w:hAnsi="Symbol" w:cs="Symbol" w:hint="default"/>
+        <w:rFonts w:ascii="Symbol" w:hAnsi="Symbol" w:cs="Symbol" w:hint="default" w:eastAsia="黑体"/>
       </w:rPr>
     </w:lvl>
     <w:lvl w:ilvl="4">
@@ -2693,7 +2921,7 @@
         <w:ind w:left="3600" w:hanging="360"/>
       </w:pPr>
       <w:rPr>
-        <w:rFonts w:ascii="Courier New" w:hAnsi="Courier New" w:cs="Courier New" w:hint="default"/>
+        <w:rFonts w:ascii="Courier New" w:hAnsi="Courier New" w:cs="Courier New" w:hint="default" w:eastAsia="黑体"/>
       </w:rPr>
     </w:lvl>
     <w:lvl w:ilvl="5">
@@ -2704,7 +2932,7 @@
         <w:ind w:left="4320" w:hanging="360"/>
       </w:pPr>
       <w:rPr>
-        <w:rFonts w:ascii="Wingdings" w:hAnsi="Wingdings" w:cs="Wingdings" w:hint="default"/>
+        <w:rFonts w:ascii="Wingdings" w:hAnsi="Wingdings" w:cs="Wingdings" w:hint="default" w:eastAsia="黑体"/>
       </w:rPr>
     </w:lvl>
     <w:lvl w:ilvl="6">
@@ -2715,7 +2943,7 @@
         <w:ind w:left="5040" w:hanging="360"/>
       </w:pPr>
       <w:rPr>
-        <w:rFonts w:ascii="Symbol" w:hAnsi="Symbol" w:cs="Symbol" w:hint="default"/>
+        <w:rFonts w:ascii="Symbol" w:hAnsi="Symbol" w:cs="Symbol" w:hint="default" w:eastAsia="黑体"/>
       </w:rPr>
     </w:lvl>
     <w:lvl w:ilvl="7">
@@ -2726,7 +2954,7 @@
         <w:ind w:left="5760" w:hanging="360"/>
       </w:pPr>
       <w:rPr>
-        <w:rFonts w:ascii="Courier New" w:hAnsi="Courier New" w:cs="Courier New" w:hint="default"/>
+        <w:rFonts w:ascii="Courier New" w:hAnsi="Courier New" w:cs="Courier New" w:hint="default" w:eastAsia="黑体"/>
       </w:rPr>
     </w:lvl>
     <w:lvl w:ilvl="8">
@@ -2737,7 +2965,7 @@
         <w:ind w:left="6480" w:hanging="360"/>
       </w:pPr>
       <w:rPr>
-        <w:rFonts w:ascii="Wingdings" w:hAnsi="Wingdings" w:cs="Wingdings" w:hint="default"/>
+        <w:rFonts w:ascii="Wingdings" w:hAnsi="Wingdings" w:cs="Wingdings" w:hint="default" w:eastAsia="黑体"/>
       </w:rPr>
     </w:lvl>
   </w:abstractNum>
@@ -2793,11 +3021,11 @@
 </file>
 
 <file path=word/styles.xml><?xml version="1.0" encoding="utf-8"?>
-<w:styles xmlns:mc="http://schemas.openxmlformats.org/markup-compatibility/2006" xmlns:r="http://schemas.openxmlformats.org/officeDocument/2006/relationships" xmlns:w="http://schemas.openxmlformats.org/wordprocessingml/2006/main" xmlns:w14="http://schemas.microsoft.com/office/word/2010/wordml" mc:Ignorable="w14">
+<w:styles xmlns:mc="http://schemas.openxmlformats.org/markup-compatibility/2006" xmlns:w="http://schemas.openxmlformats.org/wordprocessingml/2006/main" xmlns:r="http://schemas.openxmlformats.org/officeDocument/2006/relationships" xmlns:w14="http://schemas.microsoft.com/office/word/2010/wordml" mc:Ignorable="w14">
   <w:docDefaults>
     <w:rPrDefault>
       <w:rPr>
-        <w:rFonts w:asciiTheme="minorHAnsi" w:cstheme="minorBidi" w:eastAsiaTheme="minorEastAsia" w:hAnsiTheme="minorHAnsi"/>
+        <w:rFonts w:asciiTheme="minorHAnsi" w:cstheme="minorBidi" w:hAnsiTheme="minorHAnsi" w:eastAsia="黑体"/>
         <w:sz w:val="22"/>
         <w:szCs w:val="22"/>
         <w:lang w:bidi="ar-SA" w:eastAsia="en-US" w:val="en-US"/>
@@ -3019,7 +3247,7 @@
       <w:outlineLvl w:val="0"/>
     </w:pPr>
     <w:rPr>
-      <w:rFonts w:ascii="Times New Roman" w:asciiTheme="majorHAnsi" w:cstheme="majorBidi" w:eastAsia="黑体" w:eastAsiaTheme="majorEastAsia" w:hAnsi="Times New Roman" w:hAnsiTheme="majorHAnsi"/>
+      <w:rFonts w:ascii="Times New Roman" w:asciiTheme="majorHAnsi" w:cstheme="majorBidi" w:eastAsia="黑体" w:hAnsi="Times New Roman" w:hAnsiTheme="majorHAnsi"/>
       <w:b/>
       <w:bCs/>
       <w:color w:val="1F3864"/>
@@ -3043,7 +3271,7 @@
       <w:outlineLvl w:val="1"/>
     </w:pPr>
     <w:rPr>
-      <w:rFonts w:ascii="Times New Roman" w:asciiTheme="majorHAnsi" w:cstheme="majorBidi" w:eastAsia="黑体" w:eastAsiaTheme="majorEastAsia" w:hAnsi="Times New Roman" w:hAnsiTheme="majorHAnsi"/>
+      <w:rFonts w:ascii="Times New Roman" w:asciiTheme="majorHAnsi" w:cstheme="majorBidi" w:eastAsia="黑体" w:hAnsi="Times New Roman" w:hAnsiTheme="majorHAnsi"/>
       <w:b/>
       <w:bCs/>
       <w:color w:val="2E4E7E"/>
@@ -3067,7 +3295,7 @@
       <w:outlineLvl w:val="2"/>
     </w:pPr>
     <w:rPr>
-      <w:rFonts w:ascii="Times New Roman" w:asciiTheme="majorHAnsi" w:cstheme="majorBidi" w:eastAsia="黑体" w:eastAsiaTheme="majorEastAsia" w:hAnsi="Times New Roman" w:hAnsiTheme="majorHAnsi"/>
+      <w:rFonts w:ascii="Times New Roman" w:asciiTheme="majorHAnsi" w:cstheme="majorBidi" w:eastAsia="黑体" w:hAnsi="Times New Roman" w:hAnsiTheme="majorHAnsi"/>
       <w:b/>
       <w:bCs/>
       <w:color w:val="2E4E7E"/>
@@ -3091,7 +3319,7 @@
       <w:outlineLvl w:val="3"/>
     </w:pPr>
     <w:rPr>
-      <w:rFonts w:ascii="Times New Roman" w:asciiTheme="majorHAnsi" w:cstheme="majorBidi" w:eastAsia="黑体" w:eastAsiaTheme="majorEastAsia" w:hAnsi="Times New Roman" w:hAnsiTheme="majorHAnsi"/>
+      <w:rFonts w:ascii="Times New Roman" w:asciiTheme="majorHAnsi" w:cstheme="majorBidi" w:eastAsia="黑体" w:hAnsi="Times New Roman" w:hAnsiTheme="majorHAnsi"/>
       <w:b/>
       <w:bCs/>
       <w:i/>
@@ -3117,7 +3345,7 @@
       <w:outlineLvl w:val="4"/>
     </w:pPr>
     <w:rPr>
-      <w:rFonts w:ascii="Times New Roman" w:asciiTheme="majorHAnsi" w:cstheme="majorBidi" w:eastAsia="黑体" w:eastAsiaTheme="majorEastAsia" w:hAnsi="Times New Roman" w:hAnsiTheme="majorHAnsi"/>
+      <w:rFonts w:ascii="Times New Roman" w:asciiTheme="majorHAnsi" w:cstheme="majorBidi" w:eastAsia="黑体" w:hAnsi="Times New Roman" w:hAnsiTheme="majorHAnsi"/>
       <w:b/>
       <w:color w:val="333333"/>
       <w:sz w:val="22"/>
@@ -3140,7 +3368,7 @@
       <w:outlineLvl w:val="5"/>
     </w:pPr>
     <w:rPr>
-      <w:rFonts w:asciiTheme="majorHAnsi" w:cstheme="majorBidi" w:eastAsiaTheme="majorEastAsia" w:hAnsiTheme="majorHAnsi"/>
+      <w:rFonts w:asciiTheme="majorHAnsi" w:cstheme="majorBidi" w:hAnsiTheme="majorHAnsi" w:eastAsia="黑体"/>
       <w:i/>
       <w:iCs/>
       <w:color w:themeColor="accent1" w:themeShade="7F" w:val="243F60"/>
@@ -3163,7 +3391,7 @@
       <w:outlineLvl w:val="6"/>
     </w:pPr>
     <w:rPr>
-      <w:rFonts w:asciiTheme="majorHAnsi" w:cstheme="majorBidi" w:eastAsiaTheme="majorEastAsia" w:hAnsiTheme="majorHAnsi"/>
+      <w:rFonts w:asciiTheme="majorHAnsi" w:cstheme="majorBidi" w:hAnsiTheme="majorHAnsi" w:eastAsia="黑体"/>
       <w:i/>
       <w:iCs/>
       <w:color w:themeColor="text1" w:themeTint="BF" w:val="404040"/>
@@ -3186,7 +3414,7 @@
       <w:outlineLvl w:val="7"/>
     </w:pPr>
     <w:rPr>
-      <w:rFonts w:asciiTheme="majorHAnsi" w:cstheme="majorBidi" w:eastAsiaTheme="majorEastAsia" w:hAnsiTheme="majorHAnsi"/>
+      <w:rFonts w:asciiTheme="majorHAnsi" w:cstheme="majorBidi" w:hAnsiTheme="majorHAnsi" w:eastAsia="黑体"/>
       <w:color w:themeColor="accent1" w:val="4F81BD"/>
       <w:sz w:val="20"/>
       <w:szCs w:val="20"/>
@@ -3209,7 +3437,7 @@
       <w:outlineLvl w:val="8"/>
     </w:pPr>
     <w:rPr>
-      <w:rFonts w:asciiTheme="majorHAnsi" w:cstheme="majorBidi" w:eastAsiaTheme="majorEastAsia" w:hAnsiTheme="majorHAnsi"/>
+      <w:rFonts w:asciiTheme="majorHAnsi" w:cstheme="majorBidi" w:hAnsiTheme="majorHAnsi" w:eastAsia="黑体"/>
       <w:i/>
       <w:iCs/>
       <w:color w:themeColor="text1" w:themeTint="BF" w:val="404040"/>
@@ -3260,7 +3488,7 @@
     <w:uiPriority w:val="9"/>
     <w:rsid w:val="00FC693F"/>
     <w:rPr>
-      <w:rFonts w:asciiTheme="majorHAnsi" w:cstheme="majorBidi" w:eastAsiaTheme="majorEastAsia" w:hAnsiTheme="majorHAnsi"/>
+      <w:rFonts w:asciiTheme="majorHAnsi" w:cstheme="majorBidi" w:hAnsiTheme="majorHAnsi" w:eastAsia="黑体"/>
       <w:b/>
       <w:bCs/>
       <w:color w:themeColor="accent1" w:themeShade="BF" w:val="365F91"/>
@@ -3275,7 +3503,7 @@
     <w:uiPriority w:val="9"/>
     <w:rsid w:val="00FC693F"/>
     <w:rPr>
-      <w:rFonts w:asciiTheme="majorHAnsi" w:cstheme="majorBidi" w:eastAsiaTheme="majorEastAsia" w:hAnsiTheme="majorHAnsi"/>
+      <w:rFonts w:asciiTheme="majorHAnsi" w:cstheme="majorBidi" w:hAnsiTheme="majorHAnsi" w:eastAsia="黑体"/>
       <w:b/>
       <w:bCs/>
       <w:color w:themeColor="accent1" w:val="4F81BD"/>
@@ -3290,7 +3518,7 @@
     <w:uiPriority w:val="9"/>
     <w:rsid w:val="00FC693F"/>
     <w:rPr>
-      <w:rFonts w:asciiTheme="majorHAnsi" w:cstheme="majorBidi" w:eastAsiaTheme="majorEastAsia" w:hAnsiTheme="majorHAnsi"/>
+      <w:rFonts w:asciiTheme="majorHAnsi" w:cstheme="majorBidi" w:hAnsiTheme="majorHAnsi" w:eastAsia="黑体"/>
       <w:b/>
       <w:bCs/>
       <w:color w:themeColor="accent1" w:val="4F81BD"/>
@@ -3313,7 +3541,7 @@
       <w:contextualSpacing/>
     </w:pPr>
     <w:rPr>
-      <w:rFonts w:ascii="Times New Roman" w:asciiTheme="majorHAnsi" w:cstheme="majorBidi" w:eastAsia="黑体" w:eastAsiaTheme="majorEastAsia" w:hAnsi="Times New Roman" w:hAnsiTheme="majorHAnsi"/>
+      <w:rFonts w:ascii="Times New Roman" w:asciiTheme="majorHAnsi" w:cstheme="majorBidi" w:eastAsia="黑体" w:hAnsi="Times New Roman" w:hAnsiTheme="majorHAnsi"/>
       <w:b/>
       <w:color w:val="1F3864"/>
       <w:spacing w:val="5"/>
@@ -3329,7 +3557,7 @@
     <w:uiPriority w:val="10"/>
     <w:rsid w:val="00FC693F"/>
     <w:rPr>
-      <w:rFonts w:asciiTheme="majorHAnsi" w:cstheme="majorBidi" w:eastAsiaTheme="majorEastAsia" w:hAnsiTheme="majorHAnsi"/>
+      <w:rFonts w:asciiTheme="majorHAnsi" w:cstheme="majorBidi" w:hAnsiTheme="majorHAnsi" w:eastAsia="黑体"/>
       <w:color w:themeColor="text2" w:themeShade="BF" w:val="17365D"/>
       <w:spacing w:val="5"/>
       <w:kern w:val="28"/>
@@ -3351,7 +3579,7 @@
       </w:numPr>
     </w:pPr>
     <w:rPr>
-      <w:rFonts w:asciiTheme="majorHAnsi" w:cstheme="majorBidi" w:eastAsiaTheme="majorEastAsia" w:hAnsiTheme="majorHAnsi"/>
+      <w:rFonts w:asciiTheme="majorHAnsi" w:cstheme="majorBidi" w:hAnsiTheme="majorHAnsi" w:eastAsia="黑体"/>
       <w:i/>
       <w:iCs/>
       <w:color w:themeColor="accent1" w:val="4F81BD"/>
@@ -3367,7 +3595,7 @@
     <w:uiPriority w:val="11"/>
     <w:rsid w:val="00FC693F"/>
     <w:rPr>
-      <w:rFonts w:asciiTheme="majorHAnsi" w:cstheme="majorBidi" w:eastAsiaTheme="majorEastAsia" w:hAnsiTheme="majorHAnsi"/>
+      <w:rFonts w:asciiTheme="majorHAnsi" w:cstheme="majorBidi" w:hAnsiTheme="majorHAnsi" w:eastAsia="黑体"/>
       <w:i/>
       <w:iCs/>
       <w:color w:themeColor="accent1" w:val="4F81BD"/>
@@ -3434,6 +3662,7 @@
       <w:spacing w:after="120"/>
     </w:pPr>
     <w:rPr>
+      <w:rFonts w:eastAsia="黑体"/>
       <w:sz w:val="16"/>
       <w:szCs w:val="16"/>
     </w:rPr>
@@ -3445,6 +3674,7 @@
     <w:uiPriority w:val="99"/>
     <w:rsid w:val="00AA1D8D"/>
     <w:rPr>
+      <w:rFonts w:eastAsia="黑体"/>
       <w:sz w:val="16"/>
       <w:szCs w:val="16"/>
     </w:rPr>
@@ -3614,7 +3844,7 @@
       </w:tabs>
     </w:pPr>
     <w:rPr>
-      <w:rFonts w:ascii="Courier" w:hAnsi="Courier"/>
+      <w:rFonts w:ascii="Courier" w:hAnsi="Courier" w:eastAsia="黑体"/>
       <w:sz w:val="20"/>
       <w:szCs w:val="20"/>
     </w:rPr>
@@ -3626,7 +3856,7 @@
     <w:uiPriority w:val="99"/>
     <w:rsid w:val="0029639D"/>
     <w:rPr>
-      <w:rFonts w:ascii="Courier" w:hAnsi="Courier"/>
+      <w:rFonts w:ascii="Courier" w:hAnsi="Courier" w:eastAsia="黑体"/>
       <w:sz w:val="20"/>
       <w:szCs w:val="20"/>
     </w:rPr>
@@ -3662,6 +3892,7 @@
     <w:uiPriority w:val="29"/>
     <w:rsid w:val="00FC693F"/>
     <w:rPr>
+      <w:rFonts w:eastAsia="黑体"/>
       <w:i/>
       <w:iCs/>
       <w:color w:themeColor="text1" w:val="000000"/>
@@ -3675,7 +3906,7 @@
     <w:semiHidden/>
     <w:rsid w:val="00FC693F"/>
     <w:rPr>
-      <w:rFonts w:asciiTheme="majorHAnsi" w:cstheme="majorBidi" w:eastAsiaTheme="majorEastAsia" w:hAnsiTheme="majorHAnsi"/>
+      <w:rFonts w:asciiTheme="majorHAnsi" w:cstheme="majorBidi" w:hAnsiTheme="majorHAnsi" w:eastAsia="黑体"/>
       <w:b/>
       <w:bCs/>
       <w:i/>
@@ -3691,7 +3922,7 @@
     <w:semiHidden/>
     <w:rsid w:val="00FC693F"/>
     <w:rPr>
-      <w:rFonts w:asciiTheme="majorHAnsi" w:cstheme="majorBidi" w:eastAsiaTheme="majorEastAsia" w:hAnsiTheme="majorHAnsi"/>
+      <w:rFonts w:asciiTheme="majorHAnsi" w:cstheme="majorBidi" w:hAnsiTheme="majorHAnsi" w:eastAsia="黑体"/>
       <w:color w:themeColor="accent1" w:themeShade="7F" w:val="243F60"/>
     </w:rPr>
   </w:style>
@@ -3703,7 +3934,7 @@
     <w:semiHidden/>
     <w:rsid w:val="00FC693F"/>
     <w:rPr>
-      <w:rFonts w:asciiTheme="majorHAnsi" w:cstheme="majorBidi" w:eastAsiaTheme="majorEastAsia" w:hAnsiTheme="majorHAnsi"/>
+      <w:rFonts w:asciiTheme="majorHAnsi" w:cstheme="majorBidi" w:hAnsiTheme="majorHAnsi" w:eastAsia="黑体"/>
       <w:i/>
       <w:iCs/>
       <w:color w:themeColor="accent1" w:themeShade="7F" w:val="243F60"/>
@@ -3717,7 +3948,7 @@
     <w:semiHidden/>
     <w:rsid w:val="00FC693F"/>
     <w:rPr>
-      <w:rFonts w:asciiTheme="majorHAnsi" w:cstheme="majorBidi" w:eastAsiaTheme="majorEastAsia" w:hAnsiTheme="majorHAnsi"/>
+      <w:rFonts w:asciiTheme="majorHAnsi" w:cstheme="majorBidi" w:hAnsiTheme="majorHAnsi" w:eastAsia="黑体"/>
       <w:i/>
       <w:iCs/>
       <w:color w:themeColor="text1" w:themeTint="BF" w:val="404040"/>
@@ -3731,7 +3962,7 @@
     <w:semiHidden/>
     <w:rsid w:val="00FC693F"/>
     <w:rPr>
-      <w:rFonts w:asciiTheme="majorHAnsi" w:cstheme="majorBidi" w:eastAsiaTheme="majorEastAsia" w:hAnsiTheme="majorHAnsi"/>
+      <w:rFonts w:asciiTheme="majorHAnsi" w:cstheme="majorBidi" w:hAnsiTheme="majorHAnsi" w:eastAsia="黑体"/>
       <w:color w:themeColor="accent1" w:val="4F81BD"/>
       <w:sz w:val="20"/>
       <w:szCs w:val="20"/>
@@ -3745,7 +3976,7 @@
     <w:semiHidden/>
     <w:rsid w:val="00FC693F"/>
     <w:rPr>
-      <w:rFonts w:asciiTheme="majorHAnsi" w:cstheme="majorBidi" w:eastAsiaTheme="majorEastAsia" w:hAnsiTheme="majorHAnsi"/>
+      <w:rFonts w:asciiTheme="majorHAnsi" w:cstheme="majorBidi" w:hAnsiTheme="majorHAnsi" w:eastAsia="黑体"/>
       <w:i/>
       <w:iCs/>
       <w:color w:themeColor="text1" w:themeTint="BF" w:val="404040"/>
@@ -3766,6 +3997,7 @@
       <w:spacing w:line="240" w:lineRule="auto"/>
     </w:pPr>
     <w:rPr>
+      <w:rFonts w:eastAsia="黑体"/>
       <w:b/>
       <w:bCs/>
       <w:color w:themeColor="accent1" w:val="4F81BD"/>
@@ -3780,6 +4012,7 @@
     <w:qFormat/>
     <w:rsid w:val="00FC693F"/>
     <w:rPr>
+      <w:rFonts w:eastAsia="黑体"/>
       <w:b/>
       <w:bCs/>
     </w:rPr>
@@ -3791,6 +4024,7 @@
     <w:qFormat/>
     <w:rsid w:val="00FC693F"/>
     <w:rPr>
+      <w:rFonts w:eastAsia="黑体"/>
       <w:i/>
       <w:iCs/>
     </w:rPr>
@@ -3811,6 +4045,7 @@
       <w:ind w:left="936" w:right="936"/>
     </w:pPr>
     <w:rPr>
+      <w:rFonts w:eastAsia="黑体"/>
       <w:b/>
       <w:bCs/>
       <w:i/>
@@ -3825,6 +4060,7 @@
     <w:uiPriority w:val="30"/>
     <w:rsid w:val="00FC693F"/>
     <w:rPr>
+      <w:rFonts w:eastAsia="黑体"/>
       <w:b/>
       <w:bCs/>
       <w:i/>
@@ -3839,6 +4075,7 @@
     <w:qFormat/>
     <w:rsid w:val="00FC693F"/>
     <w:rPr>
+      <w:rFonts w:eastAsia="黑体"/>
       <w:i/>
       <w:iCs/>
       <w:color w:themeColor="text1" w:themeTint="7F" w:val="808080"/>
@@ -3851,6 +4088,7 @@
     <w:qFormat/>
     <w:rsid w:val="00FC693F"/>
     <w:rPr>
+      <w:rFonts w:eastAsia="黑体"/>
       <w:b/>
       <w:bCs/>
       <w:i/>
@@ -3865,6 +4103,7 @@
     <w:qFormat/>
     <w:rsid w:val="00FC693F"/>
     <w:rPr>
+      <w:rFonts w:eastAsia="黑体"/>
       <w:smallCaps/>
       <w:color w:themeColor="accent2" w:val="C0504D"/>
       <w:u w:val="single"/>
@@ -3877,6 +4116,7 @@
     <w:qFormat/>
     <w:rsid w:val="00FC693F"/>
     <w:rPr>
+      <w:rFonts w:eastAsia="黑体"/>
       <w:b/>
       <w:bCs/>
       <w:smallCaps/>
@@ -3892,6 +4132,7 @@
     <w:qFormat/>
     <w:rsid w:val="00FC693F"/>
     <w:rPr>
+      <w:rFonts w:eastAsia="黑体"/>
       <w:b/>
       <w:bCs/>
       <w:smallCaps/>
@@ -3946,6 +4187,7 @@
       <w:spacing w:after="0" w:line="240" w:lineRule="auto"/>
     </w:pPr>
     <w:rPr>
+      <w:rFonts w:eastAsia="黑体"/>
       <w:color w:themeColor="text1" w:themeShade="BF" w:val="000000"/>
     </w:rPr>
     <w:tblPr>
@@ -3968,6 +4210,7 @@
         <w:spacing w:after="0" w:before="0" w:line="240" w:lineRule="auto"/>
       </w:pPr>
       <w:rPr>
+        <w:rFonts w:eastAsia="黑体"/>
         <w:b/>
         <w:bCs/>
       </w:rPr>
@@ -3988,6 +4231,7 @@
         <w:spacing w:after="0" w:before="0" w:line="240" w:lineRule="auto"/>
       </w:pPr>
       <w:rPr>
+        <w:rFonts w:eastAsia="黑体"/>
         <w:b/>
         <w:bCs/>
       </w:rPr>
@@ -4005,12 +4249,14 @@
     </w:tblStylePr>
     <w:tblStylePr w:type="firstCol">
       <w:rPr>
+        <w:rFonts w:eastAsia="黑体"/>
         <w:b/>
         <w:bCs/>
       </w:rPr>
     </w:tblStylePr>
     <w:tblStylePr w:type="lastCol">
       <w:rPr>
+        <w:rFonts w:eastAsia="黑体"/>
         <w:b/>
         <w:bCs/>
       </w:rPr>
@@ -4049,6 +4295,7 @@
       <w:spacing w:after="0" w:line="240" w:lineRule="auto"/>
     </w:pPr>
     <w:rPr>
+      <w:rFonts w:eastAsia="黑体"/>
       <w:color w:themeColor="accent1" w:themeShade="BF" w:val="365F91"/>
     </w:rPr>
     <w:tblPr>
@@ -4071,6 +4318,7 @@
         <w:spacing w:after="0" w:before="0" w:line="240" w:lineRule="auto"/>
       </w:pPr>
       <w:rPr>
+        <w:rFonts w:eastAsia="黑体"/>
         <w:b/>
         <w:bCs/>
       </w:rPr>
@@ -4091,6 +4339,7 @@
         <w:spacing w:after="0" w:before="0" w:line="240" w:lineRule="auto"/>
       </w:pPr>
       <w:rPr>
+        <w:rFonts w:eastAsia="黑体"/>
         <w:b/>
         <w:bCs/>
       </w:rPr>
@@ -4108,12 +4357,14 @@
     </w:tblStylePr>
     <w:tblStylePr w:type="firstCol">
       <w:rPr>
+        <w:rFonts w:eastAsia="黑体"/>
         <w:b/>
         <w:bCs/>
       </w:rPr>
     </w:tblStylePr>
     <w:tblStylePr w:type="lastCol">
       <w:rPr>
+        <w:rFonts w:eastAsia="黑体"/>
         <w:b/>
         <w:bCs/>
       </w:rPr>
@@ -4152,6 +4403,7 @@
       <w:spacing w:after="0" w:line="240" w:lineRule="auto"/>
     </w:pPr>
     <w:rPr>
+      <w:rFonts w:eastAsia="黑体"/>
       <w:color w:themeColor="accent2" w:themeShade="BF" w:val="943634"/>
     </w:rPr>
     <w:tblPr>
@@ -4174,6 +4426,7 @@
         <w:spacing w:after="0" w:before="0" w:line="240" w:lineRule="auto"/>
       </w:pPr>
       <w:rPr>
+        <w:rFonts w:eastAsia="黑体"/>
         <w:b/>
         <w:bCs/>
       </w:rPr>
@@ -4194,6 +4447,7 @@
         <w:spacing w:after="0" w:before="0" w:line="240" w:lineRule="auto"/>
       </w:pPr>
       <w:rPr>
+        <w:rFonts w:eastAsia="黑体"/>
         <w:b/>
         <w:bCs/>
       </w:rPr>
@@ -4211,12 +4465,14 @@
     </w:tblStylePr>
     <w:tblStylePr w:type="firstCol">
       <w:rPr>
+        <w:rFonts w:eastAsia="黑体"/>
         <w:b/>
         <w:bCs/>
       </w:rPr>
     </w:tblStylePr>
     <w:tblStylePr w:type="lastCol">
       <w:rPr>
+        <w:rFonts w:eastAsia="黑体"/>
         <w:b/>
         <w:bCs/>
       </w:rPr>
@@ -4255,6 +4511,7 @@
       <w:spacing w:after="0" w:line="240" w:lineRule="auto"/>
     </w:pPr>
     <w:rPr>
+      <w:rFonts w:eastAsia="黑体"/>
       <w:color w:themeColor="accent3" w:themeShade="BF" w:val="76923C"/>
     </w:rPr>
     <w:tblPr>
@@ -4277,6 +4534,7 @@
         <w:spacing w:after="0" w:before="0" w:line="240" w:lineRule="auto"/>
       </w:pPr>
       <w:rPr>
+        <w:rFonts w:eastAsia="黑体"/>
         <w:b/>
         <w:bCs/>
       </w:rPr>
@@ -4297,6 +4555,7 @@
         <w:spacing w:after="0" w:before="0" w:line="240" w:lineRule="auto"/>
       </w:pPr>
       <w:rPr>
+        <w:rFonts w:eastAsia="黑体"/>
         <w:b/>
         <w:bCs/>
       </w:rPr>
@@ -4314,12 +4573,14 @@
     </w:tblStylePr>
     <w:tblStylePr w:type="firstCol">
       <w:rPr>
+        <w:rFonts w:eastAsia="黑体"/>
         <w:b/>
         <w:bCs/>
       </w:rPr>
     </w:tblStylePr>
     <w:tblStylePr w:type="lastCol">
       <w:rPr>
+        <w:rFonts w:eastAsia="黑体"/>
         <w:b/>
         <w:bCs/>
       </w:rPr>
@@ -4358,6 +4619,7 @@
       <w:spacing w:after="0" w:line="240" w:lineRule="auto"/>
     </w:pPr>
     <w:rPr>
+      <w:rFonts w:eastAsia="黑体"/>
       <w:color w:themeColor="accent4" w:themeShade="BF" w:val="5F497A"/>
     </w:rPr>
     <w:tblPr>
@@ -4380,6 +4642,7 @@
         <w:spacing w:after="0" w:before="0" w:line="240" w:lineRule="auto"/>
       </w:pPr>
       <w:rPr>
+        <w:rFonts w:eastAsia="黑体"/>
         <w:b/>
         <w:bCs/>
       </w:rPr>
@@ -4400,6 +4663,7 @@
         <w:spacing w:after="0" w:before="0" w:line="240" w:lineRule="auto"/>
       </w:pPr>
       <w:rPr>
+        <w:rFonts w:eastAsia="黑体"/>
         <w:b/>
         <w:bCs/>
       </w:rPr>
@@ -4417,12 +4681,14 @@
     </w:tblStylePr>
     <w:tblStylePr w:type="firstCol">
       <w:rPr>
+        <w:rFonts w:eastAsia="黑体"/>
         <w:b/>
         <w:bCs/>
       </w:rPr>
     </w:tblStylePr>
     <w:tblStylePr w:type="lastCol">
       <w:rPr>
+        <w:rFonts w:eastAsia="黑体"/>
         <w:b/>
         <w:bCs/>
       </w:rPr>
@@ -4461,6 +4727,7 @@
       <w:spacing w:after="0" w:line="240" w:lineRule="auto"/>
     </w:pPr>
     <w:rPr>
+      <w:rFonts w:eastAsia="黑体"/>
       <w:color w:themeColor="accent5" w:themeShade="BF" w:val="31849B"/>
     </w:rPr>
     <w:tblPr>
@@ -4483,6 +4750,7 @@
         <w:spacing w:after="0" w:before="0" w:line="240" w:lineRule="auto"/>
       </w:pPr>
       <w:rPr>
+        <w:rFonts w:eastAsia="黑体"/>
         <w:b/>
         <w:bCs/>
       </w:rPr>
@@ -4503,6 +4771,7 @@
         <w:spacing w:after="0" w:before="0" w:line="240" w:lineRule="auto"/>
       </w:pPr>
       <w:rPr>
+        <w:rFonts w:eastAsia="黑体"/>
         <w:b/>
         <w:bCs/>
       </w:rPr>
@@ -4520,12 +4789,14 @@
     </w:tblStylePr>
     <w:tblStylePr w:type="firstCol">
       <w:rPr>
+        <w:rFonts w:eastAsia="黑体"/>
         <w:b/>
         <w:bCs/>
       </w:rPr>
     </w:tblStylePr>
     <w:tblStylePr w:type="lastCol">
       <w:rPr>
+        <w:rFonts w:eastAsia="黑体"/>
         <w:b/>
         <w:bCs/>
       </w:rPr>
@@ -4564,6 +4835,7 @@
       <w:spacing w:after="0" w:line="240" w:lineRule="auto"/>
     </w:pPr>
     <w:rPr>
+      <w:rFonts w:eastAsia="黑体"/>
       <w:color w:themeColor="accent6" w:themeShade="BF" w:val="E36C0A"/>
     </w:rPr>
     <w:tblPr>
@@ -4586,6 +4858,7 @@
         <w:spacing w:after="0" w:before="0" w:line="240" w:lineRule="auto"/>
       </w:pPr>
       <w:rPr>
+        <w:rFonts w:eastAsia="黑体"/>
         <w:b/>
         <w:bCs/>
       </w:rPr>
@@ -4606,6 +4879,7 @@
         <w:spacing w:after="0" w:before="0" w:line="240" w:lineRule="auto"/>
       </w:pPr>
       <w:rPr>
+        <w:rFonts w:eastAsia="黑体"/>
         <w:b/>
         <w:bCs/>
       </w:rPr>
@@ -4623,12 +4897,14 @@
     </w:tblStylePr>
     <w:tblStylePr w:type="firstCol">
       <w:rPr>
+        <w:rFonts w:eastAsia="黑体"/>
         <w:b/>
         <w:bCs/>
       </w:rPr>
     </w:tblStylePr>
     <w:tblStylePr w:type="lastCol">
       <w:rPr>
+        <w:rFonts w:eastAsia="黑体"/>
         <w:b/>
         <w:bCs/>
       </w:rPr>
@@ -4688,6 +4964,7 @@
         <w:spacing w:after="0" w:before="0" w:line="240" w:lineRule="auto"/>
       </w:pPr>
       <w:rPr>
+        <w:rFonts w:eastAsia="黑体"/>
         <w:b/>
         <w:bCs/>
         <w:color w:themeColor="background1" w:val="FFFFFF"/>
@@ -4702,6 +4979,7 @@
         <w:spacing w:after="0" w:before="0" w:line="240" w:lineRule="auto"/>
       </w:pPr>
       <w:rPr>
+        <w:rFonts w:eastAsia="黑体"/>
         <w:b/>
         <w:bCs/>
       </w:rPr>
@@ -4717,12 +4995,14 @@
     </w:tblStylePr>
     <w:tblStylePr w:type="firstCol">
       <w:rPr>
+        <w:rFonts w:eastAsia="黑体"/>
         <w:b/>
         <w:bCs/>
       </w:rPr>
     </w:tblStylePr>
     <w:tblStylePr w:type="lastCol">
       <w:rPr>
+        <w:rFonts w:eastAsia="黑体"/>
         <w:b/>
         <w:bCs/>
       </w:rPr>
@@ -4780,6 +5060,7 @@
         <w:spacing w:after="0" w:before="0" w:line="240" w:lineRule="auto"/>
       </w:pPr>
       <w:rPr>
+        <w:rFonts w:eastAsia="黑体"/>
         <w:b/>
         <w:bCs/>
         <w:color w:themeColor="background1" w:val="FFFFFF"/>
@@ -4794,6 +5075,7 @@
         <w:spacing w:after="0" w:before="0" w:line="240" w:lineRule="auto"/>
       </w:pPr>
       <w:rPr>
+        <w:rFonts w:eastAsia="黑体"/>
         <w:b/>
         <w:bCs/>
       </w:rPr>
@@ -4809,12 +5091,14 @@
     </w:tblStylePr>
     <w:tblStylePr w:type="firstCol">
       <w:rPr>
+        <w:rFonts w:eastAsia="黑体"/>
         <w:b/>
         <w:bCs/>
       </w:rPr>
     </w:tblStylePr>
     <w:tblStylePr w:type="lastCol">
       <w:rPr>
+        <w:rFonts w:eastAsia="黑体"/>
         <w:b/>
         <w:bCs/>
       </w:rPr>
@@ -4872,6 +5156,7 @@
         <w:spacing w:after="0" w:before="0" w:line="240" w:lineRule="auto"/>
       </w:pPr>
       <w:rPr>
+        <w:rFonts w:eastAsia="黑体"/>
         <w:b/>
         <w:bCs/>
         <w:color w:themeColor="background1" w:val="FFFFFF"/>
@@ -4886,6 +5171,7 @@
         <w:spacing w:after="0" w:before="0" w:line="240" w:lineRule="auto"/>
       </w:pPr>
       <w:rPr>
+        <w:rFonts w:eastAsia="黑体"/>
         <w:b/>
         <w:bCs/>
       </w:rPr>
@@ -4901,12 +5187,14 @@
     </w:tblStylePr>
     <w:tblStylePr w:type="firstCol">
       <w:rPr>
+        <w:rFonts w:eastAsia="黑体"/>
         <w:b/>
         <w:bCs/>
       </w:rPr>
     </w:tblStylePr>
     <w:tblStylePr w:type="lastCol">
       <w:rPr>
+        <w:rFonts w:eastAsia="黑体"/>
         <w:b/>
         <w:bCs/>
       </w:rPr>
@@ -4964,6 +5252,7 @@
         <w:spacing w:after="0" w:before="0" w:line="240" w:lineRule="auto"/>
       </w:pPr>
       <w:rPr>
+        <w:rFonts w:eastAsia="黑体"/>
         <w:b/>
         <w:bCs/>
         <w:color w:themeColor="background1" w:val="FFFFFF"/>
@@ -4978,6 +5267,7 @@
         <w:spacing w:after="0" w:before="0" w:line="240" w:lineRule="auto"/>
       </w:pPr>
       <w:rPr>
+        <w:rFonts w:eastAsia="黑体"/>
         <w:b/>
         <w:bCs/>
       </w:rPr>
@@ -4993,12 +5283,14 @@
     </w:tblStylePr>
     <w:tblStylePr w:type="firstCol">
       <w:rPr>
+        <w:rFonts w:eastAsia="黑体"/>
         <w:b/>
         <w:bCs/>
       </w:rPr>
     </w:tblStylePr>
     <w:tblStylePr w:type="lastCol">
       <w:rPr>
+        <w:rFonts w:eastAsia="黑体"/>
         <w:b/>
         <w:bCs/>
       </w:rPr>
@@ -5056,6 +5348,7 @@
         <w:spacing w:after="0" w:before="0" w:line="240" w:lineRule="auto"/>
       </w:pPr>
       <w:rPr>
+        <w:rFonts w:eastAsia="黑体"/>
         <w:b/>
         <w:bCs/>
         <w:color w:themeColor="background1" w:val="FFFFFF"/>
@@ -5070,6 +5363,7 @@
         <w:spacing w:after="0" w:before="0" w:line="240" w:lineRule="auto"/>
       </w:pPr>
       <w:rPr>
+        <w:rFonts w:eastAsia="黑体"/>
         <w:b/>
         <w:bCs/>
       </w:rPr>
@@ -5085,12 +5379,14 @@
     </w:tblStylePr>
     <w:tblStylePr w:type="firstCol">
       <w:rPr>
+        <w:rFonts w:eastAsia="黑体"/>
         <w:b/>
         <w:bCs/>
       </w:rPr>
     </w:tblStylePr>
     <w:tblStylePr w:type="lastCol">
       <w:rPr>
+        <w:rFonts w:eastAsia="黑体"/>
         <w:b/>
         <w:bCs/>
       </w:rPr>
@@ -5148,6 +5444,7 @@
         <w:spacing w:after="0" w:before="0" w:line="240" w:lineRule="auto"/>
       </w:pPr>
       <w:rPr>
+        <w:rFonts w:eastAsia="黑体"/>
         <w:b/>
         <w:bCs/>
         <w:color w:themeColor="background1" w:val="FFFFFF"/>
@@ -5162,6 +5459,7 @@
         <w:spacing w:after="0" w:before="0" w:line="240" w:lineRule="auto"/>
       </w:pPr>
       <w:rPr>
+        <w:rFonts w:eastAsia="黑体"/>
         <w:b/>
         <w:bCs/>
       </w:rPr>
@@ -5177,12 +5475,14 @@
     </w:tblStylePr>
     <w:tblStylePr w:type="firstCol">
       <w:rPr>
+        <w:rFonts w:eastAsia="黑体"/>
         <w:b/>
         <w:bCs/>
       </w:rPr>
     </w:tblStylePr>
     <w:tblStylePr w:type="lastCol">
       <w:rPr>
+        <w:rFonts w:eastAsia="黑体"/>
         <w:b/>
         <w:bCs/>
       </w:rPr>
@@ -5240,6 +5540,7 @@
         <w:spacing w:after="0" w:before="0" w:line="240" w:lineRule="auto"/>
       </w:pPr>
       <w:rPr>
+        <w:rFonts w:eastAsia="黑体"/>
         <w:b/>
         <w:bCs/>
         <w:color w:themeColor="background1" w:val="FFFFFF"/>
@@ -5254,6 +5555,7 @@
         <w:spacing w:after="0" w:before="0" w:line="240" w:lineRule="auto"/>
       </w:pPr>
       <w:rPr>
+        <w:rFonts w:eastAsia="黑体"/>
         <w:b/>
         <w:bCs/>
       </w:rPr>
@@ -5269,12 +5571,14 @@
     </w:tblStylePr>
     <w:tblStylePr w:type="firstCol">
       <w:rPr>
+        <w:rFonts w:eastAsia="黑体"/>
         <w:b/>
         <w:bCs/>
       </w:rPr>
     </w:tblStylePr>
     <w:tblStylePr w:type="lastCol">
       <w:rPr>
+        <w:rFonts w:eastAsia="黑体"/>
         <w:b/>
         <w:bCs/>
       </w:rPr>
@@ -5334,7 +5638,7 @@
         <w:spacing w:after="0" w:before="0" w:line="240" w:lineRule="auto"/>
       </w:pPr>
       <w:rPr>
-        <w:rFonts w:asciiTheme="majorHAnsi" w:cstheme="majorBidi" w:eastAsiaTheme="majorEastAsia" w:hAnsiTheme="majorHAnsi"/>
+        <w:rFonts w:asciiTheme="majorHAnsi" w:cstheme="majorBidi" w:hAnsiTheme="majorHAnsi" w:eastAsia="黑体"/>
         <w:b/>
         <w:bCs/>
       </w:rPr>
@@ -5355,7 +5659,7 @@
         <w:spacing w:after="0" w:before="0" w:line="240" w:lineRule="auto"/>
       </w:pPr>
       <w:rPr>
-        <w:rFonts w:asciiTheme="majorHAnsi" w:cstheme="majorBidi" w:eastAsiaTheme="majorEastAsia" w:hAnsiTheme="majorHAnsi"/>
+        <w:rFonts w:asciiTheme="majorHAnsi" w:cstheme="majorBidi" w:hAnsiTheme="majorHAnsi" w:eastAsia="黑体"/>
         <w:b/>
         <w:bCs/>
       </w:rPr>
@@ -5373,14 +5677,14 @@
     </w:tblStylePr>
     <w:tblStylePr w:type="firstCol">
       <w:rPr>
-        <w:rFonts w:asciiTheme="majorHAnsi" w:cstheme="majorBidi" w:eastAsiaTheme="majorEastAsia" w:hAnsiTheme="majorHAnsi"/>
+        <w:rFonts w:asciiTheme="majorHAnsi" w:cstheme="majorBidi" w:hAnsiTheme="majorHAnsi" w:eastAsia="黑体"/>
         <w:b/>
         <w:bCs/>
       </w:rPr>
     </w:tblStylePr>
     <w:tblStylePr w:type="lastCol">
       <w:rPr>
-        <w:rFonts w:asciiTheme="majorHAnsi" w:cstheme="majorBidi" w:eastAsiaTheme="majorEastAsia" w:hAnsiTheme="majorHAnsi"/>
+        <w:rFonts w:asciiTheme="majorHAnsi" w:cstheme="majorBidi" w:hAnsiTheme="majorHAnsi" w:eastAsia="黑体"/>
         <w:b/>
         <w:bCs/>
       </w:rPr>
@@ -5464,7 +5768,7 @@
         <w:spacing w:after="0" w:before="0" w:line="240" w:lineRule="auto"/>
       </w:pPr>
       <w:rPr>
-        <w:rFonts w:asciiTheme="majorHAnsi" w:cstheme="majorBidi" w:eastAsiaTheme="majorEastAsia" w:hAnsiTheme="majorHAnsi"/>
+        <w:rFonts w:asciiTheme="majorHAnsi" w:cstheme="majorBidi" w:hAnsiTheme="majorHAnsi" w:eastAsia="黑体"/>
         <w:b/>
         <w:bCs/>
       </w:rPr>
@@ -5485,7 +5789,7 @@
         <w:spacing w:after="0" w:before="0" w:line="240" w:lineRule="auto"/>
       </w:pPr>
       <w:rPr>
-        <w:rFonts w:asciiTheme="majorHAnsi" w:cstheme="majorBidi" w:eastAsiaTheme="majorEastAsia" w:hAnsiTheme="majorHAnsi"/>
+        <w:rFonts w:asciiTheme="majorHAnsi" w:cstheme="majorBidi" w:hAnsiTheme="majorHAnsi" w:eastAsia="黑体"/>
         <w:b/>
         <w:bCs/>
       </w:rPr>
@@ -5503,14 +5807,14 @@
     </w:tblStylePr>
     <w:tblStylePr w:type="firstCol">
       <w:rPr>
-        <w:rFonts w:asciiTheme="majorHAnsi" w:cstheme="majorBidi" w:eastAsiaTheme="majorEastAsia" w:hAnsiTheme="majorHAnsi"/>
+        <w:rFonts w:asciiTheme="majorHAnsi" w:cstheme="majorBidi" w:hAnsiTheme="majorHAnsi" w:eastAsia="黑体"/>
         <w:b/>
         <w:bCs/>
       </w:rPr>
     </w:tblStylePr>
     <w:tblStylePr w:type="lastCol">
       <w:rPr>
-        <w:rFonts w:asciiTheme="majorHAnsi" w:cstheme="majorBidi" w:eastAsiaTheme="majorEastAsia" w:hAnsiTheme="majorHAnsi"/>
+        <w:rFonts w:asciiTheme="majorHAnsi" w:cstheme="majorBidi" w:hAnsiTheme="majorHAnsi" w:eastAsia="黑体"/>
         <w:b/>
         <w:bCs/>
       </w:rPr>
@@ -5594,7 +5898,7 @@
         <w:spacing w:after="0" w:before="0" w:line="240" w:lineRule="auto"/>
       </w:pPr>
       <w:rPr>
-        <w:rFonts w:asciiTheme="majorHAnsi" w:cstheme="majorBidi" w:eastAsiaTheme="majorEastAsia" w:hAnsiTheme="majorHAnsi"/>
+        <w:rFonts w:asciiTheme="majorHAnsi" w:cstheme="majorBidi" w:hAnsiTheme="majorHAnsi" w:eastAsia="黑体"/>
         <w:b/>
         <w:bCs/>
       </w:rPr>
@@ -5615,7 +5919,7 @@
         <w:spacing w:after="0" w:before="0" w:line="240" w:lineRule="auto"/>
       </w:pPr>
       <w:rPr>
-        <w:rFonts w:asciiTheme="majorHAnsi" w:cstheme="majorBidi" w:eastAsiaTheme="majorEastAsia" w:hAnsiTheme="majorHAnsi"/>
+        <w:rFonts w:asciiTheme="majorHAnsi" w:cstheme="majorBidi" w:hAnsiTheme="majorHAnsi" w:eastAsia="黑体"/>
         <w:b/>
         <w:bCs/>
       </w:rPr>
@@ -5633,14 +5937,14 @@
     </w:tblStylePr>
     <w:tblStylePr w:type="firstCol">
       <w:rPr>
-        <w:rFonts w:asciiTheme="majorHAnsi" w:cstheme="majorBidi" w:eastAsiaTheme="majorEastAsia" w:hAnsiTheme="majorHAnsi"/>
+        <w:rFonts w:asciiTheme="majorHAnsi" w:cstheme="majorBidi" w:hAnsiTheme="majorHAnsi" w:eastAsia="黑体"/>
         <w:b/>
         <w:bCs/>
       </w:rPr>
     </w:tblStylePr>
     <w:tblStylePr w:type="lastCol">
       <w:rPr>
-        <w:rFonts w:asciiTheme="majorHAnsi" w:cstheme="majorBidi" w:eastAsiaTheme="majorEastAsia" w:hAnsiTheme="majorHAnsi"/>
+        <w:rFonts w:asciiTheme="majorHAnsi" w:cstheme="majorBidi" w:hAnsiTheme="majorHAnsi" w:eastAsia="黑体"/>
         <w:b/>
         <w:bCs/>
       </w:rPr>
@@ -5724,7 +6028,7 @@
         <w:spacing w:after="0" w:before="0" w:line="240" w:lineRule="auto"/>
       </w:pPr>
       <w:rPr>
-        <w:rFonts w:asciiTheme="majorHAnsi" w:cstheme="majorBidi" w:eastAsiaTheme="majorEastAsia" w:hAnsiTheme="majorHAnsi"/>
+        <w:rFonts w:asciiTheme="majorHAnsi" w:cstheme="majorBidi" w:hAnsiTheme="majorHAnsi" w:eastAsia="黑体"/>
         <w:b/>
         <w:bCs/>
       </w:rPr>
@@ -5745,7 +6049,7 @@
         <w:spacing w:after="0" w:before="0" w:line="240" w:lineRule="auto"/>
       </w:pPr>
       <w:rPr>
-        <w:rFonts w:asciiTheme="majorHAnsi" w:cstheme="majorBidi" w:eastAsiaTheme="majorEastAsia" w:hAnsiTheme="majorHAnsi"/>
+        <w:rFonts w:asciiTheme="majorHAnsi" w:cstheme="majorBidi" w:hAnsiTheme="majorHAnsi" w:eastAsia="黑体"/>
         <w:b/>
         <w:bCs/>
       </w:rPr>
@@ -5763,14 +6067,14 @@
     </w:tblStylePr>
     <w:tblStylePr w:type="firstCol">
       <w:rPr>
-        <w:rFonts w:asciiTheme="majorHAnsi" w:cstheme="majorBidi" w:eastAsiaTheme="majorEastAsia" w:hAnsiTheme="majorHAnsi"/>
+        <w:rFonts w:asciiTheme="majorHAnsi" w:cstheme="majorBidi" w:hAnsiTheme="majorHAnsi" w:eastAsia="黑体"/>
         <w:b/>
         <w:bCs/>
       </w:rPr>
     </w:tblStylePr>
     <w:tblStylePr w:type="lastCol">
       <w:rPr>
-        <w:rFonts w:asciiTheme="majorHAnsi" w:cstheme="majorBidi" w:eastAsiaTheme="majorEastAsia" w:hAnsiTheme="majorHAnsi"/>
+        <w:rFonts w:asciiTheme="majorHAnsi" w:cstheme="majorBidi" w:hAnsiTheme="majorHAnsi" w:eastAsia="黑体"/>
         <w:b/>
         <w:bCs/>
       </w:rPr>
@@ -5854,7 +6158,7 @@
         <w:spacing w:after="0" w:before="0" w:line="240" w:lineRule="auto"/>
       </w:pPr>
       <w:rPr>
-        <w:rFonts w:asciiTheme="majorHAnsi" w:cstheme="majorBidi" w:eastAsiaTheme="majorEastAsia" w:hAnsiTheme="majorHAnsi"/>
+        <w:rFonts w:asciiTheme="majorHAnsi" w:cstheme="majorBidi" w:hAnsiTheme="majorHAnsi" w:eastAsia="黑体"/>
         <w:b/>
         <w:bCs/>
       </w:rPr>
@@ -5875,7 +6179,7 @@
         <w:spacing w:after="0" w:before="0" w:line="240" w:lineRule="auto"/>
       </w:pPr>
       <w:rPr>
-        <w:rFonts w:asciiTheme="majorHAnsi" w:cstheme="majorBidi" w:eastAsiaTheme="majorEastAsia" w:hAnsiTheme="majorHAnsi"/>
+        <w:rFonts w:asciiTheme="majorHAnsi" w:cstheme="majorBidi" w:hAnsiTheme="majorHAnsi" w:eastAsia="黑体"/>
         <w:b/>
         <w:bCs/>
       </w:rPr>
@@ -5893,14 +6197,14 @@
     </w:tblStylePr>
     <w:tblStylePr w:type="firstCol">
       <w:rPr>
-        <w:rFonts w:asciiTheme="majorHAnsi" w:cstheme="majorBidi" w:eastAsiaTheme="majorEastAsia" w:hAnsiTheme="majorHAnsi"/>
+        <w:rFonts w:asciiTheme="majorHAnsi" w:cstheme="majorBidi" w:hAnsiTheme="majorHAnsi" w:eastAsia="黑体"/>
         <w:b/>
         <w:bCs/>
       </w:rPr>
     </w:tblStylePr>
     <w:tblStylePr w:type="lastCol">
       <w:rPr>
-        <w:rFonts w:asciiTheme="majorHAnsi" w:cstheme="majorBidi" w:eastAsiaTheme="majorEastAsia" w:hAnsiTheme="majorHAnsi"/>
+        <w:rFonts w:asciiTheme="majorHAnsi" w:cstheme="majorBidi" w:hAnsiTheme="majorHAnsi" w:eastAsia="黑体"/>
         <w:b/>
         <w:bCs/>
       </w:rPr>
@@ -5984,7 +6288,7 @@
         <w:spacing w:after="0" w:before="0" w:line="240" w:lineRule="auto"/>
       </w:pPr>
       <w:rPr>
-        <w:rFonts w:asciiTheme="majorHAnsi" w:cstheme="majorBidi" w:eastAsiaTheme="majorEastAsia" w:hAnsiTheme="majorHAnsi"/>
+        <w:rFonts w:asciiTheme="majorHAnsi" w:cstheme="majorBidi" w:hAnsiTheme="majorHAnsi" w:eastAsia="黑体"/>
         <w:b/>
         <w:bCs/>
       </w:rPr>
@@ -6005,7 +6309,7 @@
         <w:spacing w:after="0" w:before="0" w:line="240" w:lineRule="auto"/>
       </w:pPr>
       <w:rPr>
-        <w:rFonts w:asciiTheme="majorHAnsi" w:cstheme="majorBidi" w:eastAsiaTheme="majorEastAsia" w:hAnsiTheme="majorHAnsi"/>
+        <w:rFonts w:asciiTheme="majorHAnsi" w:cstheme="majorBidi" w:hAnsiTheme="majorHAnsi" w:eastAsia="黑体"/>
         <w:b/>
         <w:bCs/>
       </w:rPr>
@@ -6023,14 +6327,14 @@
     </w:tblStylePr>
     <w:tblStylePr w:type="firstCol">
       <w:rPr>
-        <w:rFonts w:asciiTheme="majorHAnsi" w:cstheme="majorBidi" w:eastAsiaTheme="majorEastAsia" w:hAnsiTheme="majorHAnsi"/>
+        <w:rFonts w:asciiTheme="majorHAnsi" w:cstheme="majorBidi" w:hAnsiTheme="majorHAnsi" w:eastAsia="黑体"/>
         <w:b/>
         <w:bCs/>
       </w:rPr>
     </w:tblStylePr>
     <w:tblStylePr w:type="lastCol">
       <w:rPr>
-        <w:rFonts w:asciiTheme="majorHAnsi" w:cstheme="majorBidi" w:eastAsiaTheme="majorEastAsia" w:hAnsiTheme="majorHAnsi"/>
+        <w:rFonts w:asciiTheme="majorHAnsi" w:cstheme="majorBidi" w:hAnsiTheme="majorHAnsi" w:eastAsia="黑体"/>
         <w:b/>
         <w:bCs/>
       </w:rPr>
@@ -6114,7 +6418,7 @@
         <w:spacing w:after="0" w:before="0" w:line="240" w:lineRule="auto"/>
       </w:pPr>
       <w:rPr>
-        <w:rFonts w:asciiTheme="majorHAnsi" w:cstheme="majorBidi" w:eastAsiaTheme="majorEastAsia" w:hAnsiTheme="majorHAnsi"/>
+        <w:rFonts w:asciiTheme="majorHAnsi" w:cstheme="majorBidi" w:hAnsiTheme="majorHAnsi" w:eastAsia="黑体"/>
         <w:b/>
         <w:bCs/>
       </w:rPr>
@@ -6135,7 +6439,7 @@
         <w:spacing w:after="0" w:before="0" w:line="240" w:lineRule="auto"/>
       </w:pPr>
       <w:rPr>
-        <w:rFonts w:asciiTheme="majorHAnsi" w:cstheme="majorBidi" w:eastAsiaTheme="majorEastAsia" w:hAnsiTheme="majorHAnsi"/>
+        <w:rFonts w:asciiTheme="majorHAnsi" w:cstheme="majorBidi" w:hAnsiTheme="majorHAnsi" w:eastAsia="黑体"/>
         <w:b/>
         <w:bCs/>
       </w:rPr>
@@ -6153,14 +6457,14 @@
     </w:tblStylePr>
     <w:tblStylePr w:type="firstCol">
       <w:rPr>
-        <w:rFonts w:asciiTheme="majorHAnsi" w:cstheme="majorBidi" w:eastAsiaTheme="majorEastAsia" w:hAnsiTheme="majorHAnsi"/>
+        <w:rFonts w:asciiTheme="majorHAnsi" w:cstheme="majorBidi" w:hAnsiTheme="majorHAnsi" w:eastAsia="黑体"/>
         <w:b/>
         <w:bCs/>
       </w:rPr>
     </w:tblStylePr>
     <w:tblStylePr w:type="lastCol">
       <w:rPr>
-        <w:rFonts w:asciiTheme="majorHAnsi" w:cstheme="majorBidi" w:eastAsiaTheme="majorEastAsia" w:hAnsiTheme="majorHAnsi"/>
+        <w:rFonts w:asciiTheme="majorHAnsi" w:cstheme="majorBidi" w:hAnsiTheme="majorHAnsi" w:eastAsia="黑体"/>
         <w:b/>
         <w:bCs/>
       </w:rPr>
@@ -6243,6 +6547,7 @@
         <w:spacing w:after="0" w:before="0" w:line="240" w:lineRule="auto"/>
       </w:pPr>
       <w:rPr>
+        <w:rFonts w:eastAsia="黑体"/>
         <w:b/>
         <w:bCs/>
         <w:color w:themeColor="background1" w:val="FFFFFF"/>
@@ -6265,6 +6570,7 @@
         <w:spacing w:after="0" w:before="0" w:line="240" w:lineRule="auto"/>
       </w:pPr>
       <w:rPr>
+        <w:rFonts w:eastAsia="黑体"/>
         <w:b/>
         <w:bCs/>
       </w:rPr>
@@ -6282,12 +6588,14 @@
     </w:tblStylePr>
     <w:tblStylePr w:type="firstCol">
       <w:rPr>
+        <w:rFonts w:eastAsia="黑体"/>
         <w:b/>
         <w:bCs/>
       </w:rPr>
     </w:tblStylePr>
     <w:tblStylePr w:type="lastCol">
       <w:rPr>
+        <w:rFonts w:eastAsia="黑体"/>
         <w:b/>
         <w:bCs/>
       </w:rPr>
@@ -6349,6 +6657,7 @@
         <w:spacing w:after="0" w:before="0" w:line="240" w:lineRule="auto"/>
       </w:pPr>
       <w:rPr>
+        <w:rFonts w:eastAsia="黑体"/>
         <w:b/>
         <w:bCs/>
         <w:color w:themeColor="background1" w:val="FFFFFF"/>
@@ -6371,6 +6680,7 @@
         <w:spacing w:after="0" w:before="0" w:line="240" w:lineRule="auto"/>
       </w:pPr>
       <w:rPr>
+        <w:rFonts w:eastAsia="黑体"/>
         <w:b/>
         <w:bCs/>
       </w:rPr>
@@ -6388,12 +6698,14 @@
     </w:tblStylePr>
     <w:tblStylePr w:type="firstCol">
       <w:rPr>
+        <w:rFonts w:eastAsia="黑体"/>
         <w:b/>
         <w:bCs/>
       </w:rPr>
     </w:tblStylePr>
     <w:tblStylePr w:type="lastCol">
       <w:rPr>
+        <w:rFonts w:eastAsia="黑体"/>
         <w:b/>
         <w:bCs/>
       </w:rPr>
@@ -6455,6 +6767,7 @@
         <w:spacing w:after="0" w:before="0" w:line="240" w:lineRule="auto"/>
       </w:pPr>
       <w:rPr>
+        <w:rFonts w:eastAsia="黑体"/>
         <w:b/>
         <w:bCs/>
         <w:color w:themeColor="background1" w:val="FFFFFF"/>
@@ -6477,6 +6790,7 @@
         <w:spacing w:after="0" w:before="0" w:line="240" w:lineRule="auto"/>
       </w:pPr>
       <w:rPr>
+        <w:rFonts w:eastAsia="黑体"/>
         <w:b/>
         <w:bCs/>
       </w:rPr>
@@ -6494,12 +6808,14 @@
     </w:tblStylePr>
     <w:tblStylePr w:type="firstCol">
       <w:rPr>
+        <w:rFonts w:eastAsia="黑体"/>
         <w:b/>
         <w:bCs/>
       </w:rPr>
     </w:tblStylePr>
     <w:tblStylePr w:type="lastCol">
       <w:rPr>
+        <w:rFonts w:eastAsia="黑体"/>
         <w:b/>
         <w:bCs/>
       </w:rPr>
@@ -6561,6 +6877,7 @@
         <w:spacing w:after="0" w:before="0" w:line="240" w:lineRule="auto"/>
       </w:pPr>
       <w:rPr>
+        <w:rFonts w:eastAsia="黑体"/>
         <w:b/>
         <w:bCs/>
         <w:color w:themeColor="background1" w:val="FFFFFF"/>
@@ -6583,6 +6900,7 @@
         <w:spacing w:after="0" w:before="0" w:line="240" w:lineRule="auto"/>
       </w:pPr>
       <w:rPr>
+        <w:rFonts w:eastAsia="黑体"/>
         <w:b/>
         <w:bCs/>
       </w:rPr>
@@ -6600,12 +6918,14 @@
     </w:tblStylePr>
     <w:tblStylePr w:type="firstCol">
       <w:rPr>
+        <w:rFonts w:eastAsia="黑体"/>
         <w:b/>
         <w:bCs/>
       </w:rPr>
     </w:tblStylePr>
     <w:tblStylePr w:type="lastCol">
       <w:rPr>
+        <w:rFonts w:eastAsia="黑体"/>
         <w:b/>
         <w:bCs/>
       </w:rPr>
@@ -6667,6 +6987,7 @@
         <w:spacing w:after="0" w:before="0" w:line="240" w:lineRule="auto"/>
       </w:pPr>
       <w:rPr>
+        <w:rFonts w:eastAsia="黑体"/>
         <w:b/>
         <w:bCs/>
         <w:color w:themeColor="background1" w:val="FFFFFF"/>
@@ -6689,6 +7010,7 @@
         <w:spacing w:after="0" w:before="0" w:line="240" w:lineRule="auto"/>
       </w:pPr>
       <w:rPr>
+        <w:rFonts w:eastAsia="黑体"/>
         <w:b/>
         <w:bCs/>
       </w:rPr>
@@ -6706,12 +7028,14 @@
     </w:tblStylePr>
     <w:tblStylePr w:type="firstCol">
       <w:rPr>
+        <w:rFonts w:eastAsia="黑体"/>
         <w:b/>
         <w:bCs/>
       </w:rPr>
     </w:tblStylePr>
     <w:tblStylePr w:type="lastCol">
       <w:rPr>
+        <w:rFonts w:eastAsia="黑体"/>
         <w:b/>
         <w:bCs/>
       </w:rPr>
@@ -6773,6 +7097,7 @@
         <w:spacing w:after="0" w:before="0" w:line="240" w:lineRule="auto"/>
       </w:pPr>
       <w:rPr>
+        <w:rFonts w:eastAsia="黑体"/>
         <w:b/>
         <w:bCs/>
         <w:color w:themeColor="background1" w:val="FFFFFF"/>
@@ -6795,6 +7120,7 @@
         <w:spacing w:after="0" w:before="0" w:line="240" w:lineRule="auto"/>
       </w:pPr>
       <w:rPr>
+        <w:rFonts w:eastAsia="黑体"/>
         <w:b/>
         <w:bCs/>
       </w:rPr>
@@ -6812,12 +7138,14 @@
     </w:tblStylePr>
     <w:tblStylePr w:type="firstCol">
       <w:rPr>
+        <w:rFonts w:eastAsia="黑体"/>
         <w:b/>
         <w:bCs/>
       </w:rPr>
     </w:tblStylePr>
     <w:tblStylePr w:type="lastCol">
       <w:rPr>
+        <w:rFonts w:eastAsia="黑体"/>
         <w:b/>
         <w:bCs/>
       </w:rPr>
@@ -6879,6 +7207,7 @@
         <w:spacing w:after="0" w:before="0" w:line="240" w:lineRule="auto"/>
       </w:pPr>
       <w:rPr>
+        <w:rFonts w:eastAsia="黑体"/>
         <w:b/>
         <w:bCs/>
         <w:color w:themeColor="background1" w:val="FFFFFF"/>
@@ -6901,6 +7230,7 @@
         <w:spacing w:after="0" w:before="0" w:line="240" w:lineRule="auto"/>
       </w:pPr>
       <w:rPr>
+        <w:rFonts w:eastAsia="黑体"/>
         <w:b/>
         <w:bCs/>
       </w:rPr>
@@ -6918,12 +7248,14 @@
     </w:tblStylePr>
     <w:tblStylePr w:type="firstCol">
       <w:rPr>
+        <w:rFonts w:eastAsia="黑体"/>
         <w:b/>
         <w:bCs/>
       </w:rPr>
     </w:tblStylePr>
     <w:tblStylePr w:type="lastCol">
       <w:rPr>
+        <w:rFonts w:eastAsia="黑体"/>
         <w:b/>
         <w:bCs/>
       </w:rPr>
@@ -6982,6 +7314,7 @@
         <w:spacing w:after="0" w:before="0" w:line="240" w:lineRule="auto"/>
       </w:pPr>
       <w:rPr>
+        <w:rFonts w:eastAsia="黑体"/>
         <w:b/>
         <w:bCs/>
         <w:color w:themeColor="background1" w:val="FFFFFF"/>
@@ -7004,6 +7337,7 @@
         <w:spacing w:after="0" w:before="0" w:line="240" w:lineRule="auto"/>
       </w:pPr>
       <w:rPr>
+        <w:rFonts w:eastAsia="黑体"/>
         <w:color w:val="auto"/>
       </w:rPr>
       <w:tblPr/>
@@ -7021,6 +7355,7 @@
     </w:tblStylePr>
     <w:tblStylePr w:type="firstCol">
       <w:rPr>
+        <w:rFonts w:eastAsia="黑体"/>
         <w:b/>
         <w:bCs/>
         <w:color w:themeColor="background1" w:val="FFFFFF"/>
@@ -7040,6 +7375,7 @@
     </w:tblStylePr>
     <w:tblStylePr w:type="lastCol">
       <w:rPr>
+        <w:rFonts w:eastAsia="黑体"/>
         <w:b/>
         <w:bCs/>
         <w:color w:themeColor="background1" w:val="FFFFFF"/>
@@ -7088,6 +7424,7 @@
     </w:tblStylePr>
     <w:tblStylePr w:type="nwCell">
       <w:rPr>
+        <w:rFonts w:eastAsia="黑体"/>
         <w:color w:themeColor="background1" w:val="FFFFFF"/>
       </w:rPr>
       <w:tblPr/>
@@ -7131,6 +7468,7 @@
         <w:spacing w:after="0" w:before="0" w:line="240" w:lineRule="auto"/>
       </w:pPr>
       <w:rPr>
+        <w:rFonts w:eastAsia="黑体"/>
         <w:b/>
         <w:bCs/>
         <w:color w:themeColor="background1" w:val="FFFFFF"/>
@@ -7153,6 +7491,7 @@
         <w:spacing w:after="0" w:before="0" w:line="240" w:lineRule="auto"/>
       </w:pPr>
       <w:rPr>
+        <w:rFonts w:eastAsia="黑体"/>
         <w:color w:val="auto"/>
       </w:rPr>
       <w:tblPr/>
@@ -7170,6 +7509,7 @@
     </w:tblStylePr>
     <w:tblStylePr w:type="firstCol">
       <w:rPr>
+        <w:rFonts w:eastAsia="黑体"/>
         <w:b/>
         <w:bCs/>
         <w:color w:themeColor="background1" w:val="FFFFFF"/>
@@ -7189,6 +7529,7 @@
     </w:tblStylePr>
     <w:tblStylePr w:type="lastCol">
       <w:rPr>
+        <w:rFonts w:eastAsia="黑体"/>
         <w:b/>
         <w:bCs/>
         <w:color w:themeColor="background1" w:val="FFFFFF"/>
@@ -7237,6 +7578,7 @@
     </w:tblStylePr>
     <w:tblStylePr w:type="nwCell">
       <w:rPr>
+        <w:rFonts w:eastAsia="黑体"/>
         <w:color w:themeColor="background1" w:val="FFFFFF"/>
       </w:rPr>
       <w:tblPr/>
@@ -7280,6 +7622,7 @@
         <w:spacing w:after="0" w:before="0" w:line="240" w:lineRule="auto"/>
       </w:pPr>
       <w:rPr>
+        <w:rFonts w:eastAsia="黑体"/>
         <w:b/>
         <w:bCs/>
         <w:color w:themeColor="background1" w:val="FFFFFF"/>
@@ -7302,6 +7645,7 @@
         <w:spacing w:after="0" w:before="0" w:line="240" w:lineRule="auto"/>
       </w:pPr>
       <w:rPr>
+        <w:rFonts w:eastAsia="黑体"/>
         <w:color w:val="auto"/>
       </w:rPr>
       <w:tblPr/>
@@ -7319,6 +7663,7 @@
     </w:tblStylePr>
     <w:tblStylePr w:type="firstCol">
       <w:rPr>
+        <w:rFonts w:eastAsia="黑体"/>
         <w:b/>
         <w:bCs/>
         <w:color w:themeColor="background1" w:val="FFFFFF"/>
@@ -7338,6 +7683,7 @@
     </w:tblStylePr>
     <w:tblStylePr w:type="lastCol">
       <w:rPr>
+        <w:rFonts w:eastAsia="黑体"/>
         <w:b/>
         <w:bCs/>
         <w:color w:themeColor="background1" w:val="FFFFFF"/>
@@ -7386,6 +7732,7 @@
     </w:tblStylePr>
     <w:tblStylePr w:type="nwCell">
       <w:rPr>
+        <w:rFonts w:eastAsia="黑体"/>
         <w:color w:themeColor="background1" w:val="FFFFFF"/>
       </w:rPr>
       <w:tblPr/>
@@ -7429,6 +7776,7 @@
         <w:spacing w:after="0" w:before="0" w:line="240" w:lineRule="auto"/>
       </w:pPr>
       <w:rPr>
+        <w:rFonts w:eastAsia="黑体"/>
         <w:b/>
         <w:bCs/>
         <w:color w:themeColor="background1" w:val="FFFFFF"/>
@@ -7451,6 +7799,7 @@
         <w:spacing w:after="0" w:before="0" w:line="240" w:lineRule="auto"/>
       </w:pPr>
       <w:rPr>
+        <w:rFonts w:eastAsia="黑体"/>
         <w:color w:val="auto"/>
       </w:rPr>
       <w:tblPr/>
@@ -7468,6 +7817,7 @@
     </w:tblStylePr>
     <w:tblStylePr w:type="firstCol">
       <w:rPr>
+        <w:rFonts w:eastAsia="黑体"/>
         <w:b/>
         <w:bCs/>
         <w:color w:themeColor="background1" w:val="FFFFFF"/>
@@ -7487,6 +7837,7 @@
     </w:tblStylePr>
     <w:tblStylePr w:type="lastCol">
       <w:rPr>
+        <w:rFonts w:eastAsia="黑体"/>
         <w:b/>
         <w:bCs/>
         <w:color w:themeColor="background1" w:val="FFFFFF"/>
@@ -7535,6 +7886,7 @@
     </w:tblStylePr>
     <w:tblStylePr w:type="nwCell">
       <w:rPr>
+        <w:rFonts w:eastAsia="黑体"/>
         <w:color w:themeColor="background1" w:val="FFFFFF"/>
       </w:rPr>
       <w:tblPr/>
@@ -7578,6 +7930,7 @@
         <w:spacing w:after="0" w:before="0" w:line="240" w:lineRule="auto"/>
       </w:pPr>
       <w:rPr>
+        <w:rFonts w:eastAsia="黑体"/>
         <w:b/>
         <w:bCs/>
         <w:color w:themeColor="background1" w:val="FFFFFF"/>
@@ -7600,6 +7953,7 @@
         <w:spacing w:after="0" w:before="0" w:line="240" w:lineRule="auto"/>
       </w:pPr>
       <w:rPr>
+        <w:rFonts w:eastAsia="黑体"/>
         <w:color w:val="auto"/>
       </w:rPr>
       <w:tblPr/>
@@ -7617,6 +7971,7 @@
     </w:tblStylePr>
     <w:tblStylePr w:type="firstCol">
       <w:rPr>
+        <w:rFonts w:eastAsia="黑体"/>
         <w:b/>
         <w:bCs/>
         <w:color w:themeColor="background1" w:val="FFFFFF"/>
@@ -7636,6 +7991,7 @@
     </w:tblStylePr>
     <w:tblStylePr w:type="lastCol">
       <w:rPr>
+        <w:rFonts w:eastAsia="黑体"/>
         <w:b/>
         <w:bCs/>
         <w:color w:themeColor="background1" w:val="FFFFFF"/>
@@ -7684,6 +8040,7 @@
     </w:tblStylePr>
     <w:tblStylePr w:type="nwCell">
       <w:rPr>
+        <w:rFonts w:eastAsia="黑体"/>
         <w:color w:themeColor="background1" w:val="FFFFFF"/>
       </w:rPr>
       <w:tblPr/>
@@ -7727,6 +8084,7 @@
         <w:spacing w:after="0" w:before="0" w:line="240" w:lineRule="auto"/>
       </w:pPr>
       <w:rPr>
+        <w:rFonts w:eastAsia="黑体"/>
         <w:b/>
         <w:bCs/>
         <w:color w:themeColor="background1" w:val="FFFFFF"/>
@@ -7749,6 +8107,7 @@
         <w:spacing w:after="0" w:before="0" w:line="240" w:lineRule="auto"/>
       </w:pPr>
       <w:rPr>
+        <w:rFonts w:eastAsia="黑体"/>
         <w:color w:val="auto"/>
       </w:rPr>
       <w:tblPr/>
@@ -7766,6 +8125,7 @@
     </w:tblStylePr>
     <w:tblStylePr w:type="firstCol">
       <w:rPr>
+        <w:rFonts w:eastAsia="黑体"/>
         <w:b/>
         <w:bCs/>
         <w:color w:themeColor="background1" w:val="FFFFFF"/>
@@ -7785,6 +8145,7 @@
     </w:tblStylePr>
     <w:tblStylePr w:type="lastCol">
       <w:rPr>
+        <w:rFonts w:eastAsia="黑体"/>
         <w:b/>
         <w:bCs/>
         <w:color w:themeColor="background1" w:val="FFFFFF"/>
@@ -7833,6 +8194,7 @@
     </w:tblStylePr>
     <w:tblStylePr w:type="nwCell">
       <w:rPr>
+        <w:rFonts w:eastAsia="黑体"/>
         <w:color w:themeColor="background1" w:val="FFFFFF"/>
       </w:rPr>
       <w:tblPr/>
@@ -7876,6 +8238,7 @@
         <w:spacing w:after="0" w:before="0" w:line="240" w:lineRule="auto"/>
       </w:pPr>
       <w:rPr>
+        <w:rFonts w:eastAsia="黑体"/>
         <w:b/>
         <w:bCs/>
         <w:color w:themeColor="background1" w:val="FFFFFF"/>
@@ -7898,6 +8261,7 @@
         <w:spacing w:after="0" w:before="0" w:line="240" w:lineRule="auto"/>
       </w:pPr>
       <w:rPr>
+        <w:rFonts w:eastAsia="黑体"/>
         <w:color w:val="auto"/>
       </w:rPr>
       <w:tblPr/>
@@ -7915,6 +8279,7 @@
     </w:tblStylePr>
     <w:tblStylePr w:type="firstCol">
       <w:rPr>
+        <w:rFonts w:eastAsia="黑体"/>
         <w:b/>
         <w:bCs/>
         <w:color w:themeColor="background1" w:val="FFFFFF"/>
@@ -7934,6 +8299,7 @@
     </w:tblStylePr>
     <w:tblStylePr w:type="lastCol">
       <w:rPr>
+        <w:rFonts w:eastAsia="黑体"/>
         <w:b/>
         <w:bCs/>
         <w:color w:themeColor="background1" w:val="FFFFFF"/>
@@ -7982,6 +8348,7 @@
     </w:tblStylePr>
     <w:tblStylePr w:type="nwCell">
       <w:rPr>
+        <w:rFonts w:eastAsia="黑体"/>
         <w:color w:themeColor="background1" w:val="FFFFFF"/>
       </w:rPr>
       <w:tblPr/>
@@ -8006,6 +8373,7 @@
       <w:spacing w:after="0" w:line="240" w:lineRule="auto"/>
     </w:pPr>
     <w:rPr>
+      <w:rFonts w:eastAsia="黑体"/>
       <w:color w:themeColor="text1" w:val="000000"/>
     </w:rPr>
     <w:tblPr>
@@ -8025,7 +8393,7 @@
     </w:tblPr>
     <w:tblStylePr w:type="firstRow">
       <w:rPr>
-        <w:rFonts w:asciiTheme="majorHAnsi" w:cstheme="majorBidi" w:eastAsiaTheme="majorEastAsia" w:hAnsiTheme="majorHAnsi"/>
+        <w:rFonts w:asciiTheme="majorHAnsi" w:cstheme="majorBidi" w:hAnsiTheme="majorHAnsi" w:eastAsia="黑体"/>
       </w:rPr>
       <w:tblPr/>
       <w:tcPr>
@@ -8037,6 +8405,7 @@
     </w:tblStylePr>
     <w:tblStylePr w:type="lastRow">
       <w:rPr>
+        <w:rFonts w:eastAsia="黑体"/>
         <w:b/>
         <w:bCs/>
         <w:color w:themeColor="text2" w:val="1F497D"/>
@@ -8051,12 +8420,14 @@
     </w:tblStylePr>
     <w:tblStylePr w:type="firstCol">
       <w:rPr>
+        <w:rFonts w:eastAsia="黑体"/>
         <w:b/>
         <w:bCs/>
       </w:rPr>
     </w:tblStylePr>
     <w:tblStylePr w:type="lastCol">
       <w:rPr>
+        <w:rFonts w:eastAsia="黑体"/>
         <w:b/>
         <w:bCs/>
       </w:rPr>
@@ -8090,6 +8461,7 @@
       <w:spacing w:after="0" w:line="240" w:lineRule="auto"/>
     </w:pPr>
     <w:rPr>
+      <w:rFonts w:eastAsia="黑体"/>
       <w:color w:themeColor="text1" w:val="000000"/>
     </w:rPr>
     <w:tblPr>
@@ -8109,7 +8481,7 @@
     </w:tblPr>
     <w:tblStylePr w:type="firstRow">
       <w:rPr>
-        <w:rFonts w:asciiTheme="majorHAnsi" w:cstheme="majorBidi" w:eastAsiaTheme="majorEastAsia" w:hAnsiTheme="majorHAnsi"/>
+        <w:rFonts w:asciiTheme="majorHAnsi" w:cstheme="majorBidi" w:hAnsiTheme="majorHAnsi" w:eastAsia="黑体"/>
       </w:rPr>
       <w:tblPr/>
       <w:tcPr>
@@ -8121,6 +8493,7 @@
     </w:tblStylePr>
     <w:tblStylePr w:type="lastRow">
       <w:rPr>
+        <w:rFonts w:eastAsia="黑体"/>
         <w:b/>
         <w:bCs/>
         <w:color w:themeColor="text2" w:val="1F497D"/>
@@ -8135,12 +8508,14 @@
     </w:tblStylePr>
     <w:tblStylePr w:type="firstCol">
       <w:rPr>
+        <w:rFonts w:eastAsia="黑体"/>
         <w:b/>
         <w:bCs/>
       </w:rPr>
     </w:tblStylePr>
     <w:tblStylePr w:type="lastCol">
       <w:rPr>
+        <w:rFonts w:eastAsia="黑体"/>
         <w:b/>
         <w:bCs/>
       </w:rPr>
@@ -8174,6 +8549,7 @@
       <w:spacing w:after="0" w:line="240" w:lineRule="auto"/>
     </w:pPr>
     <w:rPr>
+      <w:rFonts w:eastAsia="黑体"/>
       <w:color w:themeColor="text1" w:val="000000"/>
     </w:rPr>
     <w:tblPr>
@@ -8193,7 +8569,7 @@
     </w:tblPr>
     <w:tblStylePr w:type="firstRow">
       <w:rPr>
-        <w:rFonts w:asciiTheme="majorHAnsi" w:cstheme="majorBidi" w:eastAsiaTheme="majorEastAsia" w:hAnsiTheme="majorHAnsi"/>
+        <w:rFonts w:asciiTheme="majorHAnsi" w:cstheme="majorBidi" w:hAnsiTheme="majorHAnsi" w:eastAsia="黑体"/>
       </w:rPr>
       <w:tblPr/>
       <w:tcPr>
@@ -8205,6 +8581,7 @@
     </w:tblStylePr>
     <w:tblStylePr w:type="lastRow">
       <w:rPr>
+        <w:rFonts w:eastAsia="黑体"/>
         <w:b/>
         <w:bCs/>
         <w:color w:themeColor="text2" w:val="1F497D"/>
@@ -8219,12 +8596,14 @@
     </w:tblStylePr>
     <w:tblStylePr w:type="firstCol">
       <w:rPr>
+        <w:rFonts w:eastAsia="黑体"/>
         <w:b/>
         <w:bCs/>
       </w:rPr>
     </w:tblStylePr>
     <w:tblStylePr w:type="lastCol">
       <w:rPr>
+        <w:rFonts w:eastAsia="黑体"/>
         <w:b/>
         <w:bCs/>
       </w:rPr>
@@ -8258,6 +8637,7 @@
       <w:spacing w:after="0" w:line="240" w:lineRule="auto"/>
     </w:pPr>
     <w:rPr>
+      <w:rFonts w:eastAsia="黑体"/>
       <w:color w:themeColor="text1" w:val="000000"/>
     </w:rPr>
     <w:tblPr>
@@ -8277,7 +8657,7 @@
     </w:tblPr>
     <w:tblStylePr w:type="firstRow">
       <w:rPr>
-        <w:rFonts w:asciiTheme="majorHAnsi" w:cstheme="majorBidi" w:eastAsiaTheme="majorEastAsia" w:hAnsiTheme="majorHAnsi"/>
+        <w:rFonts w:asciiTheme="majorHAnsi" w:cstheme="majorBidi" w:hAnsiTheme="majorHAnsi" w:eastAsia="黑体"/>
       </w:rPr>
       <w:tblPr/>
       <w:tcPr>
@@ -8289,6 +8669,7 @@
     </w:tblStylePr>
     <w:tblStylePr w:type="lastRow">
       <w:rPr>
+        <w:rFonts w:eastAsia="黑体"/>
         <w:b/>
         <w:bCs/>
         <w:color w:themeColor="text2" w:val="1F497D"/>
@@ -8303,12 +8684,14 @@
     </w:tblStylePr>
     <w:tblStylePr w:type="firstCol">
       <w:rPr>
+        <w:rFonts w:eastAsia="黑体"/>
         <w:b/>
         <w:bCs/>
       </w:rPr>
     </w:tblStylePr>
     <w:tblStylePr w:type="lastCol">
       <w:rPr>
+        <w:rFonts w:eastAsia="黑体"/>
         <w:b/>
         <w:bCs/>
       </w:rPr>
@@ -8342,6 +8725,7 @@
       <w:spacing w:after="0" w:line="240" w:lineRule="auto"/>
     </w:pPr>
     <w:rPr>
+      <w:rFonts w:eastAsia="黑体"/>
       <w:color w:themeColor="text1" w:val="000000"/>
     </w:rPr>
     <w:tblPr>
@@ -8361,7 +8745,7 @@
     </w:tblPr>
     <w:tblStylePr w:type="firstRow">
       <w:rPr>
-        <w:rFonts w:asciiTheme="majorHAnsi" w:cstheme="majorBidi" w:eastAsiaTheme="majorEastAsia" w:hAnsiTheme="majorHAnsi"/>
+        <w:rFonts w:asciiTheme="majorHAnsi" w:cstheme="majorBidi" w:hAnsiTheme="majorHAnsi" w:eastAsia="黑体"/>
       </w:rPr>
       <w:tblPr/>
       <w:tcPr>
@@ -8373,6 +8757,7 @@
     </w:tblStylePr>
     <w:tblStylePr w:type="lastRow">
       <w:rPr>
+        <w:rFonts w:eastAsia="黑体"/>
         <w:b/>
         <w:bCs/>
         <w:color w:themeColor="text2" w:val="1F497D"/>
@@ -8387,12 +8772,14 @@
     </w:tblStylePr>
     <w:tblStylePr w:type="firstCol">
       <w:rPr>
+        <w:rFonts w:eastAsia="黑体"/>
         <w:b/>
         <w:bCs/>
       </w:rPr>
     </w:tblStylePr>
     <w:tblStylePr w:type="lastCol">
       <w:rPr>
+        <w:rFonts w:eastAsia="黑体"/>
         <w:b/>
         <w:bCs/>
       </w:rPr>
@@ -8426,6 +8813,7 @@
       <w:spacing w:after="0" w:line="240" w:lineRule="auto"/>
     </w:pPr>
     <w:rPr>
+      <w:rFonts w:eastAsia="黑体"/>
       <w:color w:themeColor="text1" w:val="000000"/>
     </w:rPr>
     <w:tblPr>
@@ -8445,7 +8833,7 @@
     </w:tblPr>
     <w:tblStylePr w:type="firstRow">
       <w:rPr>
-        <w:rFonts w:asciiTheme="majorHAnsi" w:cstheme="majorBidi" w:eastAsiaTheme="majorEastAsia" w:hAnsiTheme="majorHAnsi"/>
+        <w:rFonts w:asciiTheme="majorHAnsi" w:cstheme="majorBidi" w:hAnsiTheme="majorHAnsi" w:eastAsia="黑体"/>
       </w:rPr>
       <w:tblPr/>
       <w:tcPr>
@@ -8457,6 +8845,7 @@
     </w:tblStylePr>
     <w:tblStylePr w:type="lastRow">
       <w:rPr>
+        <w:rFonts w:eastAsia="黑体"/>
         <w:b/>
         <w:bCs/>
         <w:color w:themeColor="text2" w:val="1F497D"/>
@@ -8471,12 +8860,14 @@
     </w:tblStylePr>
     <w:tblStylePr w:type="firstCol">
       <w:rPr>
+        <w:rFonts w:eastAsia="黑体"/>
         <w:b/>
         <w:bCs/>
       </w:rPr>
     </w:tblStylePr>
     <w:tblStylePr w:type="lastCol">
       <w:rPr>
+        <w:rFonts w:eastAsia="黑体"/>
         <w:b/>
         <w:bCs/>
       </w:rPr>
@@ -8510,6 +8901,7 @@
       <w:spacing w:after="0" w:line="240" w:lineRule="auto"/>
     </w:pPr>
     <w:rPr>
+      <w:rFonts w:eastAsia="黑体"/>
       <w:color w:themeColor="text1" w:val="000000"/>
     </w:rPr>
     <w:tblPr>
@@ -8529,7 +8921,7 @@
     </w:tblPr>
     <w:tblStylePr w:type="firstRow">
       <w:rPr>
-        <w:rFonts w:asciiTheme="majorHAnsi" w:cstheme="majorBidi" w:eastAsiaTheme="majorEastAsia" w:hAnsiTheme="majorHAnsi"/>
+        <w:rFonts w:asciiTheme="majorHAnsi" w:cstheme="majorBidi" w:hAnsiTheme="majorHAnsi" w:eastAsia="黑体"/>
       </w:rPr>
       <w:tblPr/>
       <w:tcPr>
@@ -8541,6 +8933,7 @@
     </w:tblStylePr>
     <w:tblStylePr w:type="lastRow">
       <w:rPr>
+        <w:rFonts w:eastAsia="黑体"/>
         <w:b/>
         <w:bCs/>
         <w:color w:themeColor="text2" w:val="1F497D"/>
@@ -8555,12 +8948,14 @@
     </w:tblStylePr>
     <w:tblStylePr w:type="firstCol">
       <w:rPr>
+        <w:rFonts w:eastAsia="黑体"/>
         <w:b/>
         <w:bCs/>
       </w:rPr>
     </w:tblStylePr>
     <w:tblStylePr w:type="lastCol">
       <w:rPr>
+        <w:rFonts w:eastAsia="黑体"/>
         <w:b/>
         <w:bCs/>
       </w:rPr>
@@ -8594,7 +8989,7 @@
       <w:spacing w:after="0" w:line="240" w:lineRule="auto"/>
     </w:pPr>
     <w:rPr>
-      <w:rFonts w:asciiTheme="majorHAnsi" w:cstheme="majorBidi" w:eastAsiaTheme="majorEastAsia" w:hAnsiTheme="majorHAnsi"/>
+      <w:rFonts w:asciiTheme="majorHAnsi" w:cstheme="majorBidi" w:hAnsiTheme="majorHAnsi" w:eastAsia="黑体"/>
       <w:color w:themeColor="text1" w:val="000000"/>
     </w:rPr>
     <w:tblPr>
@@ -8616,6 +9011,7 @@
     </w:tblPr>
     <w:tblStylePr w:type="firstRow">
       <w:rPr>
+        <w:rFonts w:eastAsia="黑体"/>
         <w:sz w:val="24"/>
         <w:szCs w:val="24"/>
       </w:rPr>
@@ -8722,7 +9118,7 @@
       <w:spacing w:after="0" w:line="240" w:lineRule="auto"/>
     </w:pPr>
     <w:rPr>
-      <w:rFonts w:asciiTheme="majorHAnsi" w:cstheme="majorBidi" w:eastAsiaTheme="majorEastAsia" w:hAnsiTheme="majorHAnsi"/>
+      <w:rFonts w:asciiTheme="majorHAnsi" w:cstheme="majorBidi" w:hAnsiTheme="majorHAnsi" w:eastAsia="黑体"/>
       <w:color w:themeColor="text1" w:val="000000"/>
     </w:rPr>
     <w:tblPr>
@@ -8744,6 +9140,7 @@
     </w:tblPr>
     <w:tblStylePr w:type="firstRow">
       <w:rPr>
+        <w:rFonts w:eastAsia="黑体"/>
         <w:sz w:val="24"/>
         <w:szCs w:val="24"/>
       </w:rPr>
@@ -8850,7 +9247,7 @@
       <w:spacing w:after="0" w:line="240" w:lineRule="auto"/>
     </w:pPr>
     <w:rPr>
-      <w:rFonts w:asciiTheme="majorHAnsi" w:cstheme="majorBidi" w:eastAsiaTheme="majorEastAsia" w:hAnsiTheme="majorHAnsi"/>
+      <w:rFonts w:asciiTheme="majorHAnsi" w:cstheme="majorBidi" w:hAnsiTheme="majorHAnsi" w:eastAsia="黑体"/>
       <w:color w:themeColor="text1" w:val="000000"/>
     </w:rPr>
     <w:tblPr>
@@ -8872,6 +9269,7 @@
     </w:tblPr>
     <w:tblStylePr w:type="firstRow">
       <w:rPr>
+        <w:rFonts w:eastAsia="黑体"/>
         <w:sz w:val="24"/>
         <w:szCs w:val="24"/>
       </w:rPr>
@@ -8978,7 +9376,7 @@
       <w:spacing w:after="0" w:line="240" w:lineRule="auto"/>
     </w:pPr>
     <w:rPr>
-      <w:rFonts w:asciiTheme="majorHAnsi" w:cstheme="majorBidi" w:eastAsiaTheme="majorEastAsia" w:hAnsiTheme="majorHAnsi"/>
+      <w:rFonts w:asciiTheme="majorHAnsi" w:cstheme="majorBidi" w:hAnsiTheme="majorHAnsi" w:eastAsia="黑体"/>
       <w:color w:themeColor="text1" w:val="000000"/>
     </w:rPr>
     <w:tblPr>
@@ -9000,6 +9398,7 @@
     </w:tblPr>
     <w:tblStylePr w:type="firstRow">
       <w:rPr>
+        <w:rFonts w:eastAsia="黑体"/>
         <w:sz w:val="24"/>
         <w:szCs w:val="24"/>
       </w:rPr>
@@ -9106,7 +9505,7 @@
       <w:spacing w:after="0" w:line="240" w:lineRule="auto"/>
     </w:pPr>
     <w:rPr>
-      <w:rFonts w:asciiTheme="majorHAnsi" w:cstheme="majorBidi" w:eastAsiaTheme="majorEastAsia" w:hAnsiTheme="majorHAnsi"/>
+      <w:rFonts w:asciiTheme="majorHAnsi" w:cstheme="majorBidi" w:hAnsiTheme="majorHAnsi" w:eastAsia="黑体"/>
       <w:color w:themeColor="text1" w:val="000000"/>
     </w:rPr>
     <w:tblPr>
@@ -9128,6 +9527,7 @@
     </w:tblPr>
     <w:tblStylePr w:type="firstRow">
       <w:rPr>
+        <w:rFonts w:eastAsia="黑体"/>
         <w:sz w:val="24"/>
         <w:szCs w:val="24"/>
       </w:rPr>
@@ -9234,7 +9634,7 @@
       <w:spacing w:after="0" w:line="240" w:lineRule="auto"/>
     </w:pPr>
     <w:rPr>
-      <w:rFonts w:asciiTheme="majorHAnsi" w:cstheme="majorBidi" w:eastAsiaTheme="majorEastAsia" w:hAnsiTheme="majorHAnsi"/>
+      <w:rFonts w:asciiTheme="majorHAnsi" w:cstheme="majorBidi" w:hAnsiTheme="majorHAnsi" w:eastAsia="黑体"/>
       <w:color w:themeColor="text1" w:val="000000"/>
     </w:rPr>
     <w:tblPr>
@@ -9256,6 +9656,7 @@
     </w:tblPr>
     <w:tblStylePr w:type="firstRow">
       <w:rPr>
+        <w:rFonts w:eastAsia="黑体"/>
         <w:sz w:val="24"/>
         <w:szCs w:val="24"/>
       </w:rPr>
@@ -9362,7 +9763,7 @@
       <w:spacing w:after="0" w:line="240" w:lineRule="auto"/>
     </w:pPr>
     <w:rPr>
-      <w:rFonts w:asciiTheme="majorHAnsi" w:cstheme="majorBidi" w:eastAsiaTheme="majorEastAsia" w:hAnsiTheme="majorHAnsi"/>
+      <w:rFonts w:asciiTheme="majorHAnsi" w:cstheme="majorBidi" w:hAnsiTheme="majorHAnsi" w:eastAsia="黑体"/>
       <w:color w:themeColor="text1" w:val="000000"/>
     </w:rPr>
     <w:tblPr>
@@ -9384,6 +9785,7 @@
     </w:tblPr>
     <w:tblStylePr w:type="firstRow">
       <w:rPr>
+        <w:rFonts w:eastAsia="黑体"/>
         <w:sz w:val="24"/>
         <w:szCs w:val="24"/>
       </w:rPr>
@@ -9513,12 +9915,14 @@
     </w:tcPr>
     <w:tblStylePr w:type="firstRow">
       <w:rPr>
+        <w:rFonts w:eastAsia="黑体"/>
         <w:b/>
         <w:bCs/>
       </w:rPr>
     </w:tblStylePr>
     <w:tblStylePr w:type="lastRow">
       <w:rPr>
+        <w:rFonts w:eastAsia="黑体"/>
         <w:b/>
         <w:bCs/>
       </w:rPr>
@@ -9531,12 +9935,14 @@
     </w:tblStylePr>
     <w:tblStylePr w:type="firstCol">
       <w:rPr>
+        <w:rFonts w:eastAsia="黑体"/>
         <w:b/>
         <w:bCs/>
       </w:rPr>
     </w:tblStylePr>
     <w:tblStylePr w:type="lastCol">
       <w:rPr>
+        <w:rFonts w:eastAsia="黑体"/>
         <w:b/>
         <w:bCs/>
       </w:rPr>
@@ -9586,12 +9992,14 @@
     </w:tcPr>
     <w:tblStylePr w:type="firstRow">
       <w:rPr>
+        <w:rFonts w:eastAsia="黑体"/>
         <w:b/>
         <w:bCs/>
       </w:rPr>
     </w:tblStylePr>
     <w:tblStylePr w:type="lastRow">
       <w:rPr>
+        <w:rFonts w:eastAsia="黑体"/>
         <w:b/>
         <w:bCs/>
       </w:rPr>
@@ -9604,12 +10012,14 @@
     </w:tblStylePr>
     <w:tblStylePr w:type="firstCol">
       <w:rPr>
+        <w:rFonts w:eastAsia="黑体"/>
         <w:b/>
         <w:bCs/>
       </w:rPr>
     </w:tblStylePr>
     <w:tblStylePr w:type="lastCol">
       <w:rPr>
+        <w:rFonts w:eastAsia="黑体"/>
         <w:b/>
         <w:bCs/>
       </w:rPr>
@@ -9659,12 +10069,14 @@
     </w:tcPr>
     <w:tblStylePr w:type="firstRow">
       <w:rPr>
+        <w:rFonts w:eastAsia="黑体"/>
         <w:b/>
         <w:bCs/>
       </w:rPr>
     </w:tblStylePr>
     <w:tblStylePr w:type="lastRow">
       <w:rPr>
+        <w:rFonts w:eastAsia="黑体"/>
         <w:b/>
         <w:bCs/>
       </w:rPr>
@@ -9677,12 +10089,14 @@
     </w:tblStylePr>
     <w:tblStylePr w:type="firstCol">
       <w:rPr>
+        <w:rFonts w:eastAsia="黑体"/>
         <w:b/>
         <w:bCs/>
       </w:rPr>
     </w:tblStylePr>
     <w:tblStylePr w:type="lastCol">
       <w:rPr>
+        <w:rFonts w:eastAsia="黑体"/>
         <w:b/>
         <w:bCs/>
       </w:rPr>
@@ -9732,12 +10146,14 @@
     </w:tcPr>
     <w:tblStylePr w:type="firstRow">
       <w:rPr>
+        <w:rFonts w:eastAsia="黑体"/>
         <w:b/>
         <w:bCs/>
       </w:rPr>
     </w:tblStylePr>
     <w:tblStylePr w:type="lastRow">
       <w:rPr>
+        <w:rFonts w:eastAsia="黑体"/>
         <w:b/>
         <w:bCs/>
       </w:rPr>
@@ -9750,12 +10166,14 @@
     </w:tblStylePr>
     <w:tblStylePr w:type="firstCol">
       <w:rPr>
+        <w:rFonts w:eastAsia="黑体"/>
         <w:b/>
         <w:bCs/>
       </w:rPr>
     </w:tblStylePr>
     <w:tblStylePr w:type="lastCol">
       <w:rPr>
+        <w:rFonts w:eastAsia="黑体"/>
         <w:b/>
         <w:bCs/>
       </w:rPr>
@@ -9805,12 +10223,14 @@
     </w:tcPr>
     <w:tblStylePr w:type="firstRow">
       <w:rPr>
+        <w:rFonts w:eastAsia="黑体"/>
         <w:b/>
         <w:bCs/>
       </w:rPr>
     </w:tblStylePr>
     <w:tblStylePr w:type="lastRow">
       <w:rPr>
+        <w:rFonts w:eastAsia="黑体"/>
         <w:b/>
         <w:bCs/>
       </w:rPr>
@@ -9823,12 +10243,14 @@
     </w:tblStylePr>
     <w:tblStylePr w:type="firstCol">
       <w:rPr>
+        <w:rFonts w:eastAsia="黑体"/>
         <w:b/>
         <w:bCs/>
       </w:rPr>
     </w:tblStylePr>
     <w:tblStylePr w:type="lastCol">
       <w:rPr>
+        <w:rFonts w:eastAsia="黑体"/>
         <w:b/>
         <w:bCs/>
       </w:rPr>
@@ -9878,12 +10300,14 @@
     </w:tcPr>
     <w:tblStylePr w:type="firstRow">
       <w:rPr>
+        <w:rFonts w:eastAsia="黑体"/>
         <w:b/>
         <w:bCs/>
       </w:rPr>
     </w:tblStylePr>
     <w:tblStylePr w:type="lastRow">
       <w:rPr>
+        <w:rFonts w:eastAsia="黑体"/>
         <w:b/>
         <w:bCs/>
       </w:rPr>
@@ -9896,12 +10320,14 @@
     </w:tblStylePr>
     <w:tblStylePr w:type="firstCol">
       <w:rPr>
+        <w:rFonts w:eastAsia="黑体"/>
         <w:b/>
         <w:bCs/>
       </w:rPr>
     </w:tblStylePr>
     <w:tblStylePr w:type="lastCol">
       <w:rPr>
+        <w:rFonts w:eastAsia="黑体"/>
         <w:b/>
         <w:bCs/>
       </w:rPr>
@@ -9951,12 +10377,14 @@
     </w:tcPr>
     <w:tblStylePr w:type="firstRow">
       <w:rPr>
+        <w:rFonts w:eastAsia="黑体"/>
         <w:b/>
         <w:bCs/>
       </w:rPr>
     </w:tblStylePr>
     <w:tblStylePr w:type="lastRow">
       <w:rPr>
+        <w:rFonts w:eastAsia="黑体"/>
         <w:b/>
         <w:bCs/>
       </w:rPr>
@@ -9969,12 +10397,14 @@
     </w:tblStylePr>
     <w:tblStylePr w:type="firstCol">
       <w:rPr>
+        <w:rFonts w:eastAsia="黑体"/>
         <w:b/>
         <w:bCs/>
       </w:rPr>
     </w:tblStylePr>
     <w:tblStylePr w:type="lastCol">
       <w:rPr>
+        <w:rFonts w:eastAsia="黑体"/>
         <w:b/>
         <w:bCs/>
       </w:rPr>
@@ -10001,7 +10431,7 @@
       <w:spacing w:after="0" w:line="240" w:lineRule="auto"/>
     </w:pPr>
     <w:rPr>
-      <w:rFonts w:asciiTheme="majorHAnsi" w:cstheme="majorBidi" w:eastAsiaTheme="majorEastAsia" w:hAnsiTheme="majorHAnsi"/>
+      <w:rFonts w:asciiTheme="majorHAnsi" w:cstheme="majorBidi" w:hAnsiTheme="majorHAnsi" w:eastAsia="黑体"/>
       <w:color w:themeColor="text1" w:val="000000"/>
     </w:rPr>
     <w:tblPr>
@@ -10028,6 +10458,7 @@
     </w:tcPr>
     <w:tblStylePr w:type="firstRow">
       <w:rPr>
+        <w:rFonts w:eastAsia="黑体"/>
         <w:b/>
         <w:bCs/>
         <w:color w:themeColor="text1" w:val="000000"/>
@@ -10039,6 +10470,7 @@
     </w:tblStylePr>
     <w:tblStylePr w:type="lastRow">
       <w:rPr>
+        <w:rFonts w:eastAsia="黑体"/>
         <w:b/>
         <w:bCs/>
         <w:color w:themeColor="text1" w:val="000000"/>
@@ -10058,6 +10490,7 @@
     </w:tblStylePr>
     <w:tblStylePr w:type="firstCol">
       <w:rPr>
+        <w:rFonts w:eastAsia="黑体"/>
         <w:b/>
         <w:bCs/>
         <w:color w:themeColor="text1" w:val="000000"/>
@@ -10077,6 +10510,7 @@
     </w:tblStylePr>
     <w:tblStylePr w:type="lastCol">
       <w:rPr>
+        <w:rFonts w:eastAsia="黑体"/>
         <w:b w:val="0"/>
         <w:bCs w:val="0"/>
         <w:color w:themeColor="text1" w:val="000000"/>
@@ -10126,7 +10560,7 @@
       <w:spacing w:after="0" w:line="240" w:lineRule="auto"/>
     </w:pPr>
     <w:rPr>
-      <w:rFonts w:asciiTheme="majorHAnsi" w:cstheme="majorBidi" w:eastAsiaTheme="majorEastAsia" w:hAnsiTheme="majorHAnsi"/>
+      <w:rFonts w:asciiTheme="majorHAnsi" w:cstheme="majorBidi" w:hAnsiTheme="majorHAnsi" w:eastAsia="黑体"/>
       <w:color w:themeColor="text1" w:val="000000"/>
     </w:rPr>
     <w:tblPr>
@@ -10153,6 +10587,7 @@
     </w:tcPr>
     <w:tblStylePr w:type="firstRow">
       <w:rPr>
+        <w:rFonts w:eastAsia="黑体"/>
         <w:b/>
         <w:bCs/>
         <w:color w:themeColor="text1" w:val="000000"/>
@@ -10164,6 +10599,7 @@
     </w:tblStylePr>
     <w:tblStylePr w:type="lastRow">
       <w:rPr>
+        <w:rFonts w:eastAsia="黑体"/>
         <w:b/>
         <w:bCs/>
         <w:color w:themeColor="text1" w:val="000000"/>
@@ -10183,6 +10619,7 @@
     </w:tblStylePr>
     <w:tblStylePr w:type="firstCol">
       <w:rPr>
+        <w:rFonts w:eastAsia="黑体"/>
         <w:b/>
         <w:bCs/>
         <w:color w:themeColor="text1" w:val="000000"/>
@@ -10202,6 +10639,7 @@
     </w:tblStylePr>
     <w:tblStylePr w:type="lastCol">
       <w:rPr>
+        <w:rFonts w:eastAsia="黑体"/>
         <w:b w:val="0"/>
         <w:bCs w:val="0"/>
         <w:color w:themeColor="text1" w:val="000000"/>
@@ -10251,7 +10689,7 @@
       <w:spacing w:after="0" w:line="240" w:lineRule="auto"/>
     </w:pPr>
     <w:rPr>
-      <w:rFonts w:asciiTheme="majorHAnsi" w:cstheme="majorBidi" w:eastAsiaTheme="majorEastAsia" w:hAnsiTheme="majorHAnsi"/>
+      <w:rFonts w:asciiTheme="majorHAnsi" w:cstheme="majorBidi" w:hAnsiTheme="majorHAnsi" w:eastAsia="黑体"/>
       <w:color w:themeColor="text1" w:val="000000"/>
     </w:rPr>
     <w:tblPr>
@@ -10278,6 +10716,7 @@
     </w:tcPr>
     <w:tblStylePr w:type="firstRow">
       <w:rPr>
+        <w:rFonts w:eastAsia="黑体"/>
         <w:b/>
         <w:bCs/>
         <w:color w:themeColor="text1" w:val="000000"/>
@@ -10289,6 +10728,7 @@
     </w:tblStylePr>
     <w:tblStylePr w:type="lastRow">
       <w:rPr>
+        <w:rFonts w:eastAsia="黑体"/>
         <w:b/>
         <w:bCs/>
         <w:color w:themeColor="text1" w:val="000000"/>
@@ -10308,6 +10748,7 @@
     </w:tblStylePr>
     <w:tblStylePr w:type="firstCol">
       <w:rPr>
+        <w:rFonts w:eastAsia="黑体"/>
         <w:b/>
         <w:bCs/>
         <w:color w:themeColor="text1" w:val="000000"/>
@@ -10327,6 +10768,7 @@
     </w:tblStylePr>
     <w:tblStylePr w:type="lastCol">
       <w:rPr>
+        <w:rFonts w:eastAsia="黑体"/>
         <w:b w:val="0"/>
         <w:bCs w:val="0"/>
         <w:color w:themeColor="text1" w:val="000000"/>
@@ -10376,7 +10818,7 @@
       <w:spacing w:after="0" w:line="240" w:lineRule="auto"/>
     </w:pPr>
     <w:rPr>
-      <w:rFonts w:asciiTheme="majorHAnsi" w:cstheme="majorBidi" w:eastAsiaTheme="majorEastAsia" w:hAnsiTheme="majorHAnsi"/>
+      <w:rFonts w:asciiTheme="majorHAnsi" w:cstheme="majorBidi" w:hAnsiTheme="majorHAnsi" w:eastAsia="黑体"/>
       <w:color w:themeColor="text1" w:val="000000"/>
     </w:rPr>
     <w:tblPr>
@@ -10403,6 +10845,7 @@
     </w:tcPr>
     <w:tblStylePr w:type="firstRow">
       <w:rPr>
+        <w:rFonts w:eastAsia="黑体"/>
         <w:b/>
         <w:bCs/>
         <w:color w:themeColor="text1" w:val="000000"/>
@@ -10414,6 +10857,7 @@
     </w:tblStylePr>
     <w:tblStylePr w:type="lastRow">
       <w:rPr>
+        <w:rFonts w:eastAsia="黑体"/>
         <w:b/>
         <w:bCs/>
         <w:color w:themeColor="text1" w:val="000000"/>
@@ -10433,6 +10877,7 @@
     </w:tblStylePr>
     <w:tblStylePr w:type="firstCol">
       <w:rPr>
+        <w:rFonts w:eastAsia="黑体"/>
         <w:b/>
         <w:bCs/>
         <w:color w:themeColor="text1" w:val="000000"/>
@@ -10452,6 +10897,7 @@
     </w:tblStylePr>
     <w:tblStylePr w:type="lastCol">
       <w:rPr>
+        <w:rFonts w:eastAsia="黑体"/>
         <w:b w:val="0"/>
         <w:bCs w:val="0"/>
         <w:color w:themeColor="text1" w:val="000000"/>
@@ -10501,7 +10947,7 @@
       <w:spacing w:after="0" w:line="240" w:lineRule="auto"/>
     </w:pPr>
     <w:rPr>
-      <w:rFonts w:asciiTheme="majorHAnsi" w:cstheme="majorBidi" w:eastAsiaTheme="majorEastAsia" w:hAnsiTheme="majorHAnsi"/>
+      <w:rFonts w:asciiTheme="majorHAnsi" w:cstheme="majorBidi" w:hAnsiTheme="majorHAnsi" w:eastAsia="黑体"/>
       <w:color w:themeColor="text1" w:val="000000"/>
     </w:rPr>
     <w:tblPr>
@@ -10528,6 +10974,7 @@
     </w:tcPr>
     <w:tblStylePr w:type="firstRow">
       <w:rPr>
+        <w:rFonts w:eastAsia="黑体"/>
         <w:b/>
         <w:bCs/>
         <w:color w:themeColor="text1" w:val="000000"/>
@@ -10539,6 +10986,7 @@
     </w:tblStylePr>
     <w:tblStylePr w:type="lastRow">
       <w:rPr>
+        <w:rFonts w:eastAsia="黑体"/>
         <w:b/>
         <w:bCs/>
         <w:color w:themeColor="text1" w:val="000000"/>
@@ -10558,6 +11006,7 @@
     </w:tblStylePr>
     <w:tblStylePr w:type="firstCol">
       <w:rPr>
+        <w:rFonts w:eastAsia="黑体"/>
         <w:b/>
         <w:bCs/>
         <w:color w:themeColor="text1" w:val="000000"/>
@@ -10577,6 +11026,7 @@
     </w:tblStylePr>
     <w:tblStylePr w:type="lastCol">
       <w:rPr>
+        <w:rFonts w:eastAsia="黑体"/>
         <w:b w:val="0"/>
         <w:bCs w:val="0"/>
         <w:color w:themeColor="text1" w:val="000000"/>
@@ -10626,7 +11076,7 @@
       <w:spacing w:after="0" w:line="240" w:lineRule="auto"/>
     </w:pPr>
     <w:rPr>
-      <w:rFonts w:asciiTheme="majorHAnsi" w:cstheme="majorBidi" w:eastAsiaTheme="majorEastAsia" w:hAnsiTheme="majorHAnsi"/>
+      <w:rFonts w:asciiTheme="majorHAnsi" w:cstheme="majorBidi" w:hAnsiTheme="majorHAnsi" w:eastAsia="黑体"/>
       <w:color w:themeColor="text1" w:val="000000"/>
     </w:rPr>
     <w:tblPr>
@@ -10653,6 +11103,7 @@
     </w:tcPr>
     <w:tblStylePr w:type="firstRow">
       <w:rPr>
+        <w:rFonts w:eastAsia="黑体"/>
         <w:b/>
         <w:bCs/>
         <w:color w:themeColor="text1" w:val="000000"/>
@@ -10664,6 +11115,7 @@
     </w:tblStylePr>
     <w:tblStylePr w:type="lastRow">
       <w:rPr>
+        <w:rFonts w:eastAsia="黑体"/>
         <w:b/>
         <w:bCs/>
         <w:color w:themeColor="text1" w:val="000000"/>
@@ -10683,6 +11135,7 @@
     </w:tblStylePr>
     <w:tblStylePr w:type="firstCol">
       <w:rPr>
+        <w:rFonts w:eastAsia="黑体"/>
         <w:b/>
         <w:bCs/>
         <w:color w:themeColor="text1" w:val="000000"/>
@@ -10702,6 +11155,7 @@
     </w:tblStylePr>
     <w:tblStylePr w:type="lastCol">
       <w:rPr>
+        <w:rFonts w:eastAsia="黑体"/>
         <w:b w:val="0"/>
         <w:bCs w:val="0"/>
         <w:color w:themeColor="text1" w:val="000000"/>
@@ -10751,7 +11205,7 @@
       <w:spacing w:after="0" w:line="240" w:lineRule="auto"/>
     </w:pPr>
     <w:rPr>
-      <w:rFonts w:asciiTheme="majorHAnsi" w:cstheme="majorBidi" w:eastAsiaTheme="majorEastAsia" w:hAnsiTheme="majorHAnsi"/>
+      <w:rFonts w:asciiTheme="majorHAnsi" w:cstheme="majorBidi" w:hAnsiTheme="majorHAnsi" w:eastAsia="黑体"/>
       <w:color w:themeColor="text1" w:val="000000"/>
     </w:rPr>
     <w:tblPr>
@@ -10778,6 +11232,7 @@
     </w:tcPr>
     <w:tblStylePr w:type="firstRow">
       <w:rPr>
+        <w:rFonts w:eastAsia="黑体"/>
         <w:b/>
         <w:bCs/>
         <w:color w:themeColor="text1" w:val="000000"/>
@@ -10789,6 +11244,7 @@
     </w:tblStylePr>
     <w:tblStylePr w:type="lastRow">
       <w:rPr>
+        <w:rFonts w:eastAsia="黑体"/>
         <w:b/>
         <w:bCs/>
         <w:color w:themeColor="text1" w:val="000000"/>
@@ -10808,6 +11264,7 @@
     </w:tblStylePr>
     <w:tblStylePr w:type="firstCol">
       <w:rPr>
+        <w:rFonts w:eastAsia="黑体"/>
         <w:b/>
         <w:bCs/>
         <w:color w:themeColor="text1" w:val="000000"/>
@@ -10827,6 +11284,7 @@
     </w:tblStylePr>
     <w:tblStylePr w:type="lastCol">
       <w:rPr>
+        <w:rFonts w:eastAsia="黑体"/>
         <w:b w:val="0"/>
         <w:bCs w:val="0"/>
         <w:color w:themeColor="text1" w:val="000000"/>
@@ -10899,6 +11357,7 @@
     </w:tcPr>
     <w:tblStylePr w:type="firstRow">
       <w:rPr>
+        <w:rFonts w:eastAsia="黑体"/>
         <w:b/>
         <w:bCs/>
         <w:i w:val="0"/>
@@ -10920,6 +11379,7 @@
     </w:tblStylePr>
     <w:tblStylePr w:type="lastRow">
       <w:rPr>
+        <w:rFonts w:eastAsia="黑体"/>
         <w:b/>
         <w:bCs/>
         <w:i w:val="0"/>
@@ -10941,6 +11401,7 @@
     </w:tblStylePr>
     <w:tblStylePr w:type="firstCol">
       <w:rPr>
+        <w:rFonts w:eastAsia="黑体"/>
         <w:b/>
         <w:bCs/>
         <w:i w:val="0"/>
@@ -10960,6 +11421,7 @@
     </w:tblStylePr>
     <w:tblStylePr w:type="lastCol">
       <w:rPr>
+        <w:rFonts w:eastAsia="黑体"/>
         <w:b/>
         <w:bCs/>
         <w:i w:val="0"/>
@@ -11040,6 +11502,7 @@
     </w:tcPr>
     <w:tblStylePr w:type="firstRow">
       <w:rPr>
+        <w:rFonts w:eastAsia="黑体"/>
         <w:b/>
         <w:bCs/>
         <w:i w:val="0"/>
@@ -11061,6 +11524,7 @@
     </w:tblStylePr>
     <w:tblStylePr w:type="lastRow">
       <w:rPr>
+        <w:rFonts w:eastAsia="黑体"/>
         <w:b/>
         <w:bCs/>
         <w:i w:val="0"/>
@@ -11082,6 +11546,7 @@
     </w:tblStylePr>
     <w:tblStylePr w:type="firstCol">
       <w:rPr>
+        <w:rFonts w:eastAsia="黑体"/>
         <w:b/>
         <w:bCs/>
         <w:i w:val="0"/>
@@ -11101,6 +11566,7 @@
     </w:tblStylePr>
     <w:tblStylePr w:type="lastCol">
       <w:rPr>
+        <w:rFonts w:eastAsia="黑体"/>
         <w:b/>
         <w:bCs/>
         <w:i w:val="0"/>
@@ -11181,6 +11647,7 @@
     </w:tcPr>
     <w:tblStylePr w:type="firstRow">
       <w:rPr>
+        <w:rFonts w:eastAsia="黑体"/>
         <w:b/>
         <w:bCs/>
         <w:i w:val="0"/>
@@ -11202,6 +11669,7 @@
     </w:tblStylePr>
     <w:tblStylePr w:type="lastRow">
       <w:rPr>
+        <w:rFonts w:eastAsia="黑体"/>
         <w:b/>
         <w:bCs/>
         <w:i w:val="0"/>
@@ -11223,6 +11691,7 @@
     </w:tblStylePr>
     <w:tblStylePr w:type="firstCol">
       <w:rPr>
+        <w:rFonts w:eastAsia="黑体"/>
         <w:b/>
         <w:bCs/>
         <w:i w:val="0"/>
@@ -11242,6 +11711,7 @@
     </w:tblStylePr>
     <w:tblStylePr w:type="lastCol">
       <w:rPr>
+        <w:rFonts w:eastAsia="黑体"/>
         <w:b/>
         <w:bCs/>
         <w:i w:val="0"/>
@@ -11322,6 +11792,7 @@
     </w:tcPr>
     <w:tblStylePr w:type="firstRow">
       <w:rPr>
+        <w:rFonts w:eastAsia="黑体"/>
         <w:b/>
         <w:bCs/>
         <w:i w:val="0"/>
@@ -11343,6 +11814,7 @@
     </w:tblStylePr>
     <w:tblStylePr w:type="lastRow">
       <w:rPr>
+        <w:rFonts w:eastAsia="黑体"/>
         <w:b/>
         <w:bCs/>
         <w:i w:val="0"/>
@@ -11364,6 +11836,7 @@
     </w:tblStylePr>
     <w:tblStylePr w:type="firstCol">
       <w:rPr>
+        <w:rFonts w:eastAsia="黑体"/>
         <w:b/>
         <w:bCs/>
         <w:i w:val="0"/>
@@ -11383,6 +11856,7 @@
     </w:tblStylePr>
     <w:tblStylePr w:type="lastCol">
       <w:rPr>
+        <w:rFonts w:eastAsia="黑体"/>
         <w:b/>
         <w:bCs/>
         <w:i w:val="0"/>
@@ -11463,6 +11937,7 @@
     </w:tcPr>
     <w:tblStylePr w:type="firstRow">
       <w:rPr>
+        <w:rFonts w:eastAsia="黑体"/>
         <w:b/>
         <w:bCs/>
         <w:i w:val="0"/>
@@ -11484,6 +11959,7 @@
     </w:tblStylePr>
     <w:tblStylePr w:type="lastRow">
       <w:rPr>
+        <w:rFonts w:eastAsia="黑体"/>
         <w:b/>
         <w:bCs/>
         <w:i w:val="0"/>
@@ -11505,6 +11981,7 @@
     </w:tblStylePr>
     <w:tblStylePr w:type="firstCol">
       <w:rPr>
+        <w:rFonts w:eastAsia="黑体"/>
         <w:b/>
         <w:bCs/>
         <w:i w:val="0"/>
@@ -11524,6 +12001,7 @@
     </w:tblStylePr>
     <w:tblStylePr w:type="lastCol">
       <w:rPr>
+        <w:rFonts w:eastAsia="黑体"/>
         <w:b/>
         <w:bCs/>
         <w:i w:val="0"/>
@@ -11604,6 +12082,7 @@
     </w:tcPr>
     <w:tblStylePr w:type="firstRow">
       <w:rPr>
+        <w:rFonts w:eastAsia="黑体"/>
         <w:b/>
         <w:bCs/>
         <w:i w:val="0"/>
@@ -11625,6 +12104,7 @@
     </w:tblStylePr>
     <w:tblStylePr w:type="lastRow">
       <w:rPr>
+        <w:rFonts w:eastAsia="黑体"/>
         <w:b/>
         <w:bCs/>
         <w:i w:val="0"/>
@@ -11646,6 +12126,7 @@
     </w:tblStylePr>
     <w:tblStylePr w:type="firstCol">
       <w:rPr>
+        <w:rFonts w:eastAsia="黑体"/>
         <w:b/>
         <w:bCs/>
         <w:i w:val="0"/>
@@ -11665,6 +12146,7 @@
     </w:tblStylePr>
     <w:tblStylePr w:type="lastCol">
       <w:rPr>
+        <w:rFonts w:eastAsia="黑体"/>
         <w:b/>
         <w:bCs/>
         <w:i w:val="0"/>
@@ -11745,6 +12227,7 @@
     </w:tcPr>
     <w:tblStylePr w:type="firstRow">
       <w:rPr>
+        <w:rFonts w:eastAsia="黑体"/>
         <w:b/>
         <w:bCs/>
         <w:i w:val="0"/>
@@ -11766,6 +12249,7 @@
     </w:tblStylePr>
     <w:tblStylePr w:type="lastRow">
       <w:rPr>
+        <w:rFonts w:eastAsia="黑体"/>
         <w:b/>
         <w:bCs/>
         <w:i w:val="0"/>
@@ -11787,6 +12271,7 @@
     </w:tblStylePr>
     <w:tblStylePr w:type="firstCol">
       <w:rPr>
+        <w:rFonts w:eastAsia="黑体"/>
         <w:b/>
         <w:bCs/>
         <w:i w:val="0"/>
@@ -11806,6 +12291,7 @@
     </w:tblStylePr>
     <w:tblStylePr w:type="lastCol">
       <w:rPr>
+        <w:rFonts w:eastAsia="黑体"/>
         <w:b/>
         <w:bCs/>
         <w:i w:val="0"/>
@@ -11863,6 +12349,7 @@
       <w:spacing w:after="0" w:line="240" w:lineRule="auto"/>
     </w:pPr>
     <w:rPr>
+      <w:rFonts w:eastAsia="黑体"/>
       <w:color w:themeColor="background1" w:val="FFFFFF"/>
     </w:rPr>
     <w:tblPr>
@@ -11881,6 +12368,7 @@
     </w:tcPr>
     <w:tblStylePr w:type="firstRow">
       <w:rPr>
+        <w:rFonts w:eastAsia="黑体"/>
         <w:b/>
         <w:bCs/>
       </w:rPr>
@@ -11977,6 +12465,7 @@
       <w:spacing w:after="0" w:line="240" w:lineRule="auto"/>
     </w:pPr>
     <w:rPr>
+      <w:rFonts w:eastAsia="黑体"/>
       <w:color w:themeColor="background1" w:val="FFFFFF"/>
     </w:rPr>
     <w:tblPr>
@@ -11995,6 +12484,7 @@
     </w:tcPr>
     <w:tblStylePr w:type="firstRow">
       <w:rPr>
+        <w:rFonts w:eastAsia="黑体"/>
         <w:b/>
         <w:bCs/>
       </w:rPr>
@@ -12091,6 +12581,7 @@
       <w:spacing w:after="0" w:line="240" w:lineRule="auto"/>
     </w:pPr>
     <w:rPr>
+      <w:rFonts w:eastAsia="黑体"/>
       <w:color w:themeColor="background1" w:val="FFFFFF"/>
     </w:rPr>
     <w:tblPr>
@@ -12109,6 +12600,7 @@
     </w:tcPr>
     <w:tblStylePr w:type="firstRow">
       <w:rPr>
+        <w:rFonts w:eastAsia="黑体"/>
         <w:b/>
         <w:bCs/>
       </w:rPr>
@@ -12205,6 +12697,7 @@
       <w:spacing w:after="0" w:line="240" w:lineRule="auto"/>
     </w:pPr>
     <w:rPr>
+      <w:rFonts w:eastAsia="黑体"/>
       <w:color w:themeColor="background1" w:val="FFFFFF"/>
     </w:rPr>
     <w:tblPr>
@@ -12223,6 +12716,7 @@
     </w:tcPr>
     <w:tblStylePr w:type="firstRow">
       <w:rPr>
+        <w:rFonts w:eastAsia="黑体"/>
         <w:b/>
         <w:bCs/>
       </w:rPr>
@@ -12319,6 +12813,7 @@
       <w:spacing w:after="0" w:line="240" w:lineRule="auto"/>
     </w:pPr>
     <w:rPr>
+      <w:rFonts w:eastAsia="黑体"/>
       <w:color w:themeColor="background1" w:val="FFFFFF"/>
     </w:rPr>
     <w:tblPr>
@@ -12337,6 +12832,7 @@
     </w:tcPr>
     <w:tblStylePr w:type="firstRow">
       <w:rPr>
+        <w:rFonts w:eastAsia="黑体"/>
         <w:b/>
         <w:bCs/>
       </w:rPr>
@@ -12433,6 +12929,7 @@
       <w:spacing w:after="0" w:line="240" w:lineRule="auto"/>
     </w:pPr>
     <w:rPr>
+      <w:rFonts w:eastAsia="黑体"/>
       <w:color w:themeColor="background1" w:val="FFFFFF"/>
     </w:rPr>
     <w:tblPr>
@@ -12451,6 +12948,7 @@
     </w:tcPr>
     <w:tblStylePr w:type="firstRow">
       <w:rPr>
+        <w:rFonts w:eastAsia="黑体"/>
         <w:b/>
         <w:bCs/>
       </w:rPr>
@@ -12547,6 +13045,7 @@
       <w:spacing w:after="0" w:line="240" w:lineRule="auto"/>
     </w:pPr>
     <w:rPr>
+      <w:rFonts w:eastAsia="黑体"/>
       <w:color w:themeColor="background1" w:val="FFFFFF"/>
     </w:rPr>
     <w:tblPr>
@@ -12565,6 +13064,7 @@
     </w:tcPr>
     <w:tblStylePr w:type="firstRow">
       <w:rPr>
+        <w:rFonts w:eastAsia="黑体"/>
         <w:b/>
         <w:bCs/>
       </w:rPr>
@@ -12661,6 +13161,7 @@
       <w:spacing w:after="0" w:line="240" w:lineRule="auto"/>
     </w:pPr>
     <w:rPr>
+      <w:rFonts w:eastAsia="黑体"/>
       <w:color w:themeColor="text1" w:val="000000"/>
     </w:rPr>
     <w:tblPr>
@@ -12687,6 +13188,7 @@
     </w:tcPr>
     <w:tblStylePr w:type="firstRow">
       <w:rPr>
+        <w:rFonts w:eastAsia="黑体"/>
         <w:b/>
         <w:bCs/>
       </w:rPr>
@@ -12705,6 +13207,7 @@
     </w:tblStylePr>
     <w:tblStylePr w:type="lastRow">
       <w:rPr>
+        <w:rFonts w:eastAsia="黑体"/>
         <w:b/>
         <w:bCs/>
         <w:color w:themeColor="background1" w:val="FFFFFF"/>
@@ -12719,6 +13222,7 @@
     </w:tblStylePr>
     <w:tblStylePr w:type="firstCol">
       <w:rPr>
+        <w:rFonts w:eastAsia="黑体"/>
         <w:color w:themeColor="background1" w:val="FFFFFF"/>
       </w:rPr>
       <w:tblPr/>
@@ -12736,6 +13240,7 @@
     </w:tblStylePr>
     <w:tblStylePr w:type="lastCol">
       <w:rPr>
+        <w:rFonts w:eastAsia="黑体"/>
         <w:color w:themeColor="background1" w:val="FFFFFF"/>
       </w:rPr>
       <w:tblPr/>
@@ -12765,11 +13270,13 @@
     </w:tblStylePr>
     <w:tblStylePr w:type="neCell">
       <w:rPr>
+        <w:rFonts w:eastAsia="黑体"/>
         <w:color w:themeColor="text1" w:val="000000"/>
       </w:rPr>
     </w:tblStylePr>
     <w:tblStylePr w:type="nwCell">
       <w:rPr>
+        <w:rFonts w:eastAsia="黑体"/>
         <w:color w:themeColor="text1" w:val="000000"/>
       </w:rPr>
     </w:tblStylePr>
@@ -12783,6 +13290,7 @@
       <w:spacing w:after="0" w:line="240" w:lineRule="auto"/>
     </w:pPr>
     <w:rPr>
+      <w:rFonts w:eastAsia="黑体"/>
       <w:color w:themeColor="text1" w:val="000000"/>
     </w:rPr>
     <w:tblPr>
@@ -12809,6 +13317,7 @@
     </w:tcPr>
     <w:tblStylePr w:type="firstRow">
       <w:rPr>
+        <w:rFonts w:eastAsia="黑体"/>
         <w:b/>
         <w:bCs/>
       </w:rPr>
@@ -12827,6 +13336,7 @@
     </w:tblStylePr>
     <w:tblStylePr w:type="lastRow">
       <w:rPr>
+        <w:rFonts w:eastAsia="黑体"/>
         <w:b/>
         <w:bCs/>
         <w:color w:themeColor="background1" w:val="FFFFFF"/>
@@ -12841,6 +13351,7 @@
     </w:tblStylePr>
     <w:tblStylePr w:type="firstCol">
       <w:rPr>
+        <w:rFonts w:eastAsia="黑体"/>
         <w:color w:themeColor="background1" w:val="FFFFFF"/>
       </w:rPr>
       <w:tblPr/>
@@ -12858,6 +13369,7 @@
     </w:tblStylePr>
     <w:tblStylePr w:type="lastCol">
       <w:rPr>
+        <w:rFonts w:eastAsia="黑体"/>
         <w:color w:themeColor="background1" w:val="FFFFFF"/>
       </w:rPr>
       <w:tblPr/>
@@ -12887,11 +13399,13 @@
     </w:tblStylePr>
     <w:tblStylePr w:type="neCell">
       <w:rPr>
+        <w:rFonts w:eastAsia="黑体"/>
         <w:color w:themeColor="text1" w:val="000000"/>
       </w:rPr>
     </w:tblStylePr>
     <w:tblStylePr w:type="nwCell">
       <w:rPr>
+        <w:rFonts w:eastAsia="黑体"/>
         <w:color w:themeColor="text1" w:val="000000"/>
       </w:rPr>
     </w:tblStylePr>
@@ -12905,6 +13419,7 @@
       <w:spacing w:after="0" w:line="240" w:lineRule="auto"/>
     </w:pPr>
     <w:rPr>
+      <w:rFonts w:eastAsia="黑体"/>
       <w:color w:themeColor="text1" w:val="000000"/>
     </w:rPr>
     <w:tblPr>
@@ -12931,6 +13446,7 @@
     </w:tcPr>
     <w:tblStylePr w:type="firstRow">
       <w:rPr>
+        <w:rFonts w:eastAsia="黑体"/>
         <w:b/>
         <w:bCs/>
       </w:rPr>
@@ -12949,6 +13465,7 @@
     </w:tblStylePr>
     <w:tblStylePr w:type="lastRow">
       <w:rPr>
+        <w:rFonts w:eastAsia="黑体"/>
         <w:b/>
         <w:bCs/>
         <w:color w:themeColor="background1" w:val="FFFFFF"/>
@@ -12963,6 +13480,7 @@
     </w:tblStylePr>
     <w:tblStylePr w:type="firstCol">
       <w:rPr>
+        <w:rFonts w:eastAsia="黑体"/>
         <w:color w:themeColor="background1" w:val="FFFFFF"/>
       </w:rPr>
       <w:tblPr/>
@@ -12980,6 +13498,7 @@
     </w:tblStylePr>
     <w:tblStylePr w:type="lastCol">
       <w:rPr>
+        <w:rFonts w:eastAsia="黑体"/>
         <w:color w:themeColor="background1" w:val="FFFFFF"/>
       </w:rPr>
       <w:tblPr/>
@@ -13009,11 +13528,13 @@
     </w:tblStylePr>
     <w:tblStylePr w:type="neCell">
       <w:rPr>
+        <w:rFonts w:eastAsia="黑体"/>
         <w:color w:themeColor="text1" w:val="000000"/>
       </w:rPr>
     </w:tblStylePr>
     <w:tblStylePr w:type="nwCell">
       <w:rPr>
+        <w:rFonts w:eastAsia="黑体"/>
         <w:color w:themeColor="text1" w:val="000000"/>
       </w:rPr>
     </w:tblStylePr>
@@ -13027,6 +13548,7 @@
       <w:spacing w:after="0" w:line="240" w:lineRule="auto"/>
     </w:pPr>
     <w:rPr>
+      <w:rFonts w:eastAsia="黑体"/>
       <w:color w:themeColor="text1" w:val="000000"/>
     </w:rPr>
     <w:tblPr>
@@ -13053,6 +13575,7 @@
     </w:tcPr>
     <w:tblStylePr w:type="firstRow">
       <w:rPr>
+        <w:rFonts w:eastAsia="黑体"/>
         <w:b/>
         <w:bCs/>
       </w:rPr>
@@ -13071,6 +13594,7 @@
     </w:tblStylePr>
     <w:tblStylePr w:type="lastRow">
       <w:rPr>
+        <w:rFonts w:eastAsia="黑体"/>
         <w:b/>
         <w:bCs/>
         <w:color w:themeColor="background1" w:val="FFFFFF"/>
@@ -13085,6 +13609,7 @@
     </w:tblStylePr>
     <w:tblStylePr w:type="firstCol">
       <w:rPr>
+        <w:rFonts w:eastAsia="黑体"/>
         <w:color w:themeColor="background1" w:val="FFFFFF"/>
       </w:rPr>
       <w:tblPr/>
@@ -13102,6 +13627,7 @@
     </w:tblStylePr>
     <w:tblStylePr w:type="lastCol">
       <w:rPr>
+        <w:rFonts w:eastAsia="黑体"/>
         <w:color w:themeColor="background1" w:val="FFFFFF"/>
       </w:rPr>
       <w:tblPr/>
@@ -13139,6 +13665,7 @@
       <w:spacing w:after="0" w:line="240" w:lineRule="auto"/>
     </w:pPr>
     <w:rPr>
+      <w:rFonts w:eastAsia="黑体"/>
       <w:color w:themeColor="text1" w:val="000000"/>
     </w:rPr>
     <w:tblPr>
@@ -13165,6 +13692,7 @@
     </w:tcPr>
     <w:tblStylePr w:type="firstRow">
       <w:rPr>
+        <w:rFonts w:eastAsia="黑体"/>
         <w:b/>
         <w:bCs/>
       </w:rPr>
@@ -13183,6 +13711,7 @@
     </w:tblStylePr>
     <w:tblStylePr w:type="lastRow">
       <w:rPr>
+        <w:rFonts w:eastAsia="黑体"/>
         <w:b/>
         <w:bCs/>
         <w:color w:themeColor="background1" w:val="FFFFFF"/>
@@ -13197,6 +13726,7 @@
     </w:tblStylePr>
     <w:tblStylePr w:type="firstCol">
       <w:rPr>
+        <w:rFonts w:eastAsia="黑体"/>
         <w:color w:themeColor="background1" w:val="FFFFFF"/>
       </w:rPr>
       <w:tblPr/>
@@ -13214,6 +13744,7 @@
     </w:tblStylePr>
     <w:tblStylePr w:type="lastCol">
       <w:rPr>
+        <w:rFonts w:eastAsia="黑体"/>
         <w:color w:themeColor="background1" w:val="FFFFFF"/>
       </w:rPr>
       <w:tblPr/>
@@ -13243,11 +13774,13 @@
     </w:tblStylePr>
     <w:tblStylePr w:type="neCell">
       <w:rPr>
+        <w:rFonts w:eastAsia="黑体"/>
         <w:color w:themeColor="text1" w:val="000000"/>
       </w:rPr>
     </w:tblStylePr>
     <w:tblStylePr w:type="nwCell">
       <w:rPr>
+        <w:rFonts w:eastAsia="黑体"/>
         <w:color w:themeColor="text1" w:val="000000"/>
       </w:rPr>
     </w:tblStylePr>
@@ -13261,6 +13794,7 @@
       <w:spacing w:after="0" w:line="240" w:lineRule="auto"/>
     </w:pPr>
     <w:rPr>
+      <w:rFonts w:eastAsia="黑体"/>
       <w:color w:themeColor="text1" w:val="000000"/>
     </w:rPr>
     <w:tblPr>
@@ -13287,6 +13821,7 @@
     </w:tcPr>
     <w:tblStylePr w:type="firstRow">
       <w:rPr>
+        <w:rFonts w:eastAsia="黑体"/>
         <w:b/>
         <w:bCs/>
       </w:rPr>
@@ -13305,6 +13840,7 @@
     </w:tblStylePr>
     <w:tblStylePr w:type="lastRow">
       <w:rPr>
+        <w:rFonts w:eastAsia="黑体"/>
         <w:b/>
         <w:bCs/>
         <w:color w:themeColor="background1" w:val="FFFFFF"/>
@@ -13319,6 +13855,7 @@
     </w:tblStylePr>
     <w:tblStylePr w:type="firstCol">
       <w:rPr>
+        <w:rFonts w:eastAsia="黑体"/>
         <w:color w:themeColor="background1" w:val="FFFFFF"/>
       </w:rPr>
       <w:tblPr/>
@@ -13336,6 +13873,7 @@
     </w:tblStylePr>
     <w:tblStylePr w:type="lastCol">
       <w:rPr>
+        <w:rFonts w:eastAsia="黑体"/>
         <w:color w:themeColor="background1" w:val="FFFFFF"/>
       </w:rPr>
       <w:tblPr/>
@@ -13365,11 +13903,13 @@
     </w:tblStylePr>
     <w:tblStylePr w:type="neCell">
       <w:rPr>
+        <w:rFonts w:eastAsia="黑体"/>
         <w:color w:themeColor="text1" w:val="000000"/>
       </w:rPr>
     </w:tblStylePr>
     <w:tblStylePr w:type="nwCell">
       <w:rPr>
+        <w:rFonts w:eastAsia="黑体"/>
         <w:color w:themeColor="text1" w:val="000000"/>
       </w:rPr>
     </w:tblStylePr>
@@ -13383,6 +13923,7 @@
       <w:spacing w:after="0" w:line="240" w:lineRule="auto"/>
     </w:pPr>
     <w:rPr>
+      <w:rFonts w:eastAsia="黑体"/>
       <w:color w:themeColor="text1" w:val="000000"/>
     </w:rPr>
     <w:tblPr>
@@ -13409,6 +13950,7 @@
     </w:tcPr>
     <w:tblStylePr w:type="firstRow">
       <w:rPr>
+        <w:rFonts w:eastAsia="黑体"/>
         <w:b/>
         <w:bCs/>
       </w:rPr>
@@ -13427,6 +13969,7 @@
     </w:tblStylePr>
     <w:tblStylePr w:type="lastRow">
       <w:rPr>
+        <w:rFonts w:eastAsia="黑体"/>
         <w:b/>
         <w:bCs/>
         <w:color w:themeColor="background1" w:val="FFFFFF"/>
@@ -13441,6 +13984,7 @@
     </w:tblStylePr>
     <w:tblStylePr w:type="firstCol">
       <w:rPr>
+        <w:rFonts w:eastAsia="黑体"/>
         <w:color w:themeColor="background1" w:val="FFFFFF"/>
       </w:rPr>
       <w:tblPr/>
@@ -13458,6 +14002,7 @@
     </w:tblStylePr>
     <w:tblStylePr w:type="lastCol">
       <w:rPr>
+        <w:rFonts w:eastAsia="黑体"/>
         <w:color w:themeColor="background1" w:val="FFFFFF"/>
       </w:rPr>
       <w:tblPr/>
@@ -13487,11 +14032,13 @@
     </w:tblStylePr>
     <w:tblStylePr w:type="neCell">
       <w:rPr>
+        <w:rFonts w:eastAsia="黑体"/>
         <w:color w:themeColor="text1" w:val="000000"/>
       </w:rPr>
     </w:tblStylePr>
     <w:tblStylePr w:type="nwCell">
       <w:rPr>
+        <w:rFonts w:eastAsia="黑体"/>
         <w:color w:themeColor="text1" w:val="000000"/>
       </w:rPr>
     </w:tblStylePr>
@@ -13505,6 +14052,7 @@
       <w:spacing w:after="0" w:line="240" w:lineRule="auto"/>
     </w:pPr>
     <w:rPr>
+      <w:rFonts w:eastAsia="黑体"/>
       <w:color w:themeColor="text1" w:val="000000"/>
     </w:rPr>
     <w:tblPr>
@@ -13523,6 +14071,7 @@
     </w:tcPr>
     <w:tblStylePr w:type="firstRow">
       <w:rPr>
+        <w:rFonts w:eastAsia="黑体"/>
         <w:b/>
         <w:bCs/>
         <w:color w:themeColor="background1" w:val="FFFFFF"/>
@@ -13537,6 +14086,7 @@
     </w:tblStylePr>
     <w:tblStylePr w:type="lastRow">
       <w:rPr>
+        <w:rFonts w:eastAsia="黑体"/>
         <w:b/>
         <w:bCs/>
         <w:color w:themeColor="accent2" w:themeShade="CC" w:val="9E3A38"/>
@@ -13551,12 +14101,14 @@
     </w:tblStylePr>
     <w:tblStylePr w:type="firstCol">
       <w:rPr>
+        <w:rFonts w:eastAsia="黑体"/>
         <w:b/>
         <w:bCs/>
       </w:rPr>
     </w:tblStylePr>
     <w:tblStylePr w:type="lastCol">
       <w:rPr>
+        <w:rFonts w:eastAsia="黑体"/>
         <w:b/>
         <w:bCs/>
       </w:rPr>
@@ -13591,6 +14143,7 @@
       <w:spacing w:after="0" w:line="240" w:lineRule="auto"/>
     </w:pPr>
     <w:rPr>
+      <w:rFonts w:eastAsia="黑体"/>
       <w:color w:themeColor="text1" w:val="000000"/>
     </w:rPr>
     <w:tblPr>
@@ -13609,6 +14162,7 @@
     </w:tcPr>
     <w:tblStylePr w:type="firstRow">
       <w:rPr>
+        <w:rFonts w:eastAsia="黑体"/>
         <w:b/>
         <w:bCs/>
         <w:color w:themeColor="background1" w:val="FFFFFF"/>
@@ -13623,6 +14177,7 @@
     </w:tblStylePr>
     <w:tblStylePr w:type="lastRow">
       <w:rPr>
+        <w:rFonts w:eastAsia="黑体"/>
         <w:b/>
         <w:bCs/>
         <w:color w:themeColor="accent2" w:themeShade="CC" w:val="9E3A38"/>
@@ -13637,12 +14192,14 @@
     </w:tblStylePr>
     <w:tblStylePr w:type="firstCol">
       <w:rPr>
+        <w:rFonts w:eastAsia="黑体"/>
         <w:b/>
         <w:bCs/>
       </w:rPr>
     </w:tblStylePr>
     <w:tblStylePr w:type="lastCol">
       <w:rPr>
+        <w:rFonts w:eastAsia="黑体"/>
         <w:b/>
         <w:bCs/>
       </w:rPr>
@@ -13677,6 +14234,7 @@
       <w:spacing w:after="0" w:line="240" w:lineRule="auto"/>
     </w:pPr>
     <w:rPr>
+      <w:rFonts w:eastAsia="黑体"/>
       <w:color w:themeColor="text1" w:val="000000"/>
     </w:rPr>
     <w:tblPr>
@@ -13695,6 +14253,7 @@
     </w:tcPr>
     <w:tblStylePr w:type="firstRow">
       <w:rPr>
+        <w:rFonts w:eastAsia="黑体"/>
         <w:b/>
         <w:bCs/>
         <w:color w:themeColor="background1" w:val="FFFFFF"/>
@@ -13709,6 +14268,7 @@
     </w:tblStylePr>
     <w:tblStylePr w:type="lastRow">
       <w:rPr>
+        <w:rFonts w:eastAsia="黑体"/>
         <w:b/>
         <w:bCs/>
         <w:color w:themeColor="accent2" w:themeShade="CC" w:val="9E3A38"/>
@@ -13723,12 +14283,14 @@
     </w:tblStylePr>
     <w:tblStylePr w:type="firstCol">
       <w:rPr>
+        <w:rFonts w:eastAsia="黑体"/>
         <w:b/>
         <w:bCs/>
       </w:rPr>
     </w:tblStylePr>
     <w:tblStylePr w:type="lastCol">
       <w:rPr>
+        <w:rFonts w:eastAsia="黑体"/>
         <w:b/>
         <w:bCs/>
       </w:rPr>
@@ -13763,6 +14325,7 @@
       <w:spacing w:after="0" w:line="240" w:lineRule="auto"/>
     </w:pPr>
     <w:rPr>
+      <w:rFonts w:eastAsia="黑体"/>
       <w:color w:themeColor="text1" w:val="000000"/>
     </w:rPr>
     <w:tblPr>
@@ -13781,6 +14344,7 @@
     </w:tcPr>
     <w:tblStylePr w:type="firstRow">
       <w:rPr>
+        <w:rFonts w:eastAsia="黑体"/>
         <w:b/>
         <w:bCs/>
         <w:color w:themeColor="background1" w:val="FFFFFF"/>
@@ -13795,6 +14359,7 @@
     </w:tblStylePr>
     <w:tblStylePr w:type="lastRow">
       <w:rPr>
+        <w:rFonts w:eastAsia="黑体"/>
         <w:b/>
         <w:bCs/>
         <w:color w:themeColor="accent4" w:themeShade="CC" w:val="664E82"/>
@@ -13809,12 +14374,14 @@
     </w:tblStylePr>
     <w:tblStylePr w:type="firstCol">
       <w:rPr>
+        <w:rFonts w:eastAsia="黑体"/>
         <w:b/>
         <w:bCs/>
       </w:rPr>
     </w:tblStylePr>
     <w:tblStylePr w:type="lastCol">
       <w:rPr>
+        <w:rFonts w:eastAsia="黑体"/>
         <w:b/>
         <w:bCs/>
       </w:rPr>
@@ -13849,6 +14416,7 @@
       <w:spacing w:after="0" w:line="240" w:lineRule="auto"/>
     </w:pPr>
     <w:rPr>
+      <w:rFonts w:eastAsia="黑体"/>
       <w:color w:themeColor="text1" w:val="000000"/>
     </w:rPr>
     <w:tblPr>
@@ -13867,6 +14435,7 @@
     </w:tcPr>
     <w:tblStylePr w:type="firstRow">
       <w:rPr>
+        <w:rFonts w:eastAsia="黑体"/>
         <w:b/>
         <w:bCs/>
         <w:color w:themeColor="background1" w:val="FFFFFF"/>
@@ -13881,6 +14450,7 @@
     </w:tblStylePr>
     <w:tblStylePr w:type="lastRow">
       <w:rPr>
+        <w:rFonts w:eastAsia="黑体"/>
         <w:b/>
         <w:bCs/>
         <w:color w:themeColor="accent3" w:themeShade="CC" w:val="7E9C40"/>
@@ -13895,12 +14465,14 @@
     </w:tblStylePr>
     <w:tblStylePr w:type="firstCol">
       <w:rPr>
+        <w:rFonts w:eastAsia="黑体"/>
         <w:b/>
         <w:bCs/>
       </w:rPr>
     </w:tblStylePr>
     <w:tblStylePr w:type="lastCol">
       <w:rPr>
+        <w:rFonts w:eastAsia="黑体"/>
         <w:b/>
         <w:bCs/>
       </w:rPr>
@@ -13935,6 +14507,7 @@
       <w:spacing w:after="0" w:line="240" w:lineRule="auto"/>
     </w:pPr>
     <w:rPr>
+      <w:rFonts w:eastAsia="黑体"/>
       <w:color w:themeColor="text1" w:val="000000"/>
     </w:rPr>
     <w:tblPr>
@@ -13953,6 +14526,7 @@
     </w:tcPr>
     <w:tblStylePr w:type="firstRow">
       <w:rPr>
+        <w:rFonts w:eastAsia="黑体"/>
         <w:b/>
         <w:bCs/>
         <w:color w:themeColor="background1" w:val="FFFFFF"/>
@@ -13967,6 +14541,7 @@
     </w:tblStylePr>
     <w:tblStylePr w:type="lastRow">
       <w:rPr>
+        <w:rFonts w:eastAsia="黑体"/>
         <w:b/>
         <w:bCs/>
         <w:color w:themeColor="accent6" w:themeShade="CC" w:val="F2730A"/>
@@ -13981,12 +14556,14 @@
     </w:tblStylePr>
     <w:tblStylePr w:type="firstCol">
       <w:rPr>
+        <w:rFonts w:eastAsia="黑体"/>
         <w:b/>
         <w:bCs/>
       </w:rPr>
     </w:tblStylePr>
     <w:tblStylePr w:type="lastCol">
       <w:rPr>
+        <w:rFonts w:eastAsia="黑体"/>
         <w:b/>
         <w:bCs/>
       </w:rPr>
@@ -14021,6 +14598,7 @@
       <w:spacing w:after="0" w:line="240" w:lineRule="auto"/>
     </w:pPr>
     <w:rPr>
+      <w:rFonts w:eastAsia="黑体"/>
       <w:color w:themeColor="text1" w:val="000000"/>
     </w:rPr>
     <w:tblPr>
@@ -14039,6 +14617,7 @@
     </w:tcPr>
     <w:tblStylePr w:type="firstRow">
       <w:rPr>
+        <w:rFonts w:eastAsia="黑体"/>
         <w:b/>
         <w:bCs/>
         <w:color w:themeColor="background1" w:val="FFFFFF"/>
@@ -14053,6 +14632,7 @@
     </w:tblStylePr>
     <w:tblStylePr w:type="lastRow">
       <w:rPr>
+        <w:rFonts w:eastAsia="黑体"/>
         <w:b/>
         <w:bCs/>
         <w:color w:themeColor="accent5" w:themeShade="CC" w:val="348DA5"/>
@@ -14067,12 +14647,14 @@
     </w:tblStylePr>
     <w:tblStylePr w:type="firstCol">
       <w:rPr>
+        <w:rFonts w:eastAsia="黑体"/>
         <w:b/>
         <w:bCs/>
       </w:rPr>
     </w:tblStylePr>
     <w:tblStylePr w:type="lastCol">
       <w:rPr>
+        <w:rFonts w:eastAsia="黑体"/>
         <w:b/>
         <w:bCs/>
       </w:rPr>
@@ -14107,6 +14689,7 @@
       <w:spacing w:after="0" w:line="240" w:lineRule="auto"/>
     </w:pPr>
     <w:rPr>
+      <w:rFonts w:eastAsia="黑体"/>
       <w:color w:themeColor="text1" w:val="000000"/>
     </w:rPr>
     <w:tblPr>
@@ -14128,6 +14711,7 @@
     </w:tcPr>
     <w:tblStylePr w:type="firstRow">
       <w:rPr>
+        <w:rFonts w:eastAsia="黑体"/>
         <w:b/>
         <w:bCs/>
       </w:rPr>
@@ -14138,6 +14722,7 @@
     </w:tblStylePr>
     <w:tblStylePr w:type="lastRow">
       <w:rPr>
+        <w:rFonts w:eastAsia="黑体"/>
         <w:b/>
         <w:bCs/>
         <w:color w:themeColor="text1" w:val="000000"/>
@@ -14149,6 +14734,7 @@
     </w:tblStylePr>
     <w:tblStylePr w:type="firstCol">
       <w:rPr>
+        <w:rFonts w:eastAsia="黑体"/>
         <w:color w:themeColor="background1" w:val="FFFFFF"/>
       </w:rPr>
       <w:tblPr/>
@@ -14158,6 +14744,7 @@
     </w:tblStylePr>
     <w:tblStylePr w:type="lastCol">
       <w:rPr>
+        <w:rFonts w:eastAsia="黑体"/>
         <w:color w:themeColor="background1" w:val="FFFFFF"/>
       </w:rPr>
       <w:tblPr/>
@@ -14187,6 +14774,7 @@
       <w:spacing w:after="0" w:line="240" w:lineRule="auto"/>
     </w:pPr>
     <w:rPr>
+      <w:rFonts w:eastAsia="黑体"/>
       <w:color w:themeColor="text1" w:val="000000"/>
     </w:rPr>
     <w:tblPr>
@@ -14208,6 +14796,7 @@
     </w:tcPr>
     <w:tblStylePr w:type="firstRow">
       <w:rPr>
+        <w:rFonts w:eastAsia="黑体"/>
         <w:b/>
         <w:bCs/>
       </w:rPr>
@@ -14218,6 +14807,7 @@
     </w:tblStylePr>
     <w:tblStylePr w:type="lastRow">
       <w:rPr>
+        <w:rFonts w:eastAsia="黑体"/>
         <w:b/>
         <w:bCs/>
         <w:color w:themeColor="text1" w:val="000000"/>
@@ -14229,6 +14819,7 @@
     </w:tblStylePr>
     <w:tblStylePr w:type="firstCol">
       <w:rPr>
+        <w:rFonts w:eastAsia="黑体"/>
         <w:color w:themeColor="background1" w:val="FFFFFF"/>
       </w:rPr>
       <w:tblPr/>
@@ -14238,6 +14829,7 @@
     </w:tblStylePr>
     <w:tblStylePr w:type="lastCol">
       <w:rPr>
+        <w:rFonts w:eastAsia="黑体"/>
         <w:color w:themeColor="background1" w:val="FFFFFF"/>
       </w:rPr>
       <w:tblPr/>
@@ -14267,6 +14859,7 @@
       <w:spacing w:after="0" w:line="240" w:lineRule="auto"/>
     </w:pPr>
     <w:rPr>
+      <w:rFonts w:eastAsia="黑体"/>
       <w:color w:themeColor="text1" w:val="000000"/>
     </w:rPr>
     <w:tblPr>
@@ -14288,6 +14881,7 @@
     </w:tcPr>
     <w:tblStylePr w:type="firstRow">
       <w:rPr>
+        <w:rFonts w:eastAsia="黑体"/>
         <w:b/>
         <w:bCs/>
       </w:rPr>
@@ -14298,6 +14892,7 @@
     </w:tblStylePr>
     <w:tblStylePr w:type="lastRow">
       <w:rPr>
+        <w:rFonts w:eastAsia="黑体"/>
         <w:b/>
         <w:bCs/>
         <w:color w:themeColor="text1" w:val="000000"/>
@@ -14309,6 +14904,7 @@
     </w:tblStylePr>
     <w:tblStylePr w:type="firstCol">
       <w:rPr>
+        <w:rFonts w:eastAsia="黑体"/>
         <w:color w:themeColor="background1" w:val="FFFFFF"/>
       </w:rPr>
       <w:tblPr/>
@@ -14318,6 +14914,7 @@
     </w:tblStylePr>
     <w:tblStylePr w:type="lastCol">
       <w:rPr>
+        <w:rFonts w:eastAsia="黑体"/>
         <w:color w:themeColor="background1" w:val="FFFFFF"/>
       </w:rPr>
       <w:tblPr/>
@@ -14347,6 +14944,7 @@
       <w:spacing w:after="0" w:line="240" w:lineRule="auto"/>
     </w:pPr>
     <w:rPr>
+      <w:rFonts w:eastAsia="黑体"/>
       <w:color w:themeColor="text1" w:val="000000"/>
     </w:rPr>
     <w:tblPr>
@@ -14368,6 +14966,7 @@
     </w:tcPr>
     <w:tblStylePr w:type="firstRow">
       <w:rPr>
+        <w:rFonts w:eastAsia="黑体"/>
         <w:b/>
         <w:bCs/>
       </w:rPr>
@@ -14378,6 +14977,7 @@
     </w:tblStylePr>
     <w:tblStylePr w:type="lastRow">
       <w:rPr>
+        <w:rFonts w:eastAsia="黑体"/>
         <w:b/>
         <w:bCs/>
         <w:color w:themeColor="text1" w:val="000000"/>
@@ -14389,6 +14989,7 @@
     </w:tblStylePr>
     <w:tblStylePr w:type="firstCol">
       <w:rPr>
+        <w:rFonts w:eastAsia="黑体"/>
         <w:color w:themeColor="background1" w:val="FFFFFF"/>
       </w:rPr>
       <w:tblPr/>
@@ -14398,6 +14999,7 @@
     </w:tblStylePr>
     <w:tblStylePr w:type="lastCol">
       <w:rPr>
+        <w:rFonts w:eastAsia="黑体"/>
         <w:color w:themeColor="background1" w:val="FFFFFF"/>
       </w:rPr>
       <w:tblPr/>
@@ -14427,6 +15029,7 @@
       <w:spacing w:after="0" w:line="240" w:lineRule="auto"/>
     </w:pPr>
     <w:rPr>
+      <w:rFonts w:eastAsia="黑体"/>
       <w:color w:themeColor="text1" w:val="000000"/>
     </w:rPr>
     <w:tblPr>
@@ -14448,6 +15051,7 @@
     </w:tcPr>
     <w:tblStylePr w:type="firstRow">
       <w:rPr>
+        <w:rFonts w:eastAsia="黑体"/>
         <w:b/>
         <w:bCs/>
       </w:rPr>
@@ -14458,6 +15062,7 @@
     </w:tblStylePr>
     <w:tblStylePr w:type="lastRow">
       <w:rPr>
+        <w:rFonts w:eastAsia="黑体"/>
         <w:b/>
         <w:bCs/>
         <w:color w:themeColor="text1" w:val="000000"/>
@@ -14469,6 +15074,7 @@
     </w:tblStylePr>
     <w:tblStylePr w:type="firstCol">
       <w:rPr>
+        <w:rFonts w:eastAsia="黑体"/>
         <w:color w:themeColor="background1" w:val="FFFFFF"/>
       </w:rPr>
       <w:tblPr/>
@@ -14478,6 +15084,7 @@
     </w:tblStylePr>
     <w:tblStylePr w:type="lastCol">
       <w:rPr>
+        <w:rFonts w:eastAsia="黑体"/>
         <w:color w:themeColor="background1" w:val="FFFFFF"/>
       </w:rPr>
       <w:tblPr/>
@@ -14507,6 +15114,7 @@
       <w:spacing w:after="0" w:line="240" w:lineRule="auto"/>
     </w:pPr>
     <w:rPr>
+      <w:rFonts w:eastAsia="黑体"/>
       <w:color w:themeColor="text1" w:val="000000"/>
     </w:rPr>
     <w:tblPr>
@@ -14528,6 +15136,7 @@
     </w:tcPr>
     <w:tblStylePr w:type="firstRow">
       <w:rPr>
+        <w:rFonts w:eastAsia="黑体"/>
         <w:b/>
         <w:bCs/>
       </w:rPr>
@@ -14538,6 +15147,7 @@
     </w:tblStylePr>
     <w:tblStylePr w:type="lastRow">
       <w:rPr>
+        <w:rFonts w:eastAsia="黑体"/>
         <w:b/>
         <w:bCs/>
         <w:color w:themeColor="text1" w:val="000000"/>
@@ -14549,6 +15159,7 @@
     </w:tblStylePr>
     <w:tblStylePr w:type="firstCol">
       <w:rPr>
+        <w:rFonts w:eastAsia="黑体"/>
         <w:color w:themeColor="background1" w:val="FFFFFF"/>
       </w:rPr>
       <w:tblPr/>
@@ -14558,6 +15169,7 @@
     </w:tblStylePr>
     <w:tblStylePr w:type="lastCol">
       <w:rPr>
+        <w:rFonts w:eastAsia="黑体"/>
         <w:color w:themeColor="background1" w:val="FFFFFF"/>
       </w:rPr>
       <w:tblPr/>
@@ -14587,6 +15199,7 @@
       <w:spacing w:after="0" w:line="240" w:lineRule="auto"/>
     </w:pPr>
     <w:rPr>
+      <w:rFonts w:eastAsia="黑体"/>
       <w:color w:themeColor="text1" w:val="000000"/>
     </w:rPr>
     <w:tblPr>
@@ -14608,6 +15221,7 @@
     </w:tcPr>
     <w:tblStylePr w:type="firstRow">
       <w:rPr>
+        <w:rFonts w:eastAsia="黑体"/>
         <w:b/>
         <w:bCs/>
       </w:rPr>
@@ -14618,6 +15232,7 @@
     </w:tblStylePr>
     <w:tblStylePr w:type="lastRow">
       <w:rPr>
+        <w:rFonts w:eastAsia="黑体"/>
         <w:b/>
         <w:bCs/>
         <w:color w:themeColor="text1" w:val="000000"/>
@@ -14629,6 +15244,7 @@
     </w:tblStylePr>
     <w:tblStylePr w:type="firstCol">
       <w:rPr>
+        <w:rFonts w:eastAsia="黑体"/>
         <w:color w:themeColor="background1" w:val="FFFFFF"/>
       </w:rPr>
       <w:tblPr/>
@@ -14638,6 +15254,7 @@
     </w:tblStylePr>
     <w:tblStylePr w:type="lastCol">
       <w:rPr>
+        <w:rFonts w:eastAsia="黑体"/>
         <w:color w:themeColor="background1" w:val="FFFFFF"/>
       </w:rPr>
       <w:tblPr/>
@@ -14670,6 +15287,7 @@
     <w:name w:val="KeywordTok"/>
     <w:basedOn w:val="VerbatimChar"/>
     <w:rPr>
+      <w:rFonts w:eastAsia="黑体"/>
       <w:b/>
       <w:color w:val="007020"/>
     </w:rPr>
@@ -14678,6 +15296,7 @@
     <w:name w:val="DataTypeTok"/>
     <w:basedOn w:val="VerbatimChar"/>
     <w:rPr>
+      <w:rFonts w:eastAsia="黑体"/>
       <w:color w:val="902000"/>
     </w:rPr>
   </w:style>
@@ -14685,6 +15304,7 @@
     <w:name w:val="DecValTok"/>
     <w:basedOn w:val="VerbatimChar"/>
     <w:rPr>
+      <w:rFonts w:eastAsia="黑体"/>
       <w:color w:val="40a070"/>
     </w:rPr>
   </w:style>
@@ -14692,6 +15312,7 @@
     <w:name w:val="BaseNTok"/>
     <w:basedOn w:val="VerbatimChar"/>
     <w:rPr>
+      <w:rFonts w:eastAsia="黑体"/>
       <w:color w:val="40a070"/>
     </w:rPr>
   </w:style>
@@ -14699,6 +15320,7 @@
     <w:name w:val="FloatTok"/>
     <w:basedOn w:val="VerbatimChar"/>
     <w:rPr>
+      <w:rFonts w:eastAsia="黑体"/>
       <w:color w:val="40a070"/>
     </w:rPr>
   </w:style>
@@ -14706,6 +15328,7 @@
     <w:name w:val="ConstantTok"/>
     <w:basedOn w:val="VerbatimChar"/>
     <w:rPr>
+      <w:rFonts w:eastAsia="黑体"/>
       <w:color w:val="880000"/>
     </w:rPr>
   </w:style>
@@ -14713,6 +15336,7 @@
     <w:name w:val="CharTok"/>
     <w:basedOn w:val="VerbatimChar"/>
     <w:rPr>
+      <w:rFonts w:eastAsia="黑体"/>
       <w:color w:val="4070a0"/>
     </w:rPr>
   </w:style>
@@ -14720,6 +15344,7 @@
     <w:name w:val="SpecialCharTok"/>
     <w:basedOn w:val="VerbatimChar"/>
     <w:rPr>
+      <w:rFonts w:eastAsia="黑体"/>
       <w:color w:val="4070a0"/>
     </w:rPr>
   </w:style>
@@ -14727,6 +15352,7 @@
     <w:name w:val="StringTok"/>
     <w:basedOn w:val="VerbatimChar"/>
     <w:rPr>
+      <w:rFonts w:eastAsia="黑体"/>
       <w:color w:val="4070a0"/>
     </w:rPr>
   </w:style>
@@ -14734,6 +15360,7 @@
     <w:name w:val="VerbatimStringTok"/>
     <w:basedOn w:val="VerbatimChar"/>
     <w:rPr>
+      <w:rFonts w:eastAsia="黑体"/>
       <w:color w:val="4070a0"/>
     </w:rPr>
   </w:style>
@@ -14741,6 +15368,7 @@
     <w:name w:val="SpecialStringTok"/>
     <w:basedOn w:val="VerbatimChar"/>
     <w:rPr>
+      <w:rFonts w:eastAsia="黑体"/>
       <w:color w:val="bb6688"/>
     </w:rPr>
   </w:style>
@@ -14748,6 +15376,7 @@
     <w:name w:val="ImportTok"/>
     <w:basedOn w:val="VerbatimChar"/>
     <w:rPr>
+      <w:rFonts w:eastAsia="黑体"/>
       <w:b/>
       <w:color w:val="008000"/>
     </w:rPr>
@@ -14756,6 +15385,7 @@
     <w:name w:val="CommentTok"/>
     <w:basedOn w:val="VerbatimChar"/>
     <w:rPr>
+      <w:rFonts w:eastAsia="黑体"/>
       <w:i/>
       <w:color w:val="60a0b0"/>
     </w:rPr>
@@ -14764,6 +15394,7 @@
     <w:name w:val="DocumentationTok"/>
     <w:basedOn w:val="VerbatimChar"/>
     <w:rPr>
+      <w:rFonts w:eastAsia="黑体"/>
       <w:i/>
       <w:color w:val="ba2121"/>
     </w:rPr>
@@ -14772,6 +15403,7 @@
     <w:name w:val="AnnotationTok"/>
     <w:basedOn w:val="VerbatimChar"/>
     <w:rPr>
+      <w:rFonts w:eastAsia="黑体"/>
       <w:b/>
       <w:i/>
       <w:color w:val="60a0b0"/>
@@ -14781,6 +15413,7 @@
     <w:name w:val="CommentVarTok"/>
     <w:basedOn w:val="VerbatimChar"/>
     <w:rPr>
+      <w:rFonts w:eastAsia="黑体"/>
       <w:b/>
       <w:i/>
       <w:color w:val="60a0b0"/>
@@ -14790,6 +15423,7 @@
     <w:name w:val="OtherTok"/>
     <w:basedOn w:val="VerbatimChar"/>
     <w:rPr>
+      <w:rFonts w:eastAsia="黑体"/>
       <w:color w:val="007020"/>
     </w:rPr>
   </w:style>
@@ -14797,6 +15431,7 @@
     <w:name w:val="FunctionTok"/>
     <w:basedOn w:val="VerbatimChar"/>
     <w:rPr>
+      <w:rFonts w:eastAsia="黑体"/>
       <w:color w:val="06287e"/>
     </w:rPr>
   </w:style>
@@ -14804,6 +15439,7 @@
     <w:name w:val="VariableTok"/>
     <w:basedOn w:val="VerbatimChar"/>
     <w:rPr>
+      <w:rFonts w:eastAsia="黑体"/>
       <w:color w:val="19177c"/>
     </w:rPr>
   </w:style>
@@ -14811,6 +15447,7 @@
     <w:name w:val="ControlFlowTok"/>
     <w:basedOn w:val="VerbatimChar"/>
     <w:rPr>
+      <w:rFonts w:eastAsia="黑体"/>
       <w:b/>
       <w:color w:val="007020"/>
     </w:rPr>
@@ -14819,6 +15456,7 @@
     <w:name w:val="OperatorTok"/>
     <w:basedOn w:val="VerbatimChar"/>
     <w:rPr>
+      <w:rFonts w:eastAsia="黑体"/>
       <w:color w:val="666666"/>
     </w:rPr>
   </w:style>
@@ -14826,18 +15464,22 @@
     <w:name w:val="BuiltInTok"/>
     <w:basedOn w:val="VerbatimChar"/>
     <w:rPr>
+      <w:rFonts w:eastAsia="黑体"/>
       <w:color w:val="008000"/>
     </w:rPr>
   </w:style>
   <w:style w:type="character" w:customStyle="1" w:styleId="ExtensionTok">
     <w:name w:val="ExtensionTok"/>
     <w:basedOn w:val="VerbatimChar"/>
-    <w:rPr/>
+    <w:rPr>
+      <w:rFonts w:eastAsia="黑体"/>
+    </w:rPr>
   </w:style>
   <w:style w:type="character" w:customStyle="1" w:styleId="PreprocessorTok">
     <w:name w:val="PreprocessorTok"/>
     <w:basedOn w:val="VerbatimChar"/>
     <w:rPr>
+      <w:rFonts w:eastAsia="黑体"/>
       <w:color w:val="bc7a00"/>
     </w:rPr>
   </w:style>
@@ -14845,18 +15487,22 @@
     <w:name w:val="AttributeTok"/>
     <w:basedOn w:val="VerbatimChar"/>
     <w:rPr>
+      <w:rFonts w:eastAsia="黑体"/>
       <w:color w:val="7d9029"/>
     </w:rPr>
   </w:style>
   <w:style w:type="character" w:customStyle="1" w:styleId="RegionMarkerTok">
     <w:name w:val="RegionMarkerTok"/>
     <w:basedOn w:val="VerbatimChar"/>
-    <w:rPr/>
+    <w:rPr>
+      <w:rFonts w:eastAsia="黑体"/>
+    </w:rPr>
   </w:style>
   <w:style w:type="character" w:customStyle="1" w:styleId="InformationTok">
     <w:name w:val="InformationTok"/>
     <w:basedOn w:val="VerbatimChar"/>
     <w:rPr>
+      <w:rFonts w:eastAsia="黑体"/>
       <w:b/>
       <w:i/>
       <w:color w:val="60a0b0"/>
@@ -14866,6 +15512,7 @@
     <w:name w:val="WarningTok"/>
     <w:basedOn w:val="VerbatimChar"/>
     <w:rPr>
+      <w:rFonts w:eastAsia="黑体"/>
       <w:b/>
       <w:i/>
       <w:color w:val="60a0b0"/>
@@ -14875,6 +15522,7 @@
     <w:name w:val="AlertTok"/>
     <w:basedOn w:val="VerbatimChar"/>
     <w:rPr>
+      <w:rFonts w:eastAsia="黑体"/>
       <w:b/>
       <w:color w:val="ff0000"/>
     </w:rPr>
@@ -14883,6 +15531,7 @@
     <w:name w:val="ErrorTok"/>
     <w:basedOn w:val="VerbatimChar"/>
     <w:rPr>
+      <w:rFonts w:eastAsia="黑体"/>
       <w:b/>
       <w:color w:val="ff0000"/>
     </w:rPr>
@@ -14890,7 +15539,9 @@
   <w:style w:type="character" w:customStyle="1" w:styleId="NormalTok">
     <w:name w:val="NormalTok"/>
     <w:basedOn w:val="VerbatimChar"/>
-    <w:rPr/>
+    <w:rPr>
+      <w:rFonts w:eastAsia="黑体"/>
+    </w:rPr>
   </w:style>
 </w:styles>
 </file>
@@ -14939,12 +15590,12 @@
     <a:fontScheme name="Office">
       <a:majorFont>
         <a:latin typeface="Calibri"/>
-        <a:ea typeface=""/>
+        <a:ea typeface="黑体"/>
         <a:cs typeface=""/>
         <a:font script="Jpan" typeface="ＭＳ ゴシック"/>
         <a:font script="Hang" typeface="맑은 고딕"/>
-        <a:font script="Hans" typeface="宋体"/>
-        <a:font script="Hant" typeface="新細明體"/>
+        <a:font script="Hans" typeface="黑体"/>
+        <a:font script="Hant" typeface="黑体"/>
         <a:font script="Arab" typeface="Times New Roman"/>
         <a:font script="Hebr" typeface="Times New Roman"/>
         <a:font script="Thai" typeface="Angsana New"/>
@@ -14974,12 +15625,12 @@
       </a:majorFont>
       <a:minorFont>
         <a:latin typeface="Cambria"/>
-        <a:ea typeface=""/>
+        <a:ea typeface="黑体"/>
         <a:cs typeface=""/>
         <a:font script="Jpan" typeface="ＭＳ 明朝"/>
         <a:font script="Hang" typeface="맑은 고딕"/>
-        <a:font script="Hans" typeface="宋体"/>
-        <a:font script="Hant" typeface="新細明體"/>
+        <a:font script="Hans" typeface="黑体"/>
+        <a:font script="Hant" typeface="黑体"/>
         <a:font script="Arab" typeface="Arial"/>
         <a:font script="Hebr" typeface="Arial"/>
         <a:font script="Thai" typeface="Cordia New"/>

--- a/09-通信电路/04-有线通信接口电路/RS422接口电路/RS422接口电路.docx
+++ b/09-通信电路/04-有线通信接口电路/RS422接口电路/RS422接口电路.docx
@@ -2519,7 +2519,7 @@
           <w:color w:val="555555"/>
           <w:sz w:val="21"/>
         </w:rPr>
-        <w:t>材料收集者：杜文杰，WX手机：19519196569，QQ:3478827729</w:t>
+        <w:t>材料收集者：杜文杰，微信/手机：19519196569，QQ:3478827729</w:t>
       </w:r>
     </w:p>
     <w:sectPr>
